--- a/BAB II.docx
+++ b/BAB II.docx
@@ -819,13 +819,13 @@
         <w:rPr>
           <w:rFonts w:ascii="Times New Roman" w:hAnsi="Times New Roman" w:cs="Times New Roman"/>
         </w:rPr>
-        <w:t xml:space="preserve"> yang digunakan, membuat alur register dan login, menjalankan server, penolakan input yang salah, </w:t>
-      </w:r>
-      <w:r>
-        <w:rPr>
-          <w:rFonts w:ascii="Times New Roman" w:hAnsi="Times New Roman" w:cs="Times New Roman"/>
-        </w:rPr>
-        <w:t xml:space="preserve">dan </w:t>
+        <w:t xml:space="preserve"> yang digunakan, membuat alur register dan login, menjalankan server, penolakan input yang salah,</w:t>
+      </w:r>
+      <w:r>
+        <w:rPr>
+          <w:rFonts w:ascii="Times New Roman" w:hAnsi="Times New Roman" w:cs="Times New Roman"/>
+        </w:rPr>
+        <w:t xml:space="preserve"> </w:t>
       </w:r>
       <w:r>
         <w:rPr>
@@ -846,6 +846,12 @@
           <w:rFonts w:ascii="Times New Roman" w:hAnsi="Times New Roman" w:cs="Times New Roman"/>
         </w:rPr>
         <w:t xml:space="preserve"> API</w:t>
+      </w:r>
+      <w:r>
+        <w:rPr>
+          <w:rFonts w:ascii="Times New Roman" w:hAnsi="Times New Roman" w:cs="Times New Roman"/>
+        </w:rPr>
+        <w:t>, menghubungkan server dengan frontend, dan mengatur tampilan menggunakan vue3</w:t>
       </w:r>
       <w:r>
         <w:rPr>
@@ -871,7 +877,39 @@
         <w:rPr>
           <w:rFonts w:ascii="Times New Roman" w:hAnsi="Times New Roman" w:cs="Times New Roman"/>
         </w:rPr>
-        <w:t>Dalam pelaksanaan tugas, dilakukan di ruangan sesuai dengan tugas yang telah ditentukan. Pekerjaan dikerjakan pada jam kerja dan mengacu pada modul yang diberikan oleh pembimbing. Apabila dalam pelaksanaan tugas terdapat kesulitan atau hal yang kurang dipahami, siswa dapat bertanya langsung kepada Pembimbing Industri untuk mendapatkan arahan lebih lanjut.</w:t>
+        <w:t>Dalam pelaksanaan tugas,</w:t>
+      </w:r>
+      <w:r>
+        <w:rPr>
+          <w:rFonts w:ascii="Times New Roman" w:hAnsi="Times New Roman" w:cs="Times New Roman"/>
+        </w:rPr>
+        <w:t xml:space="preserve"> bisa</w:t>
+      </w:r>
+      <w:r>
+        <w:rPr>
+          <w:rFonts w:ascii="Times New Roman" w:hAnsi="Times New Roman" w:cs="Times New Roman"/>
+        </w:rPr>
+        <w:t xml:space="preserve"> dilakukan di ruangan</w:t>
+      </w:r>
+      <w:r>
+        <w:rPr>
+          <w:rFonts w:ascii="Times New Roman" w:hAnsi="Times New Roman" w:cs="Times New Roman"/>
+        </w:rPr>
+        <w:t xml:space="preserve"> yang telah disediakan, maupun </w:t>
+      </w:r>
+      <w:r>
+        <w:rPr>
+          <w:rFonts w:ascii="Times New Roman" w:hAnsi="Times New Roman" w:cs="Times New Roman"/>
+          <w:i/>
+          <w:iCs/>
+        </w:rPr>
+        <w:t>Work From Anywhere</w:t>
+      </w:r>
+      <w:r>
+        <w:rPr>
+          <w:rFonts w:ascii="Times New Roman" w:hAnsi="Times New Roman" w:cs="Times New Roman"/>
+        </w:rPr>
+        <w:t>. Pekerjaan dikerjakan pada jam kerja dan mengacu pada modul yang diberikan oleh pembimbing. Apabila dalam pelaksanaan tugas terdapat kesulitan atau hal yang kurang dipahami, siswa dapat bertanya langsung kepada Pembimbing Industri untuk mendapatkan arahan lebih lanjut.</w:t>
       </w:r>
     </w:p>
     <w:p>

--- a/BAB II.docx
+++ b/BAB II.docx
@@ -5,6 +5,7 @@
     <w:p>
       <w:pPr>
         <w:pStyle w:val="Heading1"/>
+        <w:spacing w:line="240" w:lineRule="auto"/>
       </w:pPr>
       <w:bookmarkStart w:id="0" w:name="_Toc239343225"/>
       <w:r>
@@ -15,6 +16,7 @@
     <w:p>
       <w:pPr>
         <w:pStyle w:val="Heading1"/>
+        <w:spacing w:line="240" w:lineRule="auto"/>
       </w:pPr>
       <w:bookmarkStart w:id="1" w:name="_Toc239343226"/>
       <w:r>
@@ -34,23 +36,31 @@
       </w:r>
       <w:bookmarkEnd w:id="1"/>
     </w:p>
-    <w:p/>
-    <w:p/>
     <w:p>
       <w:pPr>
-        <w:rPr>
-          <w:rFonts w:ascii="Times New Roman" w:hAnsi="Times New Roman" w:cs="Times New Roman"/>
-          <w:b/>
-          <w:bCs/>
-        </w:rPr>
-      </w:pPr>
-      <w:r>
-        <w:rPr>
-          <w:rFonts w:ascii="Times New Roman" w:hAnsi="Times New Roman" w:cs="Times New Roman"/>
-          <w:b/>
-          <w:bCs/>
-        </w:rPr>
-        <w:t>2.1 Sejarah dan Profil DUDIKA</w:t>
+        <w:spacing w:after="0" w:line="360" w:lineRule="auto"/>
+      </w:pPr>
+    </w:p>
+    <w:p>
+      <w:pPr>
+        <w:spacing w:after="0" w:line="360" w:lineRule="auto"/>
+      </w:pPr>
+    </w:p>
+    <w:p>
+      <w:pPr>
+        <w:pStyle w:val="Heading2"/>
+        <w:spacing w:line="360" w:lineRule="auto"/>
+      </w:pPr>
+      <w:r>
+        <w:t xml:space="preserve">2.1 Sejarah dan </w:t>
+      </w:r>
+      <w:proofErr w:type="spellStart"/>
+      <w:r>
+        <w:t>Profil</w:t>
+      </w:r>
+      <w:proofErr w:type="spellEnd"/>
+      <w:r>
+        <w:t xml:space="preserve"> DUDIKA</w:t>
       </w:r>
     </w:p>
     <w:p>
@@ -66,7 +76,665 @@
         <w:rPr>
           <w:rFonts w:ascii="Times New Roman" w:hAnsi="Times New Roman" w:cs="Times New Roman"/>
         </w:rPr>
-        <w:t>Klinik Ratnasari Sehat didirikan pada tahun 2011 oleh dr. Yosa dan dr. Ratna di Ciluncat, Kabupaten Bandung, dengan tujuan memberikan pelayanan kesehatan yang berkualitas dan terjangkau. Seiring waktu klinik berkembang dengan memperluas layanan, meningkatkan SDM dan fasilitas, serta membuka cabang baru di Kabupaten Bandung dengan total 7 cabang. Pada 2022 klinik melakukan transformasi digital melalui peluncuran brand Solumed sebagai inovasi layanan kesehatan di era digital.  perjalanan yang dimulai dari satu klinik pada tahun 2011 telah berkembang  menjadi Ratnasari Sehat Group</w:t>
+        <w:t xml:space="preserve">Klinik </w:t>
+      </w:r>
+      <w:proofErr w:type="spellStart"/>
+      <w:r>
+        <w:rPr>
+          <w:rFonts w:ascii="Times New Roman" w:hAnsi="Times New Roman" w:cs="Times New Roman"/>
+        </w:rPr>
+        <w:t>Ratnasari</w:t>
+      </w:r>
+      <w:proofErr w:type="spellEnd"/>
+      <w:r>
+        <w:rPr>
+          <w:rFonts w:ascii="Times New Roman" w:hAnsi="Times New Roman" w:cs="Times New Roman"/>
+        </w:rPr>
+        <w:t xml:space="preserve"> Sehat </w:t>
+      </w:r>
+      <w:proofErr w:type="spellStart"/>
+      <w:r>
+        <w:rPr>
+          <w:rFonts w:ascii="Times New Roman" w:hAnsi="Times New Roman" w:cs="Times New Roman"/>
+        </w:rPr>
+        <w:t>didirikan</w:t>
+      </w:r>
+      <w:proofErr w:type="spellEnd"/>
+      <w:r>
+        <w:rPr>
+          <w:rFonts w:ascii="Times New Roman" w:hAnsi="Times New Roman" w:cs="Times New Roman"/>
+        </w:rPr>
+        <w:t xml:space="preserve"> pada </w:t>
+      </w:r>
+      <w:proofErr w:type="spellStart"/>
+      <w:r>
+        <w:rPr>
+          <w:rFonts w:ascii="Times New Roman" w:hAnsi="Times New Roman" w:cs="Times New Roman"/>
+        </w:rPr>
+        <w:t>tahun</w:t>
+      </w:r>
+      <w:proofErr w:type="spellEnd"/>
+      <w:r>
+        <w:rPr>
+          <w:rFonts w:ascii="Times New Roman" w:hAnsi="Times New Roman" w:cs="Times New Roman"/>
+        </w:rPr>
+        <w:t xml:space="preserve"> 2011 oleh dr. Yosa dan dr. Ratna di </w:t>
+      </w:r>
+      <w:proofErr w:type="spellStart"/>
+      <w:r>
+        <w:rPr>
+          <w:rFonts w:ascii="Times New Roman" w:hAnsi="Times New Roman" w:cs="Times New Roman"/>
+        </w:rPr>
+        <w:t>Ciluncat</w:t>
+      </w:r>
+      <w:proofErr w:type="spellEnd"/>
+      <w:r>
+        <w:rPr>
+          <w:rFonts w:ascii="Times New Roman" w:hAnsi="Times New Roman" w:cs="Times New Roman"/>
+        </w:rPr>
+        <w:t xml:space="preserve">, </w:t>
+      </w:r>
+      <w:proofErr w:type="spellStart"/>
+      <w:r>
+        <w:rPr>
+          <w:rFonts w:ascii="Times New Roman" w:hAnsi="Times New Roman" w:cs="Times New Roman"/>
+        </w:rPr>
+        <w:t>Kabupaten</w:t>
+      </w:r>
+      <w:proofErr w:type="spellEnd"/>
+      <w:r>
+        <w:rPr>
+          <w:rFonts w:ascii="Times New Roman" w:hAnsi="Times New Roman" w:cs="Times New Roman"/>
+        </w:rPr>
+        <w:t xml:space="preserve"> Bandung, </w:t>
+      </w:r>
+      <w:proofErr w:type="spellStart"/>
+      <w:r>
+        <w:rPr>
+          <w:rFonts w:ascii="Times New Roman" w:hAnsi="Times New Roman" w:cs="Times New Roman"/>
+        </w:rPr>
+        <w:t>dengan</w:t>
+      </w:r>
+      <w:proofErr w:type="spellEnd"/>
+      <w:r>
+        <w:rPr>
+          <w:rFonts w:ascii="Times New Roman" w:hAnsi="Times New Roman" w:cs="Times New Roman"/>
+        </w:rPr>
+        <w:t xml:space="preserve"> </w:t>
+      </w:r>
+      <w:proofErr w:type="spellStart"/>
+      <w:r>
+        <w:rPr>
+          <w:rFonts w:ascii="Times New Roman" w:hAnsi="Times New Roman" w:cs="Times New Roman"/>
+        </w:rPr>
+        <w:t>tujuan</w:t>
+      </w:r>
+      <w:proofErr w:type="spellEnd"/>
+      <w:r>
+        <w:rPr>
+          <w:rFonts w:ascii="Times New Roman" w:hAnsi="Times New Roman" w:cs="Times New Roman"/>
+        </w:rPr>
+        <w:t xml:space="preserve"> </w:t>
+      </w:r>
+      <w:proofErr w:type="spellStart"/>
+      <w:r>
+        <w:rPr>
+          <w:rFonts w:ascii="Times New Roman" w:hAnsi="Times New Roman" w:cs="Times New Roman"/>
+        </w:rPr>
+        <w:t>memberikan</w:t>
+      </w:r>
+      <w:proofErr w:type="spellEnd"/>
+      <w:r>
+        <w:rPr>
+          <w:rFonts w:ascii="Times New Roman" w:hAnsi="Times New Roman" w:cs="Times New Roman"/>
+        </w:rPr>
+        <w:t xml:space="preserve"> </w:t>
+      </w:r>
+      <w:proofErr w:type="spellStart"/>
+      <w:r>
+        <w:rPr>
+          <w:rFonts w:ascii="Times New Roman" w:hAnsi="Times New Roman" w:cs="Times New Roman"/>
+        </w:rPr>
+        <w:t>pelayanan</w:t>
+      </w:r>
+      <w:proofErr w:type="spellEnd"/>
+      <w:r>
+        <w:rPr>
+          <w:rFonts w:ascii="Times New Roman" w:hAnsi="Times New Roman" w:cs="Times New Roman"/>
+        </w:rPr>
+        <w:t xml:space="preserve"> </w:t>
+      </w:r>
+      <w:proofErr w:type="spellStart"/>
+      <w:r>
+        <w:rPr>
+          <w:rFonts w:ascii="Times New Roman" w:hAnsi="Times New Roman" w:cs="Times New Roman"/>
+        </w:rPr>
+        <w:t>kesehatan</w:t>
+      </w:r>
+      <w:proofErr w:type="spellEnd"/>
+      <w:r>
+        <w:rPr>
+          <w:rFonts w:ascii="Times New Roman" w:hAnsi="Times New Roman" w:cs="Times New Roman"/>
+        </w:rPr>
+        <w:t xml:space="preserve"> yang </w:t>
+      </w:r>
+      <w:proofErr w:type="spellStart"/>
+      <w:r>
+        <w:rPr>
+          <w:rFonts w:ascii="Times New Roman" w:hAnsi="Times New Roman" w:cs="Times New Roman"/>
+        </w:rPr>
+        <w:t>berkualitas</w:t>
+      </w:r>
+      <w:proofErr w:type="spellEnd"/>
+      <w:r>
+        <w:rPr>
+          <w:rFonts w:ascii="Times New Roman" w:hAnsi="Times New Roman" w:cs="Times New Roman"/>
+        </w:rPr>
+        <w:t xml:space="preserve"> dan </w:t>
+      </w:r>
+      <w:proofErr w:type="spellStart"/>
+      <w:r>
+        <w:rPr>
+          <w:rFonts w:ascii="Times New Roman" w:hAnsi="Times New Roman" w:cs="Times New Roman"/>
+        </w:rPr>
+        <w:t>terjangkau</w:t>
+      </w:r>
+      <w:proofErr w:type="spellEnd"/>
+      <w:r>
+        <w:rPr>
+          <w:rFonts w:ascii="Times New Roman" w:hAnsi="Times New Roman" w:cs="Times New Roman"/>
+        </w:rPr>
+        <w:t xml:space="preserve">. Seiring </w:t>
+      </w:r>
+      <w:proofErr w:type="spellStart"/>
+      <w:r>
+        <w:rPr>
+          <w:rFonts w:ascii="Times New Roman" w:hAnsi="Times New Roman" w:cs="Times New Roman"/>
+        </w:rPr>
+        <w:t>waktu</w:t>
+      </w:r>
+      <w:proofErr w:type="spellEnd"/>
+      <w:r>
+        <w:rPr>
+          <w:rFonts w:ascii="Times New Roman" w:hAnsi="Times New Roman" w:cs="Times New Roman"/>
+        </w:rPr>
+        <w:t xml:space="preserve"> </w:t>
+      </w:r>
+      <w:proofErr w:type="spellStart"/>
+      <w:r>
+        <w:rPr>
+          <w:rFonts w:ascii="Times New Roman" w:hAnsi="Times New Roman" w:cs="Times New Roman"/>
+        </w:rPr>
+        <w:t>klinik</w:t>
+      </w:r>
+      <w:proofErr w:type="spellEnd"/>
+      <w:r>
+        <w:rPr>
+          <w:rFonts w:ascii="Times New Roman" w:hAnsi="Times New Roman" w:cs="Times New Roman"/>
+        </w:rPr>
+        <w:t xml:space="preserve"> </w:t>
+      </w:r>
+      <w:proofErr w:type="spellStart"/>
+      <w:r>
+        <w:rPr>
+          <w:rFonts w:ascii="Times New Roman" w:hAnsi="Times New Roman" w:cs="Times New Roman"/>
+        </w:rPr>
+        <w:t>berkembang</w:t>
+      </w:r>
+      <w:proofErr w:type="spellEnd"/>
+      <w:r>
+        <w:rPr>
+          <w:rFonts w:ascii="Times New Roman" w:hAnsi="Times New Roman" w:cs="Times New Roman"/>
+        </w:rPr>
+        <w:t xml:space="preserve"> </w:t>
+      </w:r>
+      <w:proofErr w:type="spellStart"/>
+      <w:r>
+        <w:rPr>
+          <w:rFonts w:ascii="Times New Roman" w:hAnsi="Times New Roman" w:cs="Times New Roman"/>
+        </w:rPr>
+        <w:t>dengan</w:t>
+      </w:r>
+      <w:proofErr w:type="spellEnd"/>
+      <w:r>
+        <w:rPr>
+          <w:rFonts w:ascii="Times New Roman" w:hAnsi="Times New Roman" w:cs="Times New Roman"/>
+        </w:rPr>
+        <w:t xml:space="preserve"> </w:t>
+      </w:r>
+      <w:proofErr w:type="spellStart"/>
+      <w:r>
+        <w:rPr>
+          <w:rFonts w:ascii="Times New Roman" w:hAnsi="Times New Roman" w:cs="Times New Roman"/>
+        </w:rPr>
+        <w:t>memperluas</w:t>
+      </w:r>
+      <w:proofErr w:type="spellEnd"/>
+      <w:r>
+        <w:rPr>
+          <w:rFonts w:ascii="Times New Roman" w:hAnsi="Times New Roman" w:cs="Times New Roman"/>
+        </w:rPr>
+        <w:t xml:space="preserve"> </w:t>
+      </w:r>
+      <w:proofErr w:type="spellStart"/>
+      <w:r>
+        <w:rPr>
+          <w:rFonts w:ascii="Times New Roman" w:hAnsi="Times New Roman" w:cs="Times New Roman"/>
+        </w:rPr>
+        <w:t>layanan</w:t>
+      </w:r>
+      <w:proofErr w:type="spellEnd"/>
+      <w:r>
+        <w:rPr>
+          <w:rFonts w:ascii="Times New Roman" w:hAnsi="Times New Roman" w:cs="Times New Roman"/>
+        </w:rPr>
+        <w:t xml:space="preserve">, </w:t>
+      </w:r>
+      <w:proofErr w:type="spellStart"/>
+      <w:r>
+        <w:rPr>
+          <w:rFonts w:ascii="Times New Roman" w:hAnsi="Times New Roman" w:cs="Times New Roman"/>
+        </w:rPr>
+        <w:t>meningkatkan</w:t>
+      </w:r>
+      <w:proofErr w:type="spellEnd"/>
+      <w:r>
+        <w:rPr>
+          <w:rFonts w:ascii="Times New Roman" w:hAnsi="Times New Roman" w:cs="Times New Roman"/>
+        </w:rPr>
+        <w:t xml:space="preserve"> SDM dan </w:t>
+      </w:r>
+      <w:proofErr w:type="spellStart"/>
+      <w:r>
+        <w:rPr>
+          <w:rFonts w:ascii="Times New Roman" w:hAnsi="Times New Roman" w:cs="Times New Roman"/>
+        </w:rPr>
+        <w:t>fasilitas</w:t>
+      </w:r>
+      <w:proofErr w:type="spellEnd"/>
+      <w:r>
+        <w:rPr>
+          <w:rFonts w:ascii="Times New Roman" w:hAnsi="Times New Roman" w:cs="Times New Roman"/>
+        </w:rPr>
+        <w:t xml:space="preserve">, </w:t>
+      </w:r>
+      <w:proofErr w:type="spellStart"/>
+      <w:r>
+        <w:rPr>
+          <w:rFonts w:ascii="Times New Roman" w:hAnsi="Times New Roman" w:cs="Times New Roman"/>
+        </w:rPr>
+        <w:t>serta</w:t>
+      </w:r>
+      <w:proofErr w:type="spellEnd"/>
+      <w:r>
+        <w:rPr>
+          <w:rFonts w:ascii="Times New Roman" w:hAnsi="Times New Roman" w:cs="Times New Roman"/>
+        </w:rPr>
+        <w:t xml:space="preserve"> </w:t>
+      </w:r>
+      <w:proofErr w:type="spellStart"/>
+      <w:r>
+        <w:rPr>
+          <w:rFonts w:ascii="Times New Roman" w:hAnsi="Times New Roman" w:cs="Times New Roman"/>
+        </w:rPr>
+        <w:t>membuka</w:t>
+      </w:r>
+      <w:proofErr w:type="spellEnd"/>
+      <w:r>
+        <w:rPr>
+          <w:rFonts w:ascii="Times New Roman" w:hAnsi="Times New Roman" w:cs="Times New Roman"/>
+        </w:rPr>
+        <w:t xml:space="preserve"> </w:t>
+      </w:r>
+      <w:proofErr w:type="spellStart"/>
+      <w:r>
+        <w:rPr>
+          <w:rFonts w:ascii="Times New Roman" w:hAnsi="Times New Roman" w:cs="Times New Roman"/>
+        </w:rPr>
+        <w:t>cabang</w:t>
+      </w:r>
+      <w:proofErr w:type="spellEnd"/>
+      <w:r>
+        <w:rPr>
+          <w:rFonts w:ascii="Times New Roman" w:hAnsi="Times New Roman" w:cs="Times New Roman"/>
+        </w:rPr>
+        <w:t xml:space="preserve"> </w:t>
+      </w:r>
+      <w:proofErr w:type="spellStart"/>
+      <w:r>
+        <w:rPr>
+          <w:rFonts w:ascii="Times New Roman" w:hAnsi="Times New Roman" w:cs="Times New Roman"/>
+        </w:rPr>
+        <w:t>baru</w:t>
+      </w:r>
+      <w:proofErr w:type="spellEnd"/>
+      <w:r>
+        <w:rPr>
+          <w:rFonts w:ascii="Times New Roman" w:hAnsi="Times New Roman" w:cs="Times New Roman"/>
+        </w:rPr>
+        <w:t xml:space="preserve"> di </w:t>
+      </w:r>
+      <w:proofErr w:type="spellStart"/>
+      <w:r>
+        <w:rPr>
+          <w:rFonts w:ascii="Times New Roman" w:hAnsi="Times New Roman" w:cs="Times New Roman"/>
+        </w:rPr>
+        <w:t>Kabupaten</w:t>
+      </w:r>
+      <w:proofErr w:type="spellEnd"/>
+      <w:r>
+        <w:rPr>
+          <w:rFonts w:ascii="Times New Roman" w:hAnsi="Times New Roman" w:cs="Times New Roman"/>
+        </w:rPr>
+        <w:t xml:space="preserve"> Bandung </w:t>
+      </w:r>
+      <w:proofErr w:type="spellStart"/>
+      <w:r>
+        <w:rPr>
+          <w:rFonts w:ascii="Times New Roman" w:hAnsi="Times New Roman" w:cs="Times New Roman"/>
+        </w:rPr>
+        <w:t>dengan</w:t>
+      </w:r>
+      <w:proofErr w:type="spellEnd"/>
+      <w:r>
+        <w:rPr>
+          <w:rFonts w:ascii="Times New Roman" w:hAnsi="Times New Roman" w:cs="Times New Roman"/>
+        </w:rPr>
+        <w:t xml:space="preserve"> total 7 </w:t>
+      </w:r>
+      <w:proofErr w:type="spellStart"/>
+      <w:r>
+        <w:rPr>
+          <w:rFonts w:ascii="Times New Roman" w:hAnsi="Times New Roman" w:cs="Times New Roman"/>
+        </w:rPr>
+        <w:t>cabang</w:t>
+      </w:r>
+      <w:proofErr w:type="spellEnd"/>
+      <w:r>
+        <w:rPr>
+          <w:rFonts w:ascii="Times New Roman" w:hAnsi="Times New Roman" w:cs="Times New Roman"/>
+        </w:rPr>
+        <w:t xml:space="preserve">. Pada 2022 </w:t>
+      </w:r>
+      <w:proofErr w:type="spellStart"/>
+      <w:r>
+        <w:rPr>
+          <w:rFonts w:ascii="Times New Roman" w:hAnsi="Times New Roman" w:cs="Times New Roman"/>
+        </w:rPr>
+        <w:t>klinik</w:t>
+      </w:r>
+      <w:proofErr w:type="spellEnd"/>
+      <w:r>
+        <w:rPr>
+          <w:rFonts w:ascii="Times New Roman" w:hAnsi="Times New Roman" w:cs="Times New Roman"/>
+        </w:rPr>
+        <w:t xml:space="preserve"> </w:t>
+      </w:r>
+      <w:proofErr w:type="spellStart"/>
+      <w:r>
+        <w:rPr>
+          <w:rFonts w:ascii="Times New Roman" w:hAnsi="Times New Roman" w:cs="Times New Roman"/>
+        </w:rPr>
+        <w:t>melakukan</w:t>
+      </w:r>
+      <w:proofErr w:type="spellEnd"/>
+      <w:r>
+        <w:rPr>
+          <w:rFonts w:ascii="Times New Roman" w:hAnsi="Times New Roman" w:cs="Times New Roman"/>
+        </w:rPr>
+        <w:t xml:space="preserve"> </w:t>
+      </w:r>
+      <w:proofErr w:type="spellStart"/>
+      <w:r>
+        <w:rPr>
+          <w:rFonts w:ascii="Times New Roman" w:hAnsi="Times New Roman" w:cs="Times New Roman"/>
+        </w:rPr>
+        <w:t>transformasi</w:t>
+      </w:r>
+      <w:proofErr w:type="spellEnd"/>
+      <w:r>
+        <w:rPr>
+          <w:rFonts w:ascii="Times New Roman" w:hAnsi="Times New Roman" w:cs="Times New Roman"/>
+        </w:rPr>
+        <w:t xml:space="preserve"> digital </w:t>
+      </w:r>
+      <w:proofErr w:type="spellStart"/>
+      <w:r>
+        <w:rPr>
+          <w:rFonts w:ascii="Times New Roman" w:hAnsi="Times New Roman" w:cs="Times New Roman"/>
+        </w:rPr>
+        <w:t>melalui</w:t>
+      </w:r>
+      <w:proofErr w:type="spellEnd"/>
+      <w:r>
+        <w:rPr>
+          <w:rFonts w:ascii="Times New Roman" w:hAnsi="Times New Roman" w:cs="Times New Roman"/>
+        </w:rPr>
+        <w:t xml:space="preserve"> </w:t>
+      </w:r>
+      <w:proofErr w:type="spellStart"/>
+      <w:r>
+        <w:rPr>
+          <w:rFonts w:ascii="Times New Roman" w:hAnsi="Times New Roman" w:cs="Times New Roman"/>
+        </w:rPr>
+        <w:t>peluncuran</w:t>
+      </w:r>
+      <w:proofErr w:type="spellEnd"/>
+      <w:r>
+        <w:rPr>
+          <w:rFonts w:ascii="Times New Roman" w:hAnsi="Times New Roman" w:cs="Times New Roman"/>
+        </w:rPr>
+        <w:t xml:space="preserve"> brand </w:t>
+      </w:r>
+      <w:proofErr w:type="spellStart"/>
+      <w:r>
+        <w:rPr>
+          <w:rFonts w:ascii="Times New Roman" w:hAnsi="Times New Roman" w:cs="Times New Roman"/>
+        </w:rPr>
+        <w:t>Solumed</w:t>
+      </w:r>
+      <w:proofErr w:type="spellEnd"/>
+      <w:r>
+        <w:rPr>
+          <w:rFonts w:ascii="Times New Roman" w:hAnsi="Times New Roman" w:cs="Times New Roman"/>
+        </w:rPr>
+        <w:t xml:space="preserve"> </w:t>
+      </w:r>
+      <w:proofErr w:type="spellStart"/>
+      <w:r>
+        <w:rPr>
+          <w:rFonts w:ascii="Times New Roman" w:hAnsi="Times New Roman" w:cs="Times New Roman"/>
+        </w:rPr>
+        <w:t>sebagai</w:t>
+      </w:r>
+      <w:proofErr w:type="spellEnd"/>
+      <w:r>
+        <w:rPr>
+          <w:rFonts w:ascii="Times New Roman" w:hAnsi="Times New Roman" w:cs="Times New Roman"/>
+        </w:rPr>
+        <w:t xml:space="preserve"> </w:t>
+      </w:r>
+      <w:proofErr w:type="spellStart"/>
+      <w:r>
+        <w:rPr>
+          <w:rFonts w:ascii="Times New Roman" w:hAnsi="Times New Roman" w:cs="Times New Roman"/>
+        </w:rPr>
+        <w:t>inovasi</w:t>
+      </w:r>
+      <w:proofErr w:type="spellEnd"/>
+      <w:r>
+        <w:rPr>
+          <w:rFonts w:ascii="Times New Roman" w:hAnsi="Times New Roman" w:cs="Times New Roman"/>
+        </w:rPr>
+        <w:t xml:space="preserve"> </w:t>
+      </w:r>
+      <w:proofErr w:type="spellStart"/>
+      <w:r>
+        <w:rPr>
+          <w:rFonts w:ascii="Times New Roman" w:hAnsi="Times New Roman" w:cs="Times New Roman"/>
+        </w:rPr>
+        <w:t>layanan</w:t>
+      </w:r>
+      <w:proofErr w:type="spellEnd"/>
+      <w:r>
+        <w:rPr>
+          <w:rFonts w:ascii="Times New Roman" w:hAnsi="Times New Roman" w:cs="Times New Roman"/>
+        </w:rPr>
+        <w:t xml:space="preserve"> </w:t>
+      </w:r>
+      <w:proofErr w:type="spellStart"/>
+      <w:r>
+        <w:rPr>
+          <w:rFonts w:ascii="Times New Roman" w:hAnsi="Times New Roman" w:cs="Times New Roman"/>
+        </w:rPr>
+        <w:t>kesehatan</w:t>
+      </w:r>
+      <w:proofErr w:type="spellEnd"/>
+      <w:r>
+        <w:rPr>
+          <w:rFonts w:ascii="Times New Roman" w:hAnsi="Times New Roman" w:cs="Times New Roman"/>
+        </w:rPr>
+        <w:t xml:space="preserve"> di era digital.  </w:t>
+      </w:r>
+      <w:proofErr w:type="spellStart"/>
+      <w:r>
+        <w:rPr>
+          <w:rFonts w:ascii="Times New Roman" w:hAnsi="Times New Roman" w:cs="Times New Roman"/>
+        </w:rPr>
+        <w:t>perjalanan</w:t>
+      </w:r>
+      <w:proofErr w:type="spellEnd"/>
+      <w:r>
+        <w:rPr>
+          <w:rFonts w:ascii="Times New Roman" w:hAnsi="Times New Roman" w:cs="Times New Roman"/>
+        </w:rPr>
+        <w:t xml:space="preserve"> yang </w:t>
+      </w:r>
+      <w:proofErr w:type="spellStart"/>
+      <w:r>
+        <w:rPr>
+          <w:rFonts w:ascii="Times New Roman" w:hAnsi="Times New Roman" w:cs="Times New Roman"/>
+        </w:rPr>
+        <w:t>dimulai</w:t>
+      </w:r>
+      <w:proofErr w:type="spellEnd"/>
+      <w:r>
+        <w:rPr>
+          <w:rFonts w:ascii="Times New Roman" w:hAnsi="Times New Roman" w:cs="Times New Roman"/>
+        </w:rPr>
+        <w:t xml:space="preserve"> </w:t>
+      </w:r>
+      <w:proofErr w:type="spellStart"/>
+      <w:r>
+        <w:rPr>
+          <w:rFonts w:ascii="Times New Roman" w:hAnsi="Times New Roman" w:cs="Times New Roman"/>
+        </w:rPr>
+        <w:t>dari</w:t>
+      </w:r>
+      <w:proofErr w:type="spellEnd"/>
+      <w:r>
+        <w:rPr>
+          <w:rFonts w:ascii="Times New Roman" w:hAnsi="Times New Roman" w:cs="Times New Roman"/>
+        </w:rPr>
+        <w:t xml:space="preserve"> </w:t>
+      </w:r>
+      <w:proofErr w:type="spellStart"/>
+      <w:r>
+        <w:rPr>
+          <w:rFonts w:ascii="Times New Roman" w:hAnsi="Times New Roman" w:cs="Times New Roman"/>
+        </w:rPr>
+        <w:t>satu</w:t>
+      </w:r>
+      <w:proofErr w:type="spellEnd"/>
+      <w:r>
+        <w:rPr>
+          <w:rFonts w:ascii="Times New Roman" w:hAnsi="Times New Roman" w:cs="Times New Roman"/>
+        </w:rPr>
+        <w:t xml:space="preserve"> </w:t>
+      </w:r>
+      <w:proofErr w:type="spellStart"/>
+      <w:r>
+        <w:rPr>
+          <w:rFonts w:ascii="Times New Roman" w:hAnsi="Times New Roman" w:cs="Times New Roman"/>
+        </w:rPr>
+        <w:t>klinik</w:t>
+      </w:r>
+      <w:proofErr w:type="spellEnd"/>
+      <w:r>
+        <w:rPr>
+          <w:rFonts w:ascii="Times New Roman" w:hAnsi="Times New Roman" w:cs="Times New Roman"/>
+        </w:rPr>
+        <w:t xml:space="preserve"> pada </w:t>
+      </w:r>
+      <w:proofErr w:type="spellStart"/>
+      <w:r>
+        <w:rPr>
+          <w:rFonts w:ascii="Times New Roman" w:hAnsi="Times New Roman" w:cs="Times New Roman"/>
+        </w:rPr>
+        <w:t>tahun</w:t>
+      </w:r>
+      <w:proofErr w:type="spellEnd"/>
+      <w:r>
+        <w:rPr>
+          <w:rFonts w:ascii="Times New Roman" w:hAnsi="Times New Roman" w:cs="Times New Roman"/>
+        </w:rPr>
+        <w:t xml:space="preserve"> 2011 </w:t>
+      </w:r>
+      <w:proofErr w:type="spellStart"/>
+      <w:r>
+        <w:rPr>
+          <w:rFonts w:ascii="Times New Roman" w:hAnsi="Times New Roman" w:cs="Times New Roman"/>
+        </w:rPr>
+        <w:t>telah</w:t>
+      </w:r>
+      <w:proofErr w:type="spellEnd"/>
+      <w:r>
+        <w:rPr>
+          <w:rFonts w:ascii="Times New Roman" w:hAnsi="Times New Roman" w:cs="Times New Roman"/>
+        </w:rPr>
+        <w:t xml:space="preserve"> </w:t>
+      </w:r>
+      <w:proofErr w:type="spellStart"/>
+      <w:r>
+        <w:rPr>
+          <w:rFonts w:ascii="Times New Roman" w:hAnsi="Times New Roman" w:cs="Times New Roman"/>
+        </w:rPr>
+        <w:t>berkembang</w:t>
+      </w:r>
+      <w:proofErr w:type="spellEnd"/>
+      <w:r>
+        <w:rPr>
+          <w:rFonts w:ascii="Times New Roman" w:hAnsi="Times New Roman" w:cs="Times New Roman"/>
+        </w:rPr>
+        <w:t xml:space="preserve">  </w:t>
+      </w:r>
+      <w:proofErr w:type="spellStart"/>
+      <w:r>
+        <w:rPr>
+          <w:rFonts w:ascii="Times New Roman" w:hAnsi="Times New Roman" w:cs="Times New Roman"/>
+        </w:rPr>
+        <w:t>menjadi</w:t>
+      </w:r>
+      <w:proofErr w:type="spellEnd"/>
+      <w:r>
+        <w:rPr>
+          <w:rFonts w:ascii="Times New Roman" w:hAnsi="Times New Roman" w:cs="Times New Roman"/>
+        </w:rPr>
+        <w:t xml:space="preserve"> </w:t>
+      </w:r>
+      <w:proofErr w:type="spellStart"/>
+      <w:r>
+        <w:rPr>
+          <w:rFonts w:ascii="Times New Roman" w:hAnsi="Times New Roman" w:cs="Times New Roman"/>
+        </w:rPr>
+        <w:t>Ratnasari</w:t>
+      </w:r>
+      <w:proofErr w:type="spellEnd"/>
+      <w:r>
+        <w:rPr>
+          <w:rFonts w:ascii="Times New Roman" w:hAnsi="Times New Roman" w:cs="Times New Roman"/>
+        </w:rPr>
+        <w:t xml:space="preserve"> Sehat Group</w:t>
       </w:r>
       <w:r>
         <w:rPr>
@@ -88,7 +756,413 @@
         <w:rPr>
           <w:rFonts w:ascii="Times New Roman" w:hAnsi="Times New Roman" w:cs="Times New Roman"/>
         </w:rPr>
-        <w:t>Klinik Ratnasari Sehat Group bergerak di bidang jasa pelayanan kesehatan primer dan penunjang meliputi pelayanan dokter umum, ibu dan anak, tindakan medis, farmasi, dan layanan penunjang kesehatan, serta mengembangkan inovasi digital melalui brand Solumed untuk mendukung pengelolaan fasilitas kesehatan di era digital.</w:t>
+        <w:t xml:space="preserve">Klinik </w:t>
+      </w:r>
+      <w:proofErr w:type="spellStart"/>
+      <w:r>
+        <w:rPr>
+          <w:rFonts w:ascii="Times New Roman" w:hAnsi="Times New Roman" w:cs="Times New Roman"/>
+        </w:rPr>
+        <w:t>Ratnasari</w:t>
+      </w:r>
+      <w:proofErr w:type="spellEnd"/>
+      <w:r>
+        <w:rPr>
+          <w:rFonts w:ascii="Times New Roman" w:hAnsi="Times New Roman" w:cs="Times New Roman"/>
+        </w:rPr>
+        <w:t xml:space="preserve"> Sehat Group </w:t>
+      </w:r>
+      <w:proofErr w:type="spellStart"/>
+      <w:r>
+        <w:rPr>
+          <w:rFonts w:ascii="Times New Roman" w:hAnsi="Times New Roman" w:cs="Times New Roman"/>
+        </w:rPr>
+        <w:t>bergerak</w:t>
+      </w:r>
+      <w:proofErr w:type="spellEnd"/>
+      <w:r>
+        <w:rPr>
+          <w:rFonts w:ascii="Times New Roman" w:hAnsi="Times New Roman" w:cs="Times New Roman"/>
+        </w:rPr>
+        <w:t xml:space="preserve"> di </w:t>
+      </w:r>
+      <w:proofErr w:type="spellStart"/>
+      <w:r>
+        <w:rPr>
+          <w:rFonts w:ascii="Times New Roman" w:hAnsi="Times New Roman" w:cs="Times New Roman"/>
+        </w:rPr>
+        <w:t>bidang</w:t>
+      </w:r>
+      <w:proofErr w:type="spellEnd"/>
+      <w:r>
+        <w:rPr>
+          <w:rFonts w:ascii="Times New Roman" w:hAnsi="Times New Roman" w:cs="Times New Roman"/>
+        </w:rPr>
+        <w:t xml:space="preserve"> </w:t>
+      </w:r>
+      <w:proofErr w:type="spellStart"/>
+      <w:r>
+        <w:rPr>
+          <w:rFonts w:ascii="Times New Roman" w:hAnsi="Times New Roman" w:cs="Times New Roman"/>
+        </w:rPr>
+        <w:t>jasa</w:t>
+      </w:r>
+      <w:proofErr w:type="spellEnd"/>
+      <w:r>
+        <w:rPr>
+          <w:rFonts w:ascii="Times New Roman" w:hAnsi="Times New Roman" w:cs="Times New Roman"/>
+        </w:rPr>
+        <w:t xml:space="preserve"> </w:t>
+      </w:r>
+      <w:proofErr w:type="spellStart"/>
+      <w:r>
+        <w:rPr>
+          <w:rFonts w:ascii="Times New Roman" w:hAnsi="Times New Roman" w:cs="Times New Roman"/>
+        </w:rPr>
+        <w:t>pelayanan</w:t>
+      </w:r>
+      <w:proofErr w:type="spellEnd"/>
+      <w:r>
+        <w:rPr>
+          <w:rFonts w:ascii="Times New Roman" w:hAnsi="Times New Roman" w:cs="Times New Roman"/>
+        </w:rPr>
+        <w:t xml:space="preserve"> </w:t>
+      </w:r>
+      <w:proofErr w:type="spellStart"/>
+      <w:r>
+        <w:rPr>
+          <w:rFonts w:ascii="Times New Roman" w:hAnsi="Times New Roman" w:cs="Times New Roman"/>
+        </w:rPr>
+        <w:t>kesehatan</w:t>
+      </w:r>
+      <w:proofErr w:type="spellEnd"/>
+      <w:r>
+        <w:rPr>
+          <w:rFonts w:ascii="Times New Roman" w:hAnsi="Times New Roman" w:cs="Times New Roman"/>
+        </w:rPr>
+        <w:t xml:space="preserve"> primer dan </w:t>
+      </w:r>
+      <w:proofErr w:type="spellStart"/>
+      <w:r>
+        <w:rPr>
+          <w:rFonts w:ascii="Times New Roman" w:hAnsi="Times New Roman" w:cs="Times New Roman"/>
+        </w:rPr>
+        <w:t>penunjang</w:t>
+      </w:r>
+      <w:proofErr w:type="spellEnd"/>
+      <w:r>
+        <w:rPr>
+          <w:rFonts w:ascii="Times New Roman" w:hAnsi="Times New Roman" w:cs="Times New Roman"/>
+        </w:rPr>
+        <w:t xml:space="preserve"> </w:t>
+      </w:r>
+      <w:proofErr w:type="spellStart"/>
+      <w:r>
+        <w:rPr>
+          <w:rFonts w:ascii="Times New Roman" w:hAnsi="Times New Roman" w:cs="Times New Roman"/>
+        </w:rPr>
+        <w:t>meliputi</w:t>
+      </w:r>
+      <w:proofErr w:type="spellEnd"/>
+      <w:r>
+        <w:rPr>
+          <w:rFonts w:ascii="Times New Roman" w:hAnsi="Times New Roman" w:cs="Times New Roman"/>
+        </w:rPr>
+        <w:t xml:space="preserve"> </w:t>
+      </w:r>
+      <w:proofErr w:type="spellStart"/>
+      <w:r>
+        <w:rPr>
+          <w:rFonts w:ascii="Times New Roman" w:hAnsi="Times New Roman" w:cs="Times New Roman"/>
+        </w:rPr>
+        <w:t>pelayanan</w:t>
+      </w:r>
+      <w:proofErr w:type="spellEnd"/>
+      <w:r>
+        <w:rPr>
+          <w:rFonts w:ascii="Times New Roman" w:hAnsi="Times New Roman" w:cs="Times New Roman"/>
+        </w:rPr>
+        <w:t xml:space="preserve"> </w:t>
+      </w:r>
+      <w:proofErr w:type="spellStart"/>
+      <w:r>
+        <w:rPr>
+          <w:rFonts w:ascii="Times New Roman" w:hAnsi="Times New Roman" w:cs="Times New Roman"/>
+        </w:rPr>
+        <w:t>dokter</w:t>
+      </w:r>
+      <w:proofErr w:type="spellEnd"/>
+      <w:r>
+        <w:rPr>
+          <w:rFonts w:ascii="Times New Roman" w:hAnsi="Times New Roman" w:cs="Times New Roman"/>
+        </w:rPr>
+        <w:t xml:space="preserve"> </w:t>
+      </w:r>
+      <w:proofErr w:type="spellStart"/>
+      <w:r>
+        <w:rPr>
+          <w:rFonts w:ascii="Times New Roman" w:hAnsi="Times New Roman" w:cs="Times New Roman"/>
+        </w:rPr>
+        <w:t>umum</w:t>
+      </w:r>
+      <w:proofErr w:type="spellEnd"/>
+      <w:r>
+        <w:rPr>
+          <w:rFonts w:ascii="Times New Roman" w:hAnsi="Times New Roman" w:cs="Times New Roman"/>
+        </w:rPr>
+        <w:t xml:space="preserve">, </w:t>
+      </w:r>
+      <w:proofErr w:type="spellStart"/>
+      <w:r>
+        <w:rPr>
+          <w:rFonts w:ascii="Times New Roman" w:hAnsi="Times New Roman" w:cs="Times New Roman"/>
+        </w:rPr>
+        <w:t>ibu</w:t>
+      </w:r>
+      <w:proofErr w:type="spellEnd"/>
+      <w:r>
+        <w:rPr>
+          <w:rFonts w:ascii="Times New Roman" w:hAnsi="Times New Roman" w:cs="Times New Roman"/>
+        </w:rPr>
+        <w:t xml:space="preserve"> dan </w:t>
+      </w:r>
+      <w:proofErr w:type="spellStart"/>
+      <w:r>
+        <w:rPr>
+          <w:rFonts w:ascii="Times New Roman" w:hAnsi="Times New Roman" w:cs="Times New Roman"/>
+        </w:rPr>
+        <w:t>anak</w:t>
+      </w:r>
+      <w:proofErr w:type="spellEnd"/>
+      <w:r>
+        <w:rPr>
+          <w:rFonts w:ascii="Times New Roman" w:hAnsi="Times New Roman" w:cs="Times New Roman"/>
+        </w:rPr>
+        <w:t xml:space="preserve">, </w:t>
+      </w:r>
+      <w:proofErr w:type="spellStart"/>
+      <w:r>
+        <w:rPr>
+          <w:rFonts w:ascii="Times New Roman" w:hAnsi="Times New Roman" w:cs="Times New Roman"/>
+        </w:rPr>
+        <w:t>tindakan</w:t>
+      </w:r>
+      <w:proofErr w:type="spellEnd"/>
+      <w:r>
+        <w:rPr>
+          <w:rFonts w:ascii="Times New Roman" w:hAnsi="Times New Roman" w:cs="Times New Roman"/>
+        </w:rPr>
+        <w:t xml:space="preserve"> </w:t>
+      </w:r>
+      <w:proofErr w:type="spellStart"/>
+      <w:r>
+        <w:rPr>
+          <w:rFonts w:ascii="Times New Roman" w:hAnsi="Times New Roman" w:cs="Times New Roman"/>
+        </w:rPr>
+        <w:t>medis</w:t>
+      </w:r>
+      <w:proofErr w:type="spellEnd"/>
+      <w:r>
+        <w:rPr>
+          <w:rFonts w:ascii="Times New Roman" w:hAnsi="Times New Roman" w:cs="Times New Roman"/>
+        </w:rPr>
+        <w:t xml:space="preserve">, </w:t>
+      </w:r>
+      <w:proofErr w:type="spellStart"/>
+      <w:r>
+        <w:rPr>
+          <w:rFonts w:ascii="Times New Roman" w:hAnsi="Times New Roman" w:cs="Times New Roman"/>
+        </w:rPr>
+        <w:t>farmasi</w:t>
+      </w:r>
+      <w:proofErr w:type="spellEnd"/>
+      <w:r>
+        <w:rPr>
+          <w:rFonts w:ascii="Times New Roman" w:hAnsi="Times New Roman" w:cs="Times New Roman"/>
+        </w:rPr>
+        <w:t xml:space="preserve">, dan </w:t>
+      </w:r>
+      <w:proofErr w:type="spellStart"/>
+      <w:r>
+        <w:rPr>
+          <w:rFonts w:ascii="Times New Roman" w:hAnsi="Times New Roman" w:cs="Times New Roman"/>
+        </w:rPr>
+        <w:t>layanan</w:t>
+      </w:r>
+      <w:proofErr w:type="spellEnd"/>
+      <w:r>
+        <w:rPr>
+          <w:rFonts w:ascii="Times New Roman" w:hAnsi="Times New Roman" w:cs="Times New Roman"/>
+        </w:rPr>
+        <w:t xml:space="preserve"> </w:t>
+      </w:r>
+      <w:proofErr w:type="spellStart"/>
+      <w:r>
+        <w:rPr>
+          <w:rFonts w:ascii="Times New Roman" w:hAnsi="Times New Roman" w:cs="Times New Roman"/>
+        </w:rPr>
+        <w:t>penunjang</w:t>
+      </w:r>
+      <w:proofErr w:type="spellEnd"/>
+      <w:r>
+        <w:rPr>
+          <w:rFonts w:ascii="Times New Roman" w:hAnsi="Times New Roman" w:cs="Times New Roman"/>
+        </w:rPr>
+        <w:t xml:space="preserve"> </w:t>
+      </w:r>
+      <w:proofErr w:type="spellStart"/>
+      <w:r>
+        <w:rPr>
+          <w:rFonts w:ascii="Times New Roman" w:hAnsi="Times New Roman" w:cs="Times New Roman"/>
+        </w:rPr>
+        <w:t>kesehatan</w:t>
+      </w:r>
+      <w:proofErr w:type="spellEnd"/>
+      <w:r>
+        <w:rPr>
+          <w:rFonts w:ascii="Times New Roman" w:hAnsi="Times New Roman" w:cs="Times New Roman"/>
+        </w:rPr>
+        <w:t xml:space="preserve">, </w:t>
+      </w:r>
+      <w:proofErr w:type="spellStart"/>
+      <w:r>
+        <w:rPr>
+          <w:rFonts w:ascii="Times New Roman" w:hAnsi="Times New Roman" w:cs="Times New Roman"/>
+        </w:rPr>
+        <w:t>serta</w:t>
+      </w:r>
+      <w:proofErr w:type="spellEnd"/>
+      <w:r>
+        <w:rPr>
+          <w:rFonts w:ascii="Times New Roman" w:hAnsi="Times New Roman" w:cs="Times New Roman"/>
+        </w:rPr>
+        <w:t xml:space="preserve"> </w:t>
+      </w:r>
+      <w:proofErr w:type="spellStart"/>
+      <w:r>
+        <w:rPr>
+          <w:rFonts w:ascii="Times New Roman" w:hAnsi="Times New Roman" w:cs="Times New Roman"/>
+        </w:rPr>
+        <w:t>mengembangkan</w:t>
+      </w:r>
+      <w:proofErr w:type="spellEnd"/>
+      <w:r>
+        <w:rPr>
+          <w:rFonts w:ascii="Times New Roman" w:hAnsi="Times New Roman" w:cs="Times New Roman"/>
+        </w:rPr>
+        <w:t xml:space="preserve"> </w:t>
+      </w:r>
+      <w:proofErr w:type="spellStart"/>
+      <w:r>
+        <w:rPr>
+          <w:rFonts w:ascii="Times New Roman" w:hAnsi="Times New Roman" w:cs="Times New Roman"/>
+        </w:rPr>
+        <w:t>inovasi</w:t>
+      </w:r>
+      <w:proofErr w:type="spellEnd"/>
+      <w:r>
+        <w:rPr>
+          <w:rFonts w:ascii="Times New Roman" w:hAnsi="Times New Roman" w:cs="Times New Roman"/>
+        </w:rPr>
+        <w:t xml:space="preserve"> digital </w:t>
+      </w:r>
+      <w:proofErr w:type="spellStart"/>
+      <w:r>
+        <w:rPr>
+          <w:rFonts w:ascii="Times New Roman" w:hAnsi="Times New Roman" w:cs="Times New Roman"/>
+        </w:rPr>
+        <w:t>melalui</w:t>
+      </w:r>
+      <w:proofErr w:type="spellEnd"/>
+      <w:r>
+        <w:rPr>
+          <w:rFonts w:ascii="Times New Roman" w:hAnsi="Times New Roman" w:cs="Times New Roman"/>
+        </w:rPr>
+        <w:t xml:space="preserve"> brand </w:t>
+      </w:r>
+      <w:proofErr w:type="spellStart"/>
+      <w:r>
+        <w:rPr>
+          <w:rFonts w:ascii="Times New Roman" w:hAnsi="Times New Roman" w:cs="Times New Roman"/>
+        </w:rPr>
+        <w:t>Solumed</w:t>
+      </w:r>
+      <w:proofErr w:type="spellEnd"/>
+      <w:r>
+        <w:rPr>
+          <w:rFonts w:ascii="Times New Roman" w:hAnsi="Times New Roman" w:cs="Times New Roman"/>
+        </w:rPr>
+        <w:t xml:space="preserve"> </w:t>
+      </w:r>
+      <w:proofErr w:type="spellStart"/>
+      <w:r>
+        <w:rPr>
+          <w:rFonts w:ascii="Times New Roman" w:hAnsi="Times New Roman" w:cs="Times New Roman"/>
+        </w:rPr>
+        <w:t>untuk</w:t>
+      </w:r>
+      <w:proofErr w:type="spellEnd"/>
+      <w:r>
+        <w:rPr>
+          <w:rFonts w:ascii="Times New Roman" w:hAnsi="Times New Roman" w:cs="Times New Roman"/>
+        </w:rPr>
+        <w:t xml:space="preserve"> </w:t>
+      </w:r>
+      <w:proofErr w:type="spellStart"/>
+      <w:r>
+        <w:rPr>
+          <w:rFonts w:ascii="Times New Roman" w:hAnsi="Times New Roman" w:cs="Times New Roman"/>
+        </w:rPr>
+        <w:t>mendukung</w:t>
+      </w:r>
+      <w:proofErr w:type="spellEnd"/>
+      <w:r>
+        <w:rPr>
+          <w:rFonts w:ascii="Times New Roman" w:hAnsi="Times New Roman" w:cs="Times New Roman"/>
+        </w:rPr>
+        <w:t xml:space="preserve"> </w:t>
+      </w:r>
+      <w:proofErr w:type="spellStart"/>
+      <w:r>
+        <w:rPr>
+          <w:rFonts w:ascii="Times New Roman" w:hAnsi="Times New Roman" w:cs="Times New Roman"/>
+        </w:rPr>
+        <w:t>pengelolaan</w:t>
+      </w:r>
+      <w:proofErr w:type="spellEnd"/>
+      <w:r>
+        <w:rPr>
+          <w:rFonts w:ascii="Times New Roman" w:hAnsi="Times New Roman" w:cs="Times New Roman"/>
+        </w:rPr>
+        <w:t xml:space="preserve"> </w:t>
+      </w:r>
+      <w:proofErr w:type="spellStart"/>
+      <w:r>
+        <w:rPr>
+          <w:rFonts w:ascii="Times New Roman" w:hAnsi="Times New Roman" w:cs="Times New Roman"/>
+        </w:rPr>
+        <w:t>fasilitas</w:t>
+      </w:r>
+      <w:proofErr w:type="spellEnd"/>
+      <w:r>
+        <w:rPr>
+          <w:rFonts w:ascii="Times New Roman" w:hAnsi="Times New Roman" w:cs="Times New Roman"/>
+        </w:rPr>
+        <w:t xml:space="preserve"> </w:t>
+      </w:r>
+      <w:proofErr w:type="spellStart"/>
+      <w:r>
+        <w:rPr>
+          <w:rFonts w:ascii="Times New Roman" w:hAnsi="Times New Roman" w:cs="Times New Roman"/>
+        </w:rPr>
+        <w:t>kesehatan</w:t>
+      </w:r>
+      <w:proofErr w:type="spellEnd"/>
+      <w:r>
+        <w:rPr>
+          <w:rFonts w:ascii="Times New Roman" w:hAnsi="Times New Roman" w:cs="Times New Roman"/>
+        </w:rPr>
+        <w:t xml:space="preserve"> di era digital.</w:t>
       </w:r>
     </w:p>
     <w:p>
@@ -100,11 +1174,103 @@
           <w:rFonts w:ascii="Times New Roman" w:hAnsi="Times New Roman" w:cs="Times New Roman"/>
         </w:rPr>
       </w:pPr>
-      <w:r>
-        <w:rPr>
-          <w:rFonts w:ascii="Times New Roman" w:hAnsi="Times New Roman" w:cs="Times New Roman"/>
-        </w:rPr>
-        <w:t>Fokus layanan di Klinik mencakup berbagai kebutuhan masyarakat antara lai</w:t>
+      <w:proofErr w:type="spellStart"/>
+      <w:r>
+        <w:rPr>
+          <w:rFonts w:ascii="Times New Roman" w:hAnsi="Times New Roman" w:cs="Times New Roman"/>
+        </w:rPr>
+        <w:t>Fokus</w:t>
+      </w:r>
+      <w:proofErr w:type="spellEnd"/>
+      <w:r>
+        <w:rPr>
+          <w:rFonts w:ascii="Times New Roman" w:hAnsi="Times New Roman" w:cs="Times New Roman"/>
+        </w:rPr>
+        <w:t xml:space="preserve"> </w:t>
+      </w:r>
+      <w:proofErr w:type="spellStart"/>
+      <w:r>
+        <w:rPr>
+          <w:rFonts w:ascii="Times New Roman" w:hAnsi="Times New Roman" w:cs="Times New Roman"/>
+        </w:rPr>
+        <w:t>layanan</w:t>
+      </w:r>
+      <w:proofErr w:type="spellEnd"/>
+      <w:r>
+        <w:rPr>
+          <w:rFonts w:ascii="Times New Roman" w:hAnsi="Times New Roman" w:cs="Times New Roman"/>
+        </w:rPr>
+        <w:t xml:space="preserve"> di Klinik </w:t>
+      </w:r>
+      <w:proofErr w:type="spellStart"/>
+      <w:r>
+        <w:rPr>
+          <w:rFonts w:ascii="Times New Roman" w:hAnsi="Times New Roman" w:cs="Times New Roman"/>
+        </w:rPr>
+        <w:t>mencakup</w:t>
+      </w:r>
+      <w:proofErr w:type="spellEnd"/>
+      <w:r>
+        <w:rPr>
+          <w:rFonts w:ascii="Times New Roman" w:hAnsi="Times New Roman" w:cs="Times New Roman"/>
+        </w:rPr>
+        <w:t xml:space="preserve"> </w:t>
+      </w:r>
+      <w:proofErr w:type="spellStart"/>
+      <w:r>
+        <w:rPr>
+          <w:rFonts w:ascii="Times New Roman" w:hAnsi="Times New Roman" w:cs="Times New Roman"/>
+        </w:rPr>
+        <w:t>berbagai</w:t>
+      </w:r>
+      <w:proofErr w:type="spellEnd"/>
+      <w:r>
+        <w:rPr>
+          <w:rFonts w:ascii="Times New Roman" w:hAnsi="Times New Roman" w:cs="Times New Roman"/>
+        </w:rPr>
+        <w:t xml:space="preserve"> </w:t>
+      </w:r>
+      <w:proofErr w:type="spellStart"/>
+      <w:r>
+        <w:rPr>
+          <w:rFonts w:ascii="Times New Roman" w:hAnsi="Times New Roman" w:cs="Times New Roman"/>
+        </w:rPr>
+        <w:t>kebutuhan</w:t>
+      </w:r>
+      <w:proofErr w:type="spellEnd"/>
+      <w:r>
+        <w:rPr>
+          <w:rFonts w:ascii="Times New Roman" w:hAnsi="Times New Roman" w:cs="Times New Roman"/>
+        </w:rPr>
+        <w:t xml:space="preserve"> </w:t>
+      </w:r>
+      <w:proofErr w:type="spellStart"/>
+      <w:r>
+        <w:rPr>
+          <w:rFonts w:ascii="Times New Roman" w:hAnsi="Times New Roman" w:cs="Times New Roman"/>
+        </w:rPr>
+        <w:t>masyarakat</w:t>
+      </w:r>
+      <w:proofErr w:type="spellEnd"/>
+      <w:r>
+        <w:rPr>
+          <w:rFonts w:ascii="Times New Roman" w:hAnsi="Times New Roman" w:cs="Times New Roman"/>
+        </w:rPr>
+        <w:t xml:space="preserve"> </w:t>
+      </w:r>
+      <w:proofErr w:type="spellStart"/>
+      <w:r>
+        <w:rPr>
+          <w:rFonts w:ascii="Times New Roman" w:hAnsi="Times New Roman" w:cs="Times New Roman"/>
+        </w:rPr>
+        <w:t>antara</w:t>
+      </w:r>
+      <w:proofErr w:type="spellEnd"/>
+      <w:r>
+        <w:rPr>
+          <w:rFonts w:ascii="Times New Roman" w:hAnsi="Times New Roman" w:cs="Times New Roman"/>
+        </w:rPr>
+        <w:t xml:space="preserve"> lai</w:t>
       </w:r>
       <w:r>
         <w:rPr>
@@ -170,7 +1336,21 @@
         <w:rPr>
           <w:rFonts w:ascii="Times New Roman" w:hAnsi="Times New Roman" w:cs="Times New Roman"/>
         </w:rPr>
-        <w:t>KIA dan Pemeriksaan Kehamilan,</w:t>
+        <w:t xml:space="preserve">KIA dan </w:t>
+      </w:r>
+      <w:proofErr w:type="spellStart"/>
+      <w:r>
+        <w:rPr>
+          <w:rFonts w:ascii="Times New Roman" w:hAnsi="Times New Roman" w:cs="Times New Roman"/>
+        </w:rPr>
+        <w:t>Pemeriksaan</w:t>
+      </w:r>
+      <w:proofErr w:type="spellEnd"/>
+      <w:r>
+        <w:rPr>
+          <w:rFonts w:ascii="Times New Roman" w:hAnsi="Times New Roman" w:cs="Times New Roman"/>
+        </w:rPr>
+        <w:t xml:space="preserve"> Kehamilan,</w:t>
       </w:r>
     </w:p>
     <w:p>
@@ -206,11 +1386,19 @@
           <w:rFonts w:ascii="Times New Roman" w:hAnsi="Times New Roman" w:cs="Times New Roman"/>
         </w:rPr>
       </w:pPr>
-      <w:r>
-        <w:rPr>
-          <w:rFonts w:ascii="Times New Roman" w:hAnsi="Times New Roman" w:cs="Times New Roman"/>
-        </w:rPr>
-        <w:t>Laboratorium,</w:t>
+      <w:proofErr w:type="spellStart"/>
+      <w:r>
+        <w:rPr>
+          <w:rFonts w:ascii="Times New Roman" w:hAnsi="Times New Roman" w:cs="Times New Roman"/>
+        </w:rPr>
+        <w:t>Laboratorium</w:t>
+      </w:r>
+      <w:proofErr w:type="spellEnd"/>
+      <w:r>
+        <w:rPr>
+          <w:rFonts w:ascii="Times New Roman" w:hAnsi="Times New Roman" w:cs="Times New Roman"/>
+        </w:rPr>
+        <w:t>,</w:t>
       </w:r>
     </w:p>
     <w:p>
@@ -266,11 +1454,33 @@
           <w:rFonts w:ascii="Times New Roman" w:hAnsi="Times New Roman" w:cs="Times New Roman"/>
         </w:rPr>
       </w:pPr>
-      <w:r>
-        <w:rPr>
-          <w:rFonts w:ascii="Times New Roman" w:hAnsi="Times New Roman" w:cs="Times New Roman"/>
-        </w:rPr>
-        <w:t>Khitan dan Bedah Minor,</w:t>
+      <w:proofErr w:type="spellStart"/>
+      <w:r>
+        <w:rPr>
+          <w:rFonts w:ascii="Times New Roman" w:hAnsi="Times New Roman" w:cs="Times New Roman"/>
+        </w:rPr>
+        <w:t>Khitan</w:t>
+      </w:r>
+      <w:proofErr w:type="spellEnd"/>
+      <w:r>
+        <w:rPr>
+          <w:rFonts w:ascii="Times New Roman" w:hAnsi="Times New Roman" w:cs="Times New Roman"/>
+        </w:rPr>
+        <w:t xml:space="preserve"> dan </w:t>
+      </w:r>
+      <w:proofErr w:type="spellStart"/>
+      <w:r>
+        <w:rPr>
+          <w:rFonts w:ascii="Times New Roman" w:hAnsi="Times New Roman" w:cs="Times New Roman"/>
+        </w:rPr>
+        <w:t>Bedah</w:t>
+      </w:r>
+      <w:proofErr w:type="spellEnd"/>
+      <w:r>
+        <w:rPr>
+          <w:rFonts w:ascii="Times New Roman" w:hAnsi="Times New Roman" w:cs="Times New Roman"/>
+        </w:rPr>
+        <w:t xml:space="preserve"> Minor,</w:t>
       </w:r>
     </w:p>
     <w:p>
@@ -290,35 +1500,98 @@
         <w:rPr>
           <w:rFonts w:ascii="Times New Roman" w:hAnsi="Times New Roman" w:cs="Times New Roman"/>
         </w:rPr>
-        <w:t>Poli Estetik.</w:t>
+        <w:t xml:space="preserve">Poli </w:t>
+      </w:r>
+      <w:proofErr w:type="spellStart"/>
+      <w:r>
+        <w:rPr>
+          <w:rFonts w:ascii="Times New Roman" w:hAnsi="Times New Roman" w:cs="Times New Roman"/>
+        </w:rPr>
+        <w:t>Estetik</w:t>
+      </w:r>
+      <w:proofErr w:type="spellEnd"/>
+      <w:r>
+        <w:rPr>
+          <w:rFonts w:ascii="Times New Roman" w:hAnsi="Times New Roman" w:cs="Times New Roman"/>
+        </w:rPr>
+        <w:t>.</w:t>
       </w:r>
     </w:p>
     <w:p>
       <w:pPr>
+        <w:rPr>
+          <w:rFonts w:ascii="Times New Roman" w:eastAsiaTheme="majorEastAsia" w:hAnsi="Times New Roman" w:cstheme="majorBidi"/>
+          <w:b/>
+          <w:color w:val="000000" w:themeColor="text1"/>
+          <w:szCs w:val="32"/>
+        </w:rPr>
+      </w:pPr>
+      <w:r>
+        <w:br w:type="page"/>
+      </w:r>
+    </w:p>
+    <w:p>
+      <w:pPr>
+        <w:pStyle w:val="Heading2"/>
+        <w:spacing w:line="360" w:lineRule="auto"/>
+      </w:pPr>
+      <w:r>
+        <w:lastRenderedPageBreak/>
+        <w:t>2.2 Visi dan Misi Perusahaa</w:t>
+      </w:r>
+      <w:r>
+        <w:t>n</w:t>
+      </w:r>
+    </w:p>
+    <w:p>
+      <w:pPr>
         <w:spacing w:after="0" w:line="360" w:lineRule="auto"/>
         <w:jc w:val="both"/>
         <w:rPr>
           <w:rFonts w:ascii="Times New Roman" w:hAnsi="Times New Roman" w:cs="Times New Roman"/>
         </w:rPr>
       </w:pPr>
-    </w:p>
-    <w:p>
-      <w:pPr>
-        <w:spacing w:after="0" w:line="360" w:lineRule="auto"/>
-        <w:jc w:val="both"/>
-        <w:rPr>
-          <w:rFonts w:ascii="Times New Roman" w:hAnsi="Times New Roman" w:cs="Times New Roman"/>
-          <w:b/>
-          <w:bCs/>
-        </w:rPr>
-      </w:pPr>
-      <w:r>
-        <w:rPr>
-          <w:rFonts w:ascii="Times New Roman" w:hAnsi="Times New Roman" w:cs="Times New Roman"/>
-          <w:b/>
-          <w:bCs/>
-        </w:rPr>
-        <w:t>2.2 Visi dan Misi Perusahaan</w:t>
+      <w:proofErr w:type="spellStart"/>
+      <w:r>
+        <w:rPr>
+          <w:rFonts w:ascii="Times New Roman" w:hAnsi="Times New Roman" w:cs="Times New Roman"/>
+        </w:rPr>
+        <w:t>Berikut</w:t>
+      </w:r>
+      <w:proofErr w:type="spellEnd"/>
+      <w:r>
+        <w:rPr>
+          <w:rFonts w:ascii="Times New Roman" w:hAnsi="Times New Roman" w:cs="Times New Roman"/>
+        </w:rPr>
+        <w:t xml:space="preserve"> </w:t>
+      </w:r>
+      <w:proofErr w:type="spellStart"/>
+      <w:r>
+        <w:rPr>
+          <w:rFonts w:ascii="Times New Roman" w:hAnsi="Times New Roman" w:cs="Times New Roman"/>
+        </w:rPr>
+        <w:t>adalah</w:t>
+      </w:r>
+      <w:proofErr w:type="spellEnd"/>
+      <w:r>
+        <w:rPr>
+          <w:rFonts w:ascii="Times New Roman" w:hAnsi="Times New Roman" w:cs="Times New Roman"/>
+        </w:rPr>
+        <w:t xml:space="preserve"> VISI dan MISI </w:t>
+      </w:r>
+      <w:proofErr w:type="spellStart"/>
+      <w:r>
+        <w:rPr>
+          <w:rFonts w:ascii="Times New Roman" w:hAnsi="Times New Roman" w:cs="Times New Roman"/>
+        </w:rPr>
+        <w:t>dari</w:t>
+      </w:r>
+      <w:proofErr w:type="spellEnd"/>
+      <w:r>
+        <w:rPr>
+          <w:rFonts w:ascii="Times New Roman" w:hAnsi="Times New Roman" w:cs="Times New Roman"/>
+        </w:rPr>
+        <w:t xml:space="preserve"> Perusahaan:</w:t>
       </w:r>
     </w:p>
     <w:p>
@@ -361,7 +1634,63 @@
         <w:rPr>
           <w:rFonts w:ascii="Times New Roman" w:hAnsi="Times New Roman" w:cs="Times New Roman"/>
         </w:rPr>
-        <w:t>“Menjadi Klinik Pratama Yang Terbaik dan Terintegritasi. Yang Meberikan Pelayanan Yang Berkualitas”</w:t>
+        <w:t>“</w:t>
+      </w:r>
+      <w:proofErr w:type="spellStart"/>
+      <w:r>
+        <w:rPr>
+          <w:rFonts w:ascii="Times New Roman" w:hAnsi="Times New Roman" w:cs="Times New Roman"/>
+        </w:rPr>
+        <w:t>Menjadi</w:t>
+      </w:r>
+      <w:proofErr w:type="spellEnd"/>
+      <w:r>
+        <w:rPr>
+          <w:rFonts w:ascii="Times New Roman" w:hAnsi="Times New Roman" w:cs="Times New Roman"/>
+        </w:rPr>
+        <w:t xml:space="preserve"> Klinik Pratama Yang Terbaik dan </w:t>
+      </w:r>
+      <w:proofErr w:type="spellStart"/>
+      <w:r>
+        <w:rPr>
+          <w:rFonts w:ascii="Times New Roman" w:hAnsi="Times New Roman" w:cs="Times New Roman"/>
+        </w:rPr>
+        <w:t>Terintegritasi</w:t>
+      </w:r>
+      <w:proofErr w:type="spellEnd"/>
+      <w:r>
+        <w:rPr>
+          <w:rFonts w:ascii="Times New Roman" w:hAnsi="Times New Roman" w:cs="Times New Roman"/>
+        </w:rPr>
+        <w:t xml:space="preserve">. Yang </w:t>
+      </w:r>
+      <w:proofErr w:type="spellStart"/>
+      <w:r>
+        <w:rPr>
+          <w:rFonts w:ascii="Times New Roman" w:hAnsi="Times New Roman" w:cs="Times New Roman"/>
+        </w:rPr>
+        <w:t>Meberikan</w:t>
+      </w:r>
+      <w:proofErr w:type="spellEnd"/>
+      <w:r>
+        <w:rPr>
+          <w:rFonts w:ascii="Times New Roman" w:hAnsi="Times New Roman" w:cs="Times New Roman"/>
+        </w:rPr>
+        <w:t xml:space="preserve"> </w:t>
+      </w:r>
+      <w:proofErr w:type="spellStart"/>
+      <w:r>
+        <w:rPr>
+          <w:rFonts w:ascii="Times New Roman" w:hAnsi="Times New Roman" w:cs="Times New Roman"/>
+        </w:rPr>
+        <w:t>Pelayanan</w:t>
+      </w:r>
+      <w:proofErr w:type="spellEnd"/>
+      <w:r>
+        <w:rPr>
+          <w:rFonts w:ascii="Times New Roman" w:hAnsi="Times New Roman" w:cs="Times New Roman"/>
+        </w:rPr>
+        <w:t xml:space="preserve"> Yang Berkualitas”</w:t>
       </w:r>
       <w:r>
         <w:rPr>
@@ -378,29 +1707,10 @@
           <w:rFonts w:ascii="Times New Roman" w:hAnsi="Times New Roman" w:cs="Times New Roman"/>
         </w:rPr>
       </w:pPr>
-    </w:p>
-    <w:p>
-      <w:pPr>
-        <w:spacing w:after="0" w:line="360" w:lineRule="auto"/>
-        <w:jc w:val="both"/>
-        <w:rPr>
-          <w:rFonts w:ascii="Times New Roman" w:hAnsi="Times New Roman" w:cs="Times New Roman"/>
-        </w:rPr>
-      </w:pPr>
-    </w:p>
-    <w:p>
-      <w:pPr>
-        <w:spacing w:after="0" w:line="360" w:lineRule="auto"/>
-        <w:jc w:val="both"/>
-        <w:rPr>
-          <w:rFonts w:ascii="Times New Roman" w:hAnsi="Times New Roman" w:cs="Times New Roman"/>
-        </w:rPr>
-      </w:pPr>
-      <w:r>
-        <w:rPr>
-          <w:rFonts w:ascii="Times New Roman" w:hAnsi="Times New Roman" w:cs="Times New Roman"/>
-        </w:rPr>
-        <w:lastRenderedPageBreak/>
+      <w:r>
+        <w:rPr>
+          <w:rFonts w:ascii="Times New Roman" w:hAnsi="Times New Roman" w:cs="Times New Roman"/>
+        </w:rPr>
         <w:t xml:space="preserve">B. </w:t>
       </w:r>
       <w:r>
@@ -423,12 +1733,140 @@
           <w:rFonts w:ascii="Times New Roman" w:hAnsi="Times New Roman" w:cs="Times New Roman"/>
         </w:rPr>
       </w:pPr>
-      <w:r>
-        <w:rPr>
-          <w:rFonts w:ascii="Times New Roman" w:hAnsi="Times New Roman" w:cs="Times New Roman"/>
-        </w:rPr>
-        <w:t>Melaksanakan pekerjaan dalam tim yang profesional, dinamis, inovatif, berdedikasi tinggi dan terpercaya</w:t>
-      </w:r>
+      <w:proofErr w:type="spellStart"/>
+      <w:r>
+        <w:rPr>
+          <w:rFonts w:ascii="Times New Roman" w:hAnsi="Times New Roman" w:cs="Times New Roman"/>
+        </w:rPr>
+        <w:t>Melaksanakan</w:t>
+      </w:r>
+      <w:proofErr w:type="spellEnd"/>
+      <w:r>
+        <w:rPr>
+          <w:rFonts w:ascii="Times New Roman" w:hAnsi="Times New Roman" w:cs="Times New Roman"/>
+        </w:rPr>
+        <w:t xml:space="preserve"> </w:t>
+      </w:r>
+      <w:proofErr w:type="spellStart"/>
+      <w:r>
+        <w:rPr>
+          <w:rFonts w:ascii="Times New Roman" w:hAnsi="Times New Roman" w:cs="Times New Roman"/>
+        </w:rPr>
+        <w:t>pekerjaan</w:t>
+      </w:r>
+      <w:proofErr w:type="spellEnd"/>
+      <w:r>
+        <w:rPr>
+          <w:rFonts w:ascii="Times New Roman" w:hAnsi="Times New Roman" w:cs="Times New Roman"/>
+        </w:rPr>
+        <w:t xml:space="preserve"> </w:t>
+      </w:r>
+      <w:proofErr w:type="spellStart"/>
+      <w:r>
+        <w:rPr>
+          <w:rFonts w:ascii="Times New Roman" w:hAnsi="Times New Roman" w:cs="Times New Roman"/>
+        </w:rPr>
+        <w:t>dalam</w:t>
+      </w:r>
+      <w:proofErr w:type="spellEnd"/>
+      <w:r>
+        <w:rPr>
+          <w:rFonts w:ascii="Times New Roman" w:hAnsi="Times New Roman" w:cs="Times New Roman"/>
+        </w:rPr>
+        <w:t xml:space="preserve"> </w:t>
+      </w:r>
+      <w:proofErr w:type="spellStart"/>
+      <w:r>
+        <w:rPr>
+          <w:rFonts w:ascii="Times New Roman" w:hAnsi="Times New Roman" w:cs="Times New Roman"/>
+        </w:rPr>
+        <w:t>tim</w:t>
+      </w:r>
+      <w:proofErr w:type="spellEnd"/>
+      <w:r>
+        <w:rPr>
+          <w:rFonts w:ascii="Times New Roman" w:hAnsi="Times New Roman" w:cs="Times New Roman"/>
+        </w:rPr>
+        <w:t xml:space="preserve"> yang </w:t>
+      </w:r>
+      <w:proofErr w:type="spellStart"/>
+      <w:r>
+        <w:rPr>
+          <w:rFonts w:ascii="Times New Roman" w:hAnsi="Times New Roman" w:cs="Times New Roman"/>
+        </w:rPr>
+        <w:t>profesional</w:t>
+      </w:r>
+      <w:proofErr w:type="spellEnd"/>
+      <w:r>
+        <w:rPr>
+          <w:rFonts w:ascii="Times New Roman" w:hAnsi="Times New Roman" w:cs="Times New Roman"/>
+        </w:rPr>
+        <w:t xml:space="preserve">, </w:t>
+      </w:r>
+      <w:proofErr w:type="spellStart"/>
+      <w:r>
+        <w:rPr>
+          <w:rFonts w:ascii="Times New Roman" w:hAnsi="Times New Roman" w:cs="Times New Roman"/>
+        </w:rPr>
+        <w:t>dinamis</w:t>
+      </w:r>
+      <w:proofErr w:type="spellEnd"/>
+      <w:r>
+        <w:rPr>
+          <w:rFonts w:ascii="Times New Roman" w:hAnsi="Times New Roman" w:cs="Times New Roman"/>
+        </w:rPr>
+        <w:t xml:space="preserve">, </w:t>
+      </w:r>
+      <w:proofErr w:type="spellStart"/>
+      <w:r>
+        <w:rPr>
+          <w:rFonts w:ascii="Times New Roman" w:hAnsi="Times New Roman" w:cs="Times New Roman"/>
+        </w:rPr>
+        <w:t>inovatif</w:t>
+      </w:r>
+      <w:proofErr w:type="spellEnd"/>
+      <w:r>
+        <w:rPr>
+          <w:rFonts w:ascii="Times New Roman" w:hAnsi="Times New Roman" w:cs="Times New Roman"/>
+        </w:rPr>
+        <w:t xml:space="preserve">, </w:t>
+      </w:r>
+      <w:proofErr w:type="spellStart"/>
+      <w:r>
+        <w:rPr>
+          <w:rFonts w:ascii="Times New Roman" w:hAnsi="Times New Roman" w:cs="Times New Roman"/>
+        </w:rPr>
+        <w:t>berdedikasi</w:t>
+      </w:r>
+      <w:proofErr w:type="spellEnd"/>
+      <w:r>
+        <w:rPr>
+          <w:rFonts w:ascii="Times New Roman" w:hAnsi="Times New Roman" w:cs="Times New Roman"/>
+        </w:rPr>
+        <w:t xml:space="preserve"> </w:t>
+      </w:r>
+      <w:proofErr w:type="spellStart"/>
+      <w:r>
+        <w:rPr>
+          <w:rFonts w:ascii="Times New Roman" w:hAnsi="Times New Roman" w:cs="Times New Roman"/>
+        </w:rPr>
+        <w:t>tinggi</w:t>
+      </w:r>
+      <w:proofErr w:type="spellEnd"/>
+      <w:r>
+        <w:rPr>
+          <w:rFonts w:ascii="Times New Roman" w:hAnsi="Times New Roman" w:cs="Times New Roman"/>
+        </w:rPr>
+        <w:t xml:space="preserve"> dan </w:t>
+      </w:r>
+      <w:proofErr w:type="spellStart"/>
+      <w:r>
+        <w:rPr>
+          <w:rFonts w:ascii="Times New Roman" w:hAnsi="Times New Roman" w:cs="Times New Roman"/>
+        </w:rPr>
+        <w:t>terpercaya</w:t>
+      </w:r>
+      <w:proofErr w:type="spellEnd"/>
       <w:r>
         <w:rPr>
           <w:rFonts w:ascii="Times New Roman" w:hAnsi="Times New Roman" w:cs="Times New Roman"/>
@@ -449,11 +1887,159 @@
           <w:rFonts w:ascii="Times New Roman" w:hAnsi="Times New Roman" w:cs="Times New Roman"/>
         </w:rPr>
       </w:pPr>
-      <w:r>
-        <w:rPr>
-          <w:rFonts w:ascii="Times New Roman" w:hAnsi="Times New Roman" w:cs="Times New Roman"/>
-        </w:rPr>
-        <w:t xml:space="preserve">Mengutamakan kepercayaan, keselamatan, dan kepuasan pasien dengan memberikan pelayanan kesehatan yuang berkualitas dan </w:t>
+      <w:proofErr w:type="spellStart"/>
+      <w:r>
+        <w:rPr>
+          <w:rFonts w:ascii="Times New Roman" w:hAnsi="Times New Roman" w:cs="Times New Roman"/>
+        </w:rPr>
+        <w:t>Mengutamakan</w:t>
+      </w:r>
+      <w:proofErr w:type="spellEnd"/>
+      <w:r>
+        <w:rPr>
+          <w:rFonts w:ascii="Times New Roman" w:hAnsi="Times New Roman" w:cs="Times New Roman"/>
+        </w:rPr>
+        <w:t xml:space="preserve"> </w:t>
+      </w:r>
+      <w:proofErr w:type="spellStart"/>
+      <w:r>
+        <w:rPr>
+          <w:rFonts w:ascii="Times New Roman" w:hAnsi="Times New Roman" w:cs="Times New Roman"/>
+        </w:rPr>
+        <w:t>kepercayaan</w:t>
+      </w:r>
+      <w:proofErr w:type="spellEnd"/>
+      <w:r>
+        <w:rPr>
+          <w:rFonts w:ascii="Times New Roman" w:hAnsi="Times New Roman" w:cs="Times New Roman"/>
+        </w:rPr>
+        <w:t xml:space="preserve">, </w:t>
+      </w:r>
+      <w:proofErr w:type="spellStart"/>
+      <w:r>
+        <w:rPr>
+          <w:rFonts w:ascii="Times New Roman" w:hAnsi="Times New Roman" w:cs="Times New Roman"/>
+        </w:rPr>
+        <w:t>keselamatan</w:t>
+      </w:r>
+      <w:proofErr w:type="spellEnd"/>
+      <w:r>
+        <w:rPr>
+          <w:rFonts w:ascii="Times New Roman" w:hAnsi="Times New Roman" w:cs="Times New Roman"/>
+        </w:rPr>
+        <w:t xml:space="preserve">, dan </w:t>
+      </w:r>
+      <w:proofErr w:type="spellStart"/>
+      <w:r>
+        <w:rPr>
+          <w:rFonts w:ascii="Times New Roman" w:hAnsi="Times New Roman" w:cs="Times New Roman"/>
+        </w:rPr>
+        <w:t>kepuasan</w:t>
+      </w:r>
+      <w:proofErr w:type="spellEnd"/>
+      <w:r>
+        <w:rPr>
+          <w:rFonts w:ascii="Times New Roman" w:hAnsi="Times New Roman" w:cs="Times New Roman"/>
+        </w:rPr>
+        <w:t xml:space="preserve"> </w:t>
+      </w:r>
+      <w:proofErr w:type="spellStart"/>
+      <w:r>
+        <w:rPr>
+          <w:rFonts w:ascii="Times New Roman" w:hAnsi="Times New Roman" w:cs="Times New Roman"/>
+        </w:rPr>
+        <w:t>pasien</w:t>
+      </w:r>
+      <w:proofErr w:type="spellEnd"/>
+      <w:r>
+        <w:rPr>
+          <w:rFonts w:ascii="Times New Roman" w:hAnsi="Times New Roman" w:cs="Times New Roman"/>
+        </w:rPr>
+        <w:t xml:space="preserve"> </w:t>
+      </w:r>
+      <w:proofErr w:type="spellStart"/>
+      <w:r>
+        <w:rPr>
+          <w:rFonts w:ascii="Times New Roman" w:hAnsi="Times New Roman" w:cs="Times New Roman"/>
+        </w:rPr>
+        <w:t>dengan</w:t>
+      </w:r>
+      <w:proofErr w:type="spellEnd"/>
+      <w:r>
+        <w:rPr>
+          <w:rFonts w:ascii="Times New Roman" w:hAnsi="Times New Roman" w:cs="Times New Roman"/>
+        </w:rPr>
+        <w:t xml:space="preserve"> </w:t>
+      </w:r>
+      <w:proofErr w:type="spellStart"/>
+      <w:r>
+        <w:rPr>
+          <w:rFonts w:ascii="Times New Roman" w:hAnsi="Times New Roman" w:cs="Times New Roman"/>
+        </w:rPr>
+        <w:t>memberikan</w:t>
+      </w:r>
+      <w:proofErr w:type="spellEnd"/>
+      <w:r>
+        <w:rPr>
+          <w:rFonts w:ascii="Times New Roman" w:hAnsi="Times New Roman" w:cs="Times New Roman"/>
+        </w:rPr>
+        <w:t xml:space="preserve"> </w:t>
+      </w:r>
+      <w:proofErr w:type="spellStart"/>
+      <w:r>
+        <w:rPr>
+          <w:rFonts w:ascii="Times New Roman" w:hAnsi="Times New Roman" w:cs="Times New Roman"/>
+        </w:rPr>
+        <w:t>pelayanan</w:t>
+      </w:r>
+      <w:proofErr w:type="spellEnd"/>
+      <w:r>
+        <w:rPr>
+          <w:rFonts w:ascii="Times New Roman" w:hAnsi="Times New Roman" w:cs="Times New Roman"/>
+        </w:rPr>
+        <w:t xml:space="preserve"> </w:t>
+      </w:r>
+      <w:proofErr w:type="spellStart"/>
+      <w:r>
+        <w:rPr>
+          <w:rFonts w:ascii="Times New Roman" w:hAnsi="Times New Roman" w:cs="Times New Roman"/>
+        </w:rPr>
+        <w:t>kesehatan</w:t>
+      </w:r>
+      <w:proofErr w:type="spellEnd"/>
+      <w:r>
+        <w:rPr>
+          <w:rFonts w:ascii="Times New Roman" w:hAnsi="Times New Roman" w:cs="Times New Roman"/>
+        </w:rPr>
+        <w:t xml:space="preserve"> </w:t>
+      </w:r>
+      <w:proofErr w:type="spellStart"/>
+      <w:r>
+        <w:rPr>
+          <w:rFonts w:ascii="Times New Roman" w:hAnsi="Times New Roman" w:cs="Times New Roman"/>
+        </w:rPr>
+        <w:t>yuang</w:t>
+      </w:r>
+      <w:proofErr w:type="spellEnd"/>
+      <w:r>
+        <w:rPr>
+          <w:rFonts w:ascii="Times New Roman" w:hAnsi="Times New Roman" w:cs="Times New Roman"/>
+        </w:rPr>
+        <w:t xml:space="preserve"> </w:t>
+      </w:r>
+      <w:proofErr w:type="spellStart"/>
+      <w:r>
+        <w:rPr>
+          <w:rFonts w:ascii="Times New Roman" w:hAnsi="Times New Roman" w:cs="Times New Roman"/>
+        </w:rPr>
+        <w:t>berkualitas</w:t>
+      </w:r>
+      <w:proofErr w:type="spellEnd"/>
+      <w:r>
+        <w:rPr>
+          <w:rFonts w:ascii="Times New Roman" w:hAnsi="Times New Roman" w:cs="Times New Roman"/>
+        </w:rPr>
+        <w:t xml:space="preserve"> dan </w:t>
       </w:r>
       <w:r>
         <w:rPr>
@@ -475,12 +2061,98 @@
           <w:rFonts w:ascii="Times New Roman" w:hAnsi="Times New Roman" w:cs="Times New Roman"/>
         </w:rPr>
       </w:pPr>
-      <w:r>
-        <w:rPr>
-          <w:rFonts w:ascii="Times New Roman" w:hAnsi="Times New Roman" w:cs="Times New Roman"/>
-        </w:rPr>
-        <w:t>Memberikan pelayanan kesehatan yang cepat, tepat, bermutu dan terjangkau</w:t>
-      </w:r>
+      <w:proofErr w:type="spellStart"/>
+      <w:r>
+        <w:rPr>
+          <w:rFonts w:ascii="Times New Roman" w:hAnsi="Times New Roman" w:cs="Times New Roman"/>
+        </w:rPr>
+        <w:t>Memberikan</w:t>
+      </w:r>
+      <w:proofErr w:type="spellEnd"/>
+      <w:r>
+        <w:rPr>
+          <w:rFonts w:ascii="Times New Roman" w:hAnsi="Times New Roman" w:cs="Times New Roman"/>
+        </w:rPr>
+        <w:t xml:space="preserve"> </w:t>
+      </w:r>
+      <w:proofErr w:type="spellStart"/>
+      <w:r>
+        <w:rPr>
+          <w:rFonts w:ascii="Times New Roman" w:hAnsi="Times New Roman" w:cs="Times New Roman"/>
+        </w:rPr>
+        <w:t>pelayanan</w:t>
+      </w:r>
+      <w:proofErr w:type="spellEnd"/>
+      <w:r>
+        <w:rPr>
+          <w:rFonts w:ascii="Times New Roman" w:hAnsi="Times New Roman" w:cs="Times New Roman"/>
+        </w:rPr>
+        <w:t xml:space="preserve"> </w:t>
+      </w:r>
+      <w:proofErr w:type="spellStart"/>
+      <w:r>
+        <w:rPr>
+          <w:rFonts w:ascii="Times New Roman" w:hAnsi="Times New Roman" w:cs="Times New Roman"/>
+        </w:rPr>
+        <w:t>kesehatan</w:t>
+      </w:r>
+      <w:proofErr w:type="spellEnd"/>
+      <w:r>
+        <w:rPr>
+          <w:rFonts w:ascii="Times New Roman" w:hAnsi="Times New Roman" w:cs="Times New Roman"/>
+        </w:rPr>
+        <w:t xml:space="preserve"> yang </w:t>
+      </w:r>
+      <w:proofErr w:type="spellStart"/>
+      <w:r>
+        <w:rPr>
+          <w:rFonts w:ascii="Times New Roman" w:hAnsi="Times New Roman" w:cs="Times New Roman"/>
+        </w:rPr>
+        <w:t>cepat</w:t>
+      </w:r>
+      <w:proofErr w:type="spellEnd"/>
+      <w:r>
+        <w:rPr>
+          <w:rFonts w:ascii="Times New Roman" w:hAnsi="Times New Roman" w:cs="Times New Roman"/>
+        </w:rPr>
+        <w:t xml:space="preserve">, </w:t>
+      </w:r>
+      <w:proofErr w:type="spellStart"/>
+      <w:r>
+        <w:rPr>
+          <w:rFonts w:ascii="Times New Roman" w:hAnsi="Times New Roman" w:cs="Times New Roman"/>
+        </w:rPr>
+        <w:t>tepat</w:t>
+      </w:r>
+      <w:proofErr w:type="spellEnd"/>
+      <w:r>
+        <w:rPr>
+          <w:rFonts w:ascii="Times New Roman" w:hAnsi="Times New Roman" w:cs="Times New Roman"/>
+        </w:rPr>
+        <w:t xml:space="preserve">, </w:t>
+      </w:r>
+      <w:proofErr w:type="spellStart"/>
+      <w:r>
+        <w:rPr>
+          <w:rFonts w:ascii="Times New Roman" w:hAnsi="Times New Roman" w:cs="Times New Roman"/>
+        </w:rPr>
+        <w:t>bermutu</w:t>
+      </w:r>
+      <w:proofErr w:type="spellEnd"/>
+      <w:r>
+        <w:rPr>
+          <w:rFonts w:ascii="Times New Roman" w:hAnsi="Times New Roman" w:cs="Times New Roman"/>
+        </w:rPr>
+        <w:t xml:space="preserve"> dan </w:t>
+      </w:r>
+      <w:proofErr w:type="spellStart"/>
+      <w:r>
+        <w:rPr>
+          <w:rFonts w:ascii="Times New Roman" w:hAnsi="Times New Roman" w:cs="Times New Roman"/>
+        </w:rPr>
+        <w:t>terjangkau</w:t>
+      </w:r>
+      <w:proofErr w:type="spellEnd"/>
       <w:r>
         <w:rPr>
           <w:rFonts w:ascii="Times New Roman" w:hAnsi="Times New Roman" w:cs="Times New Roman"/>
@@ -501,12 +2173,112 @@
           <w:rFonts w:ascii="Times New Roman" w:hAnsi="Times New Roman" w:cs="Times New Roman"/>
         </w:rPr>
       </w:pPr>
-      <w:r>
-        <w:rPr>
-          <w:rFonts w:ascii="Times New Roman" w:hAnsi="Times New Roman" w:cs="Times New Roman"/>
-        </w:rPr>
-        <w:t>Memberikan pelayanan kesehatan prima dengan pemanfaatan informasi dan tekhnologi medis</w:t>
-      </w:r>
+      <w:proofErr w:type="spellStart"/>
+      <w:r>
+        <w:rPr>
+          <w:rFonts w:ascii="Times New Roman" w:hAnsi="Times New Roman" w:cs="Times New Roman"/>
+        </w:rPr>
+        <w:t>Memberikan</w:t>
+      </w:r>
+      <w:proofErr w:type="spellEnd"/>
+      <w:r>
+        <w:rPr>
+          <w:rFonts w:ascii="Times New Roman" w:hAnsi="Times New Roman" w:cs="Times New Roman"/>
+        </w:rPr>
+        <w:t xml:space="preserve"> </w:t>
+      </w:r>
+      <w:proofErr w:type="spellStart"/>
+      <w:r>
+        <w:rPr>
+          <w:rFonts w:ascii="Times New Roman" w:hAnsi="Times New Roman" w:cs="Times New Roman"/>
+        </w:rPr>
+        <w:t>pelayanan</w:t>
+      </w:r>
+      <w:proofErr w:type="spellEnd"/>
+      <w:r>
+        <w:rPr>
+          <w:rFonts w:ascii="Times New Roman" w:hAnsi="Times New Roman" w:cs="Times New Roman"/>
+        </w:rPr>
+        <w:t xml:space="preserve"> </w:t>
+      </w:r>
+      <w:proofErr w:type="spellStart"/>
+      <w:r>
+        <w:rPr>
+          <w:rFonts w:ascii="Times New Roman" w:hAnsi="Times New Roman" w:cs="Times New Roman"/>
+        </w:rPr>
+        <w:t>kesehatan</w:t>
+      </w:r>
+      <w:proofErr w:type="spellEnd"/>
+      <w:r>
+        <w:rPr>
+          <w:rFonts w:ascii="Times New Roman" w:hAnsi="Times New Roman" w:cs="Times New Roman"/>
+        </w:rPr>
+        <w:t xml:space="preserve"> prima </w:t>
+      </w:r>
+      <w:proofErr w:type="spellStart"/>
+      <w:r>
+        <w:rPr>
+          <w:rFonts w:ascii="Times New Roman" w:hAnsi="Times New Roman" w:cs="Times New Roman"/>
+        </w:rPr>
+        <w:t>dengan</w:t>
+      </w:r>
+      <w:proofErr w:type="spellEnd"/>
+      <w:r>
+        <w:rPr>
+          <w:rFonts w:ascii="Times New Roman" w:hAnsi="Times New Roman" w:cs="Times New Roman"/>
+        </w:rPr>
+        <w:t xml:space="preserve"> </w:t>
+      </w:r>
+      <w:proofErr w:type="spellStart"/>
+      <w:r>
+        <w:rPr>
+          <w:rFonts w:ascii="Times New Roman" w:hAnsi="Times New Roman" w:cs="Times New Roman"/>
+        </w:rPr>
+        <w:t>pemanfaatan</w:t>
+      </w:r>
+      <w:proofErr w:type="spellEnd"/>
+      <w:r>
+        <w:rPr>
+          <w:rFonts w:ascii="Times New Roman" w:hAnsi="Times New Roman" w:cs="Times New Roman"/>
+        </w:rPr>
+        <w:t xml:space="preserve"> </w:t>
+      </w:r>
+      <w:proofErr w:type="spellStart"/>
+      <w:r>
+        <w:rPr>
+          <w:rFonts w:ascii="Times New Roman" w:hAnsi="Times New Roman" w:cs="Times New Roman"/>
+        </w:rPr>
+        <w:t>informasi</w:t>
+      </w:r>
+      <w:proofErr w:type="spellEnd"/>
+      <w:r>
+        <w:rPr>
+          <w:rFonts w:ascii="Times New Roman" w:hAnsi="Times New Roman" w:cs="Times New Roman"/>
+        </w:rPr>
+        <w:t xml:space="preserve"> dan </w:t>
+      </w:r>
+      <w:proofErr w:type="spellStart"/>
+      <w:r>
+        <w:rPr>
+          <w:rFonts w:ascii="Times New Roman" w:hAnsi="Times New Roman" w:cs="Times New Roman"/>
+        </w:rPr>
+        <w:t>tekhnologi</w:t>
+      </w:r>
+      <w:proofErr w:type="spellEnd"/>
+      <w:r>
+        <w:rPr>
+          <w:rFonts w:ascii="Times New Roman" w:hAnsi="Times New Roman" w:cs="Times New Roman"/>
+        </w:rPr>
+        <w:t xml:space="preserve"> </w:t>
+      </w:r>
+      <w:proofErr w:type="spellStart"/>
+      <w:r>
+        <w:rPr>
+          <w:rFonts w:ascii="Times New Roman" w:hAnsi="Times New Roman" w:cs="Times New Roman"/>
+        </w:rPr>
+        <w:t>medis</w:t>
+      </w:r>
+      <w:proofErr w:type="spellEnd"/>
       <w:r>
         <w:rPr>
           <w:rFonts w:ascii="Times New Roman" w:hAnsi="Times New Roman" w:cs="Times New Roman"/>
@@ -529,23 +2301,26 @@
     </w:p>
     <w:p>
       <w:pPr>
-        <w:spacing w:after="0" w:line="360" w:lineRule="auto"/>
-        <w:jc w:val="both"/>
-        <w:rPr>
-          <w:rFonts w:ascii="Times New Roman" w:hAnsi="Times New Roman" w:cs="Times New Roman"/>
-          <w:b/>
-          <w:bCs/>
-        </w:rPr>
-      </w:pPr>
-      <w:r>
-        <w:rPr>
-          <w:rFonts w:ascii="Times New Roman" w:hAnsi="Times New Roman" w:cs="Times New Roman"/>
-          <w:b/>
-          <w:bCs/>
-        </w:rPr>
+        <w:pStyle w:val="Heading2"/>
+        <w:spacing w:line="360" w:lineRule="auto"/>
+      </w:pPr>
+      <w:r>
         <w:lastRenderedPageBreak/>
-        <w:t>2.3 Struktur Organisasi</w:t>
-      </w:r>
+        <w:t xml:space="preserve">2.3 </w:t>
+      </w:r>
+      <w:proofErr w:type="spellStart"/>
+      <w:r>
+        <w:t>Struktur</w:t>
+      </w:r>
+      <w:proofErr w:type="spellEnd"/>
+      <w:r>
+        <w:t xml:space="preserve"> </w:t>
+      </w:r>
+      <w:proofErr w:type="spellStart"/>
+      <w:r>
+        <w:t>Organisasi</w:t>
+      </w:r>
+      <w:proofErr w:type="spellEnd"/>
     </w:p>
     <w:p>
       <w:pPr>
@@ -605,6 +2380,80 @@
     </w:p>
     <w:p>
       <w:pPr>
+        <w:pStyle w:val="Caption"/>
+        <w:jc w:val="center"/>
+        <w:rPr>
+          <w:rFonts w:ascii="Times New Roman" w:hAnsi="Times New Roman" w:cs="Times New Roman"/>
+        </w:rPr>
+      </w:pPr>
+      <w:r>
+        <w:rPr>
+          <w:rFonts w:ascii="Times New Roman" w:hAnsi="Times New Roman" w:cs="Times New Roman"/>
+        </w:rPr>
+        <w:t xml:space="preserve">Gambar 2. </w:t>
+      </w:r>
+      <w:r>
+        <w:rPr>
+          <w:rFonts w:ascii="Times New Roman" w:hAnsi="Times New Roman" w:cs="Times New Roman"/>
+        </w:rPr>
+        <w:fldChar w:fldCharType="begin"/>
+      </w:r>
+      <w:r>
+        <w:rPr>
+          <w:rFonts w:ascii="Times New Roman" w:hAnsi="Times New Roman" w:cs="Times New Roman"/>
+        </w:rPr>
+        <w:instrText xml:space="preserve"> SEQ Gambar_2. \* ARABIC </w:instrText>
+      </w:r>
+      <w:r>
+        <w:rPr>
+          <w:rFonts w:ascii="Times New Roman" w:hAnsi="Times New Roman" w:cs="Times New Roman"/>
+        </w:rPr>
+        <w:fldChar w:fldCharType="separate"/>
+      </w:r>
+      <w:r>
+        <w:rPr>
+          <w:rFonts w:ascii="Times New Roman" w:hAnsi="Times New Roman" w:cs="Times New Roman"/>
+          <w:noProof/>
+        </w:rPr>
+        <w:t>1</w:t>
+      </w:r>
+      <w:r>
+        <w:rPr>
+          <w:rFonts w:ascii="Times New Roman" w:hAnsi="Times New Roman" w:cs="Times New Roman"/>
+        </w:rPr>
+        <w:fldChar w:fldCharType="end"/>
+      </w:r>
+      <w:r>
+        <w:rPr>
+          <w:rFonts w:ascii="Times New Roman" w:hAnsi="Times New Roman" w:cs="Times New Roman"/>
+        </w:rPr>
+        <w:t xml:space="preserve"> </w:t>
+      </w:r>
+      <w:proofErr w:type="spellStart"/>
+      <w:r>
+        <w:rPr>
+          <w:rFonts w:ascii="Times New Roman" w:hAnsi="Times New Roman" w:cs="Times New Roman"/>
+        </w:rPr>
+        <w:t>Struktur</w:t>
+      </w:r>
+      <w:proofErr w:type="spellEnd"/>
+      <w:r>
+        <w:rPr>
+          <w:rFonts w:ascii="Times New Roman" w:hAnsi="Times New Roman" w:cs="Times New Roman"/>
+        </w:rPr>
+        <w:t xml:space="preserve"> </w:t>
+      </w:r>
+      <w:proofErr w:type="spellStart"/>
+      <w:r>
+        <w:rPr>
+          <w:rFonts w:ascii="Times New Roman" w:hAnsi="Times New Roman" w:cs="Times New Roman"/>
+        </w:rPr>
+        <w:t>Organisasi</w:t>
+      </w:r>
+      <w:proofErr w:type="spellEnd"/>
+    </w:p>
+    <w:p>
+      <w:pPr>
         <w:spacing w:after="0" w:line="360" w:lineRule="auto"/>
         <w:jc w:val="center"/>
         <w:rPr>
@@ -615,22 +2464,7 @@
         <w:rPr>
           <w:rFonts w:ascii="Times New Roman" w:hAnsi="Times New Roman" w:cs="Times New Roman"/>
         </w:rPr>
-        <w:t>Gambar 2.1 Stuktur Organisasi</w:t>
-      </w:r>
-    </w:p>
-    <w:p>
-      <w:pPr>
-        <w:spacing w:after="0" w:line="360" w:lineRule="auto"/>
-        <w:jc w:val="center"/>
-        <w:rPr>
-          <w:rFonts w:ascii="Times New Roman" w:hAnsi="Times New Roman" w:cs="Times New Roman"/>
-        </w:rPr>
-      </w:pPr>
-      <w:r>
-        <w:rPr>
-          <w:rFonts w:ascii="Times New Roman" w:hAnsi="Times New Roman" w:cs="Times New Roman"/>
-        </w:rPr>
-        <w:t xml:space="preserve">(sumber: </w:t>
+        <w:t>(sumber:</w:t>
       </w:r>
       <w:hyperlink r:id="rId6" w:history="1">
         <w:r>
@@ -648,76 +2482,7 @@
         <w:t>)</w:t>
       </w:r>
     </w:p>
-    <w:p>
-      <w:pPr>
-        <w:spacing w:after="0" w:line="360" w:lineRule="auto"/>
-        <w:jc w:val="center"/>
-        <w:rPr>
-          <w:rFonts w:ascii="Times New Roman" w:hAnsi="Times New Roman" w:cs="Times New Roman"/>
-        </w:rPr>
-      </w:pPr>
-    </w:p>
-    <w:p>
-      <w:pPr>
-        <w:spacing w:after="0" w:line="360" w:lineRule="auto"/>
-        <w:jc w:val="center"/>
-        <w:rPr>
-          <w:rFonts w:ascii="Times New Roman" w:hAnsi="Times New Roman" w:cs="Times New Roman"/>
-        </w:rPr>
-      </w:pPr>
-    </w:p>
-    <w:p>
-      <w:pPr>
-        <w:spacing w:after="0" w:line="360" w:lineRule="auto"/>
-        <w:jc w:val="center"/>
-        <w:rPr>
-          <w:rFonts w:ascii="Times New Roman" w:hAnsi="Times New Roman" w:cs="Times New Roman"/>
-        </w:rPr>
-      </w:pPr>
-    </w:p>
-    <w:p>
-      <w:pPr>
-        <w:spacing w:after="0" w:line="360" w:lineRule="auto"/>
-        <w:rPr>
-          <w:rFonts w:ascii="Times New Roman" w:hAnsi="Times New Roman" w:cs="Times New Roman"/>
-        </w:rPr>
-      </w:pPr>
-    </w:p>
-    <w:p>
-      <w:pPr>
-        <w:spacing w:after="0" w:line="360" w:lineRule="auto"/>
-        <w:rPr>
-          <w:rFonts w:ascii="Times New Roman" w:hAnsi="Times New Roman" w:cs="Times New Roman"/>
-          <w:b/>
-          <w:bCs/>
-        </w:rPr>
-      </w:pPr>
-      <w:r>
-        <w:rPr>
-          <w:rFonts w:ascii="Times New Roman" w:hAnsi="Times New Roman" w:cs="Times New Roman"/>
-          <w:b/>
-          <w:bCs/>
-        </w:rPr>
-        <w:lastRenderedPageBreak/>
-        <w:t>2.4</w:t>
-      </w:r>
-      <w:r>
-        <w:rPr>
-          <w:rFonts w:ascii="Times New Roman" w:hAnsi="Times New Roman" w:cs="Times New Roman"/>
-          <w:b/>
-          <w:bCs/>
-        </w:rPr>
-        <w:t xml:space="preserve"> Alur Koordinasi </w:t>
-      </w:r>
-      <w:r>
-        <w:rPr>
-          <w:rFonts w:ascii="Times New Roman" w:hAnsi="Times New Roman" w:cs="Times New Roman"/>
-          <w:b/>
-          <w:bCs/>
-        </w:rPr>
-        <w:t>Kerja Siswa</w:t>
-      </w:r>
-    </w:p>
+    <w:p/>
     <w:p>
       <w:pPr>
         <w:spacing w:after="0" w:line="360" w:lineRule="auto"/>
@@ -727,35 +2492,1209 @@
           <w:rFonts w:ascii="Times New Roman" w:hAnsi="Times New Roman" w:cs="Times New Roman"/>
         </w:rPr>
       </w:pPr>
-      <w:r>
-        <w:rPr>
-          <w:rFonts w:ascii="Times New Roman" w:hAnsi="Times New Roman" w:cs="Times New Roman"/>
-        </w:rPr>
-        <w:t xml:space="preserve">Selama melaksanakan Praktik Kerja Lapangan di </w:t>
-      </w:r>
-      <w:r>
-        <w:rPr>
-          <w:rFonts w:ascii="Times New Roman" w:hAnsi="Times New Roman" w:cs="Times New Roman"/>
-        </w:rPr>
-        <w:t>PT. Rukun Solusi Medika</w:t>
-      </w:r>
-      <w:r>
-        <w:rPr>
-          <w:rFonts w:ascii="Times New Roman" w:hAnsi="Times New Roman" w:cs="Times New Roman"/>
-        </w:rPr>
-        <w:t xml:space="preserve">, siswa mengikuti alur koordinasi dan SOP kerja yang telah ditetapkan oleh </w:t>
-      </w:r>
-      <w:r>
-        <w:rPr>
-          <w:rFonts w:ascii="Times New Roman" w:hAnsi="Times New Roman" w:cs="Times New Roman"/>
-        </w:rPr>
-        <w:t xml:space="preserve">pembimbing </w:t>
-      </w:r>
-      <w:r>
-        <w:rPr>
-          <w:rFonts w:ascii="Times New Roman" w:hAnsi="Times New Roman" w:cs="Times New Roman"/>
-        </w:rPr>
-        <w:t>industri yaitu sebagai berikut:</w:t>
+      <w:proofErr w:type="spellStart"/>
+      <w:r>
+        <w:rPr>
+          <w:rFonts w:ascii="Times New Roman" w:hAnsi="Times New Roman" w:cs="Times New Roman"/>
+        </w:rPr>
+        <w:lastRenderedPageBreak/>
+        <w:t>Berikut</w:t>
+      </w:r>
+      <w:proofErr w:type="spellEnd"/>
+      <w:r>
+        <w:rPr>
+          <w:rFonts w:ascii="Times New Roman" w:hAnsi="Times New Roman" w:cs="Times New Roman"/>
+        </w:rPr>
+        <w:t xml:space="preserve"> </w:t>
+      </w:r>
+      <w:proofErr w:type="spellStart"/>
+      <w:r>
+        <w:rPr>
+          <w:rFonts w:ascii="Times New Roman" w:hAnsi="Times New Roman" w:cs="Times New Roman"/>
+        </w:rPr>
+        <w:t>deskripsi</w:t>
+      </w:r>
+      <w:proofErr w:type="spellEnd"/>
+      <w:r>
+        <w:rPr>
+          <w:rFonts w:ascii="Times New Roman" w:hAnsi="Times New Roman" w:cs="Times New Roman"/>
+        </w:rPr>
+        <w:t xml:space="preserve"> </w:t>
+      </w:r>
+      <w:proofErr w:type="spellStart"/>
+      <w:r>
+        <w:rPr>
+          <w:rFonts w:ascii="Times New Roman" w:hAnsi="Times New Roman" w:cs="Times New Roman"/>
+        </w:rPr>
+        <w:t>tugas</w:t>
+      </w:r>
+      <w:proofErr w:type="spellEnd"/>
+      <w:r>
+        <w:rPr>
+          <w:rFonts w:ascii="Times New Roman" w:hAnsi="Times New Roman" w:cs="Times New Roman"/>
+        </w:rPr>
+        <w:t xml:space="preserve"> dan </w:t>
+      </w:r>
+      <w:proofErr w:type="spellStart"/>
+      <w:r>
+        <w:rPr>
+          <w:rFonts w:ascii="Times New Roman" w:hAnsi="Times New Roman" w:cs="Times New Roman"/>
+        </w:rPr>
+        <w:t>tanggung</w:t>
+      </w:r>
+      <w:proofErr w:type="spellEnd"/>
+      <w:r>
+        <w:rPr>
+          <w:rFonts w:ascii="Times New Roman" w:hAnsi="Times New Roman" w:cs="Times New Roman"/>
+        </w:rPr>
+        <w:t xml:space="preserve"> </w:t>
+      </w:r>
+      <w:proofErr w:type="spellStart"/>
+      <w:r>
+        <w:rPr>
+          <w:rFonts w:ascii="Times New Roman" w:hAnsi="Times New Roman" w:cs="Times New Roman"/>
+        </w:rPr>
+        <w:t>jawab</w:t>
+      </w:r>
+      <w:proofErr w:type="spellEnd"/>
+      <w:r>
+        <w:rPr>
+          <w:rFonts w:ascii="Times New Roman" w:hAnsi="Times New Roman" w:cs="Times New Roman"/>
+        </w:rPr>
+        <w:t xml:space="preserve"> </w:t>
+      </w:r>
+      <w:proofErr w:type="spellStart"/>
+      <w:r>
+        <w:rPr>
+          <w:rFonts w:ascii="Times New Roman" w:hAnsi="Times New Roman" w:cs="Times New Roman"/>
+        </w:rPr>
+        <w:t>posisi-posisi</w:t>
+      </w:r>
+      <w:proofErr w:type="spellEnd"/>
+      <w:r>
+        <w:rPr>
+          <w:rFonts w:ascii="Times New Roman" w:hAnsi="Times New Roman" w:cs="Times New Roman"/>
+        </w:rPr>
+        <w:t xml:space="preserve"> </w:t>
+      </w:r>
+      <w:proofErr w:type="spellStart"/>
+      <w:r>
+        <w:rPr>
+          <w:rFonts w:ascii="Times New Roman" w:hAnsi="Times New Roman" w:cs="Times New Roman"/>
+        </w:rPr>
+        <w:t>penting</w:t>
+      </w:r>
+      <w:proofErr w:type="spellEnd"/>
+      <w:r>
+        <w:rPr>
+          <w:rFonts w:ascii="Times New Roman" w:hAnsi="Times New Roman" w:cs="Times New Roman"/>
+        </w:rPr>
+        <w:t xml:space="preserve"> pada </w:t>
+      </w:r>
+      <w:proofErr w:type="spellStart"/>
+      <w:r>
+        <w:rPr>
+          <w:rFonts w:ascii="Times New Roman" w:hAnsi="Times New Roman" w:cs="Times New Roman"/>
+        </w:rPr>
+        <w:t>struktur</w:t>
+      </w:r>
+      <w:proofErr w:type="spellEnd"/>
+      <w:r>
+        <w:rPr>
+          <w:rFonts w:ascii="Times New Roman" w:hAnsi="Times New Roman" w:cs="Times New Roman"/>
+        </w:rPr>
+        <w:t xml:space="preserve"> </w:t>
+      </w:r>
+      <w:proofErr w:type="spellStart"/>
+      <w:r>
+        <w:rPr>
+          <w:rFonts w:ascii="Times New Roman" w:hAnsi="Times New Roman" w:cs="Times New Roman"/>
+        </w:rPr>
+        <w:t>organisasi</w:t>
+      </w:r>
+      <w:proofErr w:type="spellEnd"/>
+      <w:r>
+        <w:rPr>
+          <w:rFonts w:ascii="Times New Roman" w:hAnsi="Times New Roman" w:cs="Times New Roman"/>
+        </w:rPr>
+        <w:t xml:space="preserve"> di </w:t>
+      </w:r>
+      <w:proofErr w:type="spellStart"/>
+      <w:r>
+        <w:rPr>
+          <w:rFonts w:ascii="Times New Roman" w:hAnsi="Times New Roman" w:cs="Times New Roman"/>
+        </w:rPr>
+        <w:t>atas</w:t>
+      </w:r>
+      <w:proofErr w:type="spellEnd"/>
+      <w:r>
+        <w:rPr>
+          <w:rFonts w:ascii="Times New Roman" w:hAnsi="Times New Roman" w:cs="Times New Roman"/>
+        </w:rPr>
+        <w:t>:</w:t>
+      </w:r>
+    </w:p>
+    <w:p>
+      <w:pPr>
+        <w:pStyle w:val="ListParagraph"/>
+        <w:numPr>
+          <w:ilvl w:val="0"/>
+          <w:numId w:val="5"/>
+        </w:numPr>
+        <w:spacing w:after="0" w:line="360" w:lineRule="auto"/>
+        <w:jc w:val="both"/>
+        <w:rPr>
+          <w:rFonts w:ascii="Times New Roman" w:hAnsi="Times New Roman" w:cs="Times New Roman"/>
+        </w:rPr>
+      </w:pPr>
+      <w:r>
+        <w:rPr>
+          <w:rFonts w:ascii="Times New Roman" w:hAnsi="Times New Roman" w:cs="Times New Roman"/>
+        </w:rPr>
+        <w:t xml:space="preserve">dr. H M Yosa Effendi, </w:t>
+      </w:r>
+      <w:proofErr w:type="spellStart"/>
+      <w:r>
+        <w:rPr>
+          <w:rFonts w:ascii="Times New Roman" w:hAnsi="Times New Roman" w:cs="Times New Roman"/>
+        </w:rPr>
+        <w:t>Sp.KKLP</w:t>
+      </w:r>
+      <w:proofErr w:type="spellEnd"/>
+      <w:r>
+        <w:rPr>
+          <w:rFonts w:ascii="Times New Roman" w:hAnsi="Times New Roman" w:cs="Times New Roman"/>
+        </w:rPr>
+        <w:t xml:space="preserve">., </w:t>
+      </w:r>
+      <w:proofErr w:type="spellStart"/>
+      <w:r>
+        <w:rPr>
+          <w:rFonts w:ascii="Times New Roman" w:hAnsi="Times New Roman" w:cs="Times New Roman"/>
+        </w:rPr>
+        <w:t>M.Mrs</w:t>
+      </w:r>
+      <w:proofErr w:type="spellEnd"/>
+      <w:r>
+        <w:rPr>
+          <w:rFonts w:ascii="Times New Roman" w:hAnsi="Times New Roman" w:cs="Times New Roman"/>
+        </w:rPr>
+        <w:t xml:space="preserve">., M.Kes.A3M </w:t>
+      </w:r>
+      <w:proofErr w:type="spellStart"/>
+      <w:r>
+        <w:rPr>
+          <w:rFonts w:ascii="Times New Roman" w:hAnsi="Times New Roman" w:cs="Times New Roman"/>
+        </w:rPr>
+        <w:t>selaku</w:t>
+      </w:r>
+      <w:proofErr w:type="spellEnd"/>
+      <w:r>
+        <w:rPr>
+          <w:rFonts w:ascii="Times New Roman" w:hAnsi="Times New Roman" w:cs="Times New Roman"/>
+        </w:rPr>
+        <w:t xml:space="preserve"> </w:t>
+      </w:r>
+      <w:proofErr w:type="spellStart"/>
+      <w:r>
+        <w:rPr>
+          <w:rFonts w:ascii="Times New Roman" w:hAnsi="Times New Roman" w:cs="Times New Roman"/>
+        </w:rPr>
+        <w:t>Pimpinan</w:t>
+      </w:r>
+      <w:proofErr w:type="spellEnd"/>
+      <w:r>
+        <w:rPr>
+          <w:rFonts w:ascii="Times New Roman" w:hAnsi="Times New Roman" w:cs="Times New Roman"/>
+        </w:rPr>
+        <w:t xml:space="preserve"> Pusat, </w:t>
+      </w:r>
+      <w:proofErr w:type="spellStart"/>
+      <w:r>
+        <w:rPr>
+          <w:rFonts w:ascii="Times New Roman" w:hAnsi="Times New Roman" w:cs="Times New Roman"/>
+        </w:rPr>
+        <w:t>memegang</w:t>
+      </w:r>
+      <w:proofErr w:type="spellEnd"/>
+      <w:r>
+        <w:rPr>
+          <w:rFonts w:ascii="Times New Roman" w:hAnsi="Times New Roman" w:cs="Times New Roman"/>
+        </w:rPr>
+        <w:t xml:space="preserve"> </w:t>
+      </w:r>
+      <w:proofErr w:type="spellStart"/>
+      <w:r>
+        <w:rPr>
+          <w:rFonts w:ascii="Times New Roman" w:hAnsi="Times New Roman" w:cs="Times New Roman"/>
+        </w:rPr>
+        <w:t>kebijakan</w:t>
+      </w:r>
+      <w:proofErr w:type="spellEnd"/>
+      <w:r>
+        <w:rPr>
+          <w:rFonts w:ascii="Times New Roman" w:hAnsi="Times New Roman" w:cs="Times New Roman"/>
+        </w:rPr>
+        <w:t xml:space="preserve"> </w:t>
+      </w:r>
+      <w:proofErr w:type="spellStart"/>
+      <w:r>
+        <w:rPr>
+          <w:rFonts w:ascii="Times New Roman" w:hAnsi="Times New Roman" w:cs="Times New Roman"/>
+        </w:rPr>
+        <w:t>tertinggi</w:t>
+      </w:r>
+      <w:proofErr w:type="spellEnd"/>
+      <w:r>
+        <w:rPr>
+          <w:rFonts w:ascii="Times New Roman" w:hAnsi="Times New Roman" w:cs="Times New Roman"/>
+        </w:rPr>
+        <w:t xml:space="preserve"> &amp; </w:t>
+      </w:r>
+      <w:proofErr w:type="spellStart"/>
+      <w:r>
+        <w:rPr>
+          <w:rFonts w:ascii="Times New Roman" w:hAnsi="Times New Roman" w:cs="Times New Roman"/>
+        </w:rPr>
+        <w:t>mengawasi</w:t>
+      </w:r>
+      <w:proofErr w:type="spellEnd"/>
+      <w:r>
+        <w:rPr>
+          <w:rFonts w:ascii="Times New Roman" w:hAnsi="Times New Roman" w:cs="Times New Roman"/>
+        </w:rPr>
+        <w:t xml:space="preserve"> </w:t>
+      </w:r>
+      <w:proofErr w:type="spellStart"/>
+      <w:r>
+        <w:rPr>
+          <w:rFonts w:ascii="Times New Roman" w:hAnsi="Times New Roman" w:cs="Times New Roman"/>
+        </w:rPr>
+        <w:t>seluruh</w:t>
+      </w:r>
+      <w:proofErr w:type="spellEnd"/>
+      <w:r>
+        <w:rPr>
+          <w:rFonts w:ascii="Times New Roman" w:hAnsi="Times New Roman" w:cs="Times New Roman"/>
+        </w:rPr>
+        <w:t xml:space="preserve"> </w:t>
+      </w:r>
+      <w:proofErr w:type="spellStart"/>
+      <w:r>
+        <w:rPr>
+          <w:rFonts w:ascii="Times New Roman" w:hAnsi="Times New Roman" w:cs="Times New Roman"/>
+        </w:rPr>
+        <w:t>operasional</w:t>
+      </w:r>
+      <w:proofErr w:type="spellEnd"/>
+      <w:r>
+        <w:rPr>
+          <w:rFonts w:ascii="Times New Roman" w:hAnsi="Times New Roman" w:cs="Times New Roman"/>
+        </w:rPr>
+        <w:t xml:space="preserve"> </w:t>
+      </w:r>
+      <w:proofErr w:type="spellStart"/>
+      <w:r>
+        <w:rPr>
+          <w:rFonts w:ascii="Times New Roman" w:hAnsi="Times New Roman" w:cs="Times New Roman"/>
+        </w:rPr>
+        <w:t>klinik</w:t>
+      </w:r>
+      <w:proofErr w:type="spellEnd"/>
+      <w:r>
+        <w:rPr>
+          <w:rFonts w:ascii="Times New Roman" w:hAnsi="Times New Roman" w:cs="Times New Roman"/>
+        </w:rPr>
+        <w:t>.</w:t>
+      </w:r>
+    </w:p>
+    <w:p>
+      <w:pPr>
+        <w:pStyle w:val="ListParagraph"/>
+        <w:numPr>
+          <w:ilvl w:val="0"/>
+          <w:numId w:val="5"/>
+        </w:numPr>
+        <w:spacing w:after="0" w:line="360" w:lineRule="auto"/>
+        <w:jc w:val="both"/>
+        <w:rPr>
+          <w:rFonts w:ascii="Times New Roman" w:hAnsi="Times New Roman" w:cs="Times New Roman"/>
+        </w:rPr>
+      </w:pPr>
+      <w:r>
+        <w:rPr>
+          <w:rFonts w:ascii="Times New Roman" w:hAnsi="Times New Roman" w:cs="Times New Roman"/>
+        </w:rPr>
+        <w:t xml:space="preserve">dr. Ratna </w:t>
+      </w:r>
+      <w:proofErr w:type="spellStart"/>
+      <w:r>
+        <w:rPr>
+          <w:rFonts w:ascii="Times New Roman" w:hAnsi="Times New Roman" w:cs="Times New Roman"/>
+        </w:rPr>
+        <w:t>Sariharyanti</w:t>
+      </w:r>
+      <w:proofErr w:type="spellEnd"/>
+      <w:r>
+        <w:rPr>
+          <w:rFonts w:ascii="Times New Roman" w:hAnsi="Times New Roman" w:cs="Times New Roman"/>
+        </w:rPr>
+        <w:t xml:space="preserve">, </w:t>
+      </w:r>
+      <w:proofErr w:type="spellStart"/>
+      <w:r>
+        <w:rPr>
+          <w:rFonts w:ascii="Times New Roman" w:hAnsi="Times New Roman" w:cs="Times New Roman"/>
+        </w:rPr>
+        <w:t>M.Kes</w:t>
+      </w:r>
+      <w:proofErr w:type="spellEnd"/>
+      <w:r>
+        <w:rPr>
+          <w:rFonts w:ascii="Times New Roman" w:hAnsi="Times New Roman" w:cs="Times New Roman"/>
+        </w:rPr>
+        <w:t xml:space="preserve"> (AAM)., M.M </w:t>
+      </w:r>
+      <w:proofErr w:type="spellStart"/>
+      <w:r>
+        <w:rPr>
+          <w:rFonts w:ascii="Times New Roman" w:hAnsi="Times New Roman" w:cs="Times New Roman"/>
+        </w:rPr>
+        <w:t>selaku</w:t>
+      </w:r>
+      <w:proofErr w:type="spellEnd"/>
+      <w:r>
+        <w:rPr>
+          <w:rFonts w:ascii="Times New Roman" w:hAnsi="Times New Roman" w:cs="Times New Roman"/>
+        </w:rPr>
+        <w:t xml:space="preserve"> </w:t>
+      </w:r>
+      <w:proofErr w:type="spellStart"/>
+      <w:r>
+        <w:rPr>
+          <w:rFonts w:ascii="Times New Roman" w:hAnsi="Times New Roman" w:cs="Times New Roman"/>
+        </w:rPr>
+        <w:t>Pimpinan</w:t>
+      </w:r>
+      <w:proofErr w:type="spellEnd"/>
+      <w:r>
+        <w:rPr>
+          <w:rFonts w:ascii="Times New Roman" w:hAnsi="Times New Roman" w:cs="Times New Roman"/>
+        </w:rPr>
+        <w:t xml:space="preserve"> Wilayah </w:t>
+      </w:r>
+      <w:proofErr w:type="spellStart"/>
+      <w:r>
+        <w:rPr>
+          <w:rFonts w:ascii="Times New Roman" w:hAnsi="Times New Roman" w:cs="Times New Roman"/>
+        </w:rPr>
+        <w:t>atau</w:t>
+      </w:r>
+      <w:proofErr w:type="spellEnd"/>
+      <w:r>
+        <w:rPr>
+          <w:rFonts w:ascii="Times New Roman" w:hAnsi="Times New Roman" w:cs="Times New Roman"/>
+        </w:rPr>
+        <w:t xml:space="preserve"> </w:t>
+      </w:r>
+      <w:proofErr w:type="spellStart"/>
+      <w:r>
+        <w:rPr>
+          <w:rFonts w:ascii="Times New Roman" w:hAnsi="Times New Roman" w:cs="Times New Roman"/>
+        </w:rPr>
+        <w:t>Penanggung</w:t>
+      </w:r>
+      <w:proofErr w:type="spellEnd"/>
+      <w:r>
+        <w:rPr>
+          <w:rFonts w:ascii="Times New Roman" w:hAnsi="Times New Roman" w:cs="Times New Roman"/>
+        </w:rPr>
+        <w:t xml:space="preserve"> Jawab Klinik, </w:t>
+      </w:r>
+      <w:proofErr w:type="spellStart"/>
+      <w:r>
+        <w:rPr>
+          <w:rFonts w:ascii="Times New Roman" w:hAnsi="Times New Roman" w:cs="Times New Roman"/>
+        </w:rPr>
+        <w:t>memimpin</w:t>
+      </w:r>
+      <w:proofErr w:type="spellEnd"/>
+      <w:r>
+        <w:rPr>
+          <w:rFonts w:ascii="Times New Roman" w:hAnsi="Times New Roman" w:cs="Times New Roman"/>
+        </w:rPr>
+        <w:t xml:space="preserve"> </w:t>
+      </w:r>
+      <w:proofErr w:type="spellStart"/>
+      <w:r>
+        <w:rPr>
+          <w:rFonts w:ascii="Times New Roman" w:hAnsi="Times New Roman" w:cs="Times New Roman"/>
+        </w:rPr>
+        <w:t>operasional</w:t>
+      </w:r>
+      <w:proofErr w:type="spellEnd"/>
+      <w:r>
+        <w:rPr>
+          <w:rFonts w:ascii="Times New Roman" w:hAnsi="Times New Roman" w:cs="Times New Roman"/>
+        </w:rPr>
+        <w:t xml:space="preserve"> wilayah &amp; </w:t>
+      </w:r>
+      <w:proofErr w:type="spellStart"/>
+      <w:r>
+        <w:rPr>
+          <w:rFonts w:ascii="Times New Roman" w:hAnsi="Times New Roman" w:cs="Times New Roman"/>
+        </w:rPr>
+        <w:t>bertanggung</w:t>
+      </w:r>
+      <w:proofErr w:type="spellEnd"/>
+      <w:r>
+        <w:rPr>
+          <w:rFonts w:ascii="Times New Roman" w:hAnsi="Times New Roman" w:cs="Times New Roman"/>
+        </w:rPr>
+        <w:t xml:space="preserve"> </w:t>
+      </w:r>
+      <w:proofErr w:type="spellStart"/>
+      <w:r>
+        <w:rPr>
+          <w:rFonts w:ascii="Times New Roman" w:hAnsi="Times New Roman" w:cs="Times New Roman"/>
+        </w:rPr>
+        <w:t>jawab</w:t>
+      </w:r>
+      <w:proofErr w:type="spellEnd"/>
+      <w:r>
+        <w:rPr>
+          <w:rFonts w:ascii="Times New Roman" w:hAnsi="Times New Roman" w:cs="Times New Roman"/>
+        </w:rPr>
+        <w:t xml:space="preserve"> </w:t>
+      </w:r>
+      <w:proofErr w:type="spellStart"/>
+      <w:r>
+        <w:rPr>
+          <w:rFonts w:ascii="Times New Roman" w:hAnsi="Times New Roman" w:cs="Times New Roman"/>
+        </w:rPr>
+        <w:t>atas</w:t>
+      </w:r>
+      <w:proofErr w:type="spellEnd"/>
+      <w:r>
+        <w:rPr>
+          <w:rFonts w:ascii="Times New Roman" w:hAnsi="Times New Roman" w:cs="Times New Roman"/>
+        </w:rPr>
+        <w:t xml:space="preserve"> </w:t>
+      </w:r>
+      <w:proofErr w:type="spellStart"/>
+      <w:r>
+        <w:rPr>
+          <w:rFonts w:ascii="Times New Roman" w:hAnsi="Times New Roman" w:cs="Times New Roman"/>
+        </w:rPr>
+        <w:t>legalitas</w:t>
+      </w:r>
+      <w:proofErr w:type="spellEnd"/>
+      <w:r>
+        <w:rPr>
+          <w:rFonts w:ascii="Times New Roman" w:hAnsi="Times New Roman" w:cs="Times New Roman"/>
+        </w:rPr>
+        <w:t xml:space="preserve"> </w:t>
+      </w:r>
+      <w:proofErr w:type="spellStart"/>
+      <w:r>
+        <w:rPr>
+          <w:rFonts w:ascii="Times New Roman" w:hAnsi="Times New Roman" w:cs="Times New Roman"/>
+        </w:rPr>
+        <w:t>klinik</w:t>
+      </w:r>
+      <w:proofErr w:type="spellEnd"/>
+      <w:r>
+        <w:rPr>
+          <w:rFonts w:ascii="Times New Roman" w:hAnsi="Times New Roman" w:cs="Times New Roman"/>
+        </w:rPr>
+        <w:t>.</w:t>
+      </w:r>
+    </w:p>
+    <w:p>
+      <w:pPr>
+        <w:pStyle w:val="ListParagraph"/>
+        <w:numPr>
+          <w:ilvl w:val="0"/>
+          <w:numId w:val="5"/>
+        </w:numPr>
+        <w:spacing w:after="0" w:line="360" w:lineRule="auto"/>
+        <w:jc w:val="both"/>
+        <w:rPr>
+          <w:rFonts w:ascii="Times New Roman" w:hAnsi="Times New Roman" w:cs="Times New Roman"/>
+        </w:rPr>
+      </w:pPr>
+      <w:r>
+        <w:rPr>
+          <w:rFonts w:ascii="Times New Roman" w:hAnsi="Times New Roman" w:cs="Times New Roman"/>
+        </w:rPr>
+        <w:t xml:space="preserve">Fajar Komara Maulana. </w:t>
+      </w:r>
+      <w:proofErr w:type="spellStart"/>
+      <w:r>
+        <w:rPr>
+          <w:rFonts w:ascii="Times New Roman" w:hAnsi="Times New Roman" w:cs="Times New Roman"/>
+        </w:rPr>
+        <w:t>A.Md.RMIK</w:t>
+      </w:r>
+      <w:proofErr w:type="spellEnd"/>
+      <w:r>
+        <w:rPr>
+          <w:rFonts w:ascii="Times New Roman" w:hAnsi="Times New Roman" w:cs="Times New Roman"/>
+        </w:rPr>
+        <w:t xml:space="preserve"> </w:t>
+      </w:r>
+      <w:proofErr w:type="spellStart"/>
+      <w:r>
+        <w:rPr>
+          <w:rFonts w:ascii="Times New Roman" w:hAnsi="Times New Roman" w:cs="Times New Roman"/>
+        </w:rPr>
+        <w:t>selaku</w:t>
+      </w:r>
+      <w:proofErr w:type="spellEnd"/>
+      <w:r>
+        <w:rPr>
+          <w:rFonts w:ascii="Times New Roman" w:hAnsi="Times New Roman" w:cs="Times New Roman"/>
+        </w:rPr>
+        <w:t xml:space="preserve"> </w:t>
+      </w:r>
+      <w:proofErr w:type="spellStart"/>
+      <w:r>
+        <w:rPr>
+          <w:rFonts w:ascii="Times New Roman" w:hAnsi="Times New Roman" w:cs="Times New Roman"/>
+        </w:rPr>
+        <w:t>Sekretaris</w:t>
+      </w:r>
+      <w:proofErr w:type="spellEnd"/>
+      <w:r>
+        <w:rPr>
+          <w:rFonts w:ascii="Times New Roman" w:hAnsi="Times New Roman" w:cs="Times New Roman"/>
+        </w:rPr>
+        <w:t xml:space="preserve"> </w:t>
+      </w:r>
+      <w:proofErr w:type="spellStart"/>
+      <w:r>
+        <w:rPr>
+          <w:rFonts w:ascii="Times New Roman" w:hAnsi="Times New Roman" w:cs="Times New Roman"/>
+        </w:rPr>
+        <w:t>Pimpinan</w:t>
+      </w:r>
+      <w:proofErr w:type="spellEnd"/>
+      <w:r>
+        <w:rPr>
+          <w:rFonts w:ascii="Times New Roman" w:hAnsi="Times New Roman" w:cs="Times New Roman"/>
+        </w:rPr>
+        <w:t xml:space="preserve"> 1, </w:t>
+      </w:r>
+      <w:proofErr w:type="spellStart"/>
+      <w:r>
+        <w:rPr>
+          <w:rFonts w:ascii="Times New Roman" w:hAnsi="Times New Roman" w:cs="Times New Roman"/>
+        </w:rPr>
+        <w:t>mengelola</w:t>
+      </w:r>
+      <w:proofErr w:type="spellEnd"/>
+      <w:r>
+        <w:rPr>
+          <w:rFonts w:ascii="Times New Roman" w:hAnsi="Times New Roman" w:cs="Times New Roman"/>
+        </w:rPr>
+        <w:t xml:space="preserve"> marketing, </w:t>
+      </w:r>
+      <w:proofErr w:type="spellStart"/>
+      <w:r>
+        <w:rPr>
+          <w:rFonts w:ascii="Times New Roman" w:hAnsi="Times New Roman" w:cs="Times New Roman"/>
+        </w:rPr>
+        <w:t>urusan</w:t>
+      </w:r>
+      <w:proofErr w:type="spellEnd"/>
+      <w:r>
+        <w:rPr>
+          <w:rFonts w:ascii="Times New Roman" w:hAnsi="Times New Roman" w:cs="Times New Roman"/>
+        </w:rPr>
+        <w:t xml:space="preserve"> </w:t>
+      </w:r>
+      <w:proofErr w:type="spellStart"/>
+      <w:r>
+        <w:rPr>
+          <w:rFonts w:ascii="Times New Roman" w:hAnsi="Times New Roman" w:cs="Times New Roman"/>
+        </w:rPr>
+        <w:t>teknis</w:t>
+      </w:r>
+      <w:proofErr w:type="spellEnd"/>
+      <w:r>
+        <w:rPr>
+          <w:rFonts w:ascii="Times New Roman" w:hAnsi="Times New Roman" w:cs="Times New Roman"/>
+        </w:rPr>
+        <w:t xml:space="preserve">, dan </w:t>
+      </w:r>
+      <w:proofErr w:type="spellStart"/>
+      <w:r>
+        <w:rPr>
+          <w:rFonts w:ascii="Times New Roman" w:hAnsi="Times New Roman" w:cs="Times New Roman"/>
+        </w:rPr>
+        <w:t>koordinasi</w:t>
+      </w:r>
+      <w:proofErr w:type="spellEnd"/>
+      <w:r>
+        <w:rPr>
+          <w:rFonts w:ascii="Times New Roman" w:hAnsi="Times New Roman" w:cs="Times New Roman"/>
+        </w:rPr>
+        <w:t xml:space="preserve"> </w:t>
+      </w:r>
+      <w:proofErr w:type="spellStart"/>
+      <w:r>
+        <w:rPr>
+          <w:rFonts w:ascii="Times New Roman" w:hAnsi="Times New Roman" w:cs="Times New Roman"/>
+        </w:rPr>
+        <w:t>proyek</w:t>
+      </w:r>
+      <w:proofErr w:type="spellEnd"/>
+      <w:r>
+        <w:rPr>
+          <w:rFonts w:ascii="Times New Roman" w:hAnsi="Times New Roman" w:cs="Times New Roman"/>
+        </w:rPr>
+        <w:t>.</w:t>
+      </w:r>
+    </w:p>
+    <w:p>
+      <w:pPr>
+        <w:pStyle w:val="ListParagraph"/>
+        <w:numPr>
+          <w:ilvl w:val="0"/>
+          <w:numId w:val="5"/>
+        </w:numPr>
+        <w:spacing w:after="0" w:line="360" w:lineRule="auto"/>
+        <w:jc w:val="both"/>
+        <w:rPr>
+          <w:rFonts w:ascii="Times New Roman" w:hAnsi="Times New Roman" w:cs="Times New Roman"/>
+        </w:rPr>
+      </w:pPr>
+      <w:r>
+        <w:rPr>
+          <w:rFonts w:ascii="Times New Roman" w:hAnsi="Times New Roman" w:cs="Times New Roman"/>
+        </w:rPr>
+        <w:t xml:space="preserve">Nur Afifah Fazria </w:t>
+      </w:r>
+      <w:proofErr w:type="spellStart"/>
+      <w:r>
+        <w:rPr>
+          <w:rFonts w:ascii="Times New Roman" w:hAnsi="Times New Roman" w:cs="Times New Roman"/>
+        </w:rPr>
+        <w:t>selaku</w:t>
+      </w:r>
+      <w:proofErr w:type="spellEnd"/>
+      <w:r>
+        <w:rPr>
+          <w:rFonts w:ascii="Times New Roman" w:hAnsi="Times New Roman" w:cs="Times New Roman"/>
+        </w:rPr>
+        <w:t xml:space="preserve"> Koord. Support System </w:t>
+      </w:r>
+      <w:proofErr w:type="spellStart"/>
+      <w:r>
+        <w:rPr>
+          <w:rFonts w:ascii="Times New Roman" w:hAnsi="Times New Roman" w:cs="Times New Roman"/>
+        </w:rPr>
+        <w:t>atau</w:t>
+      </w:r>
+      <w:proofErr w:type="spellEnd"/>
+      <w:r>
+        <w:rPr>
+          <w:rFonts w:ascii="Times New Roman" w:hAnsi="Times New Roman" w:cs="Times New Roman"/>
+        </w:rPr>
+        <w:t xml:space="preserve"> Back Office, </w:t>
+      </w:r>
+      <w:proofErr w:type="spellStart"/>
+      <w:r>
+        <w:rPr>
+          <w:rFonts w:ascii="Times New Roman" w:hAnsi="Times New Roman" w:cs="Times New Roman"/>
+        </w:rPr>
+        <w:t>mengoordinasikan</w:t>
+      </w:r>
+      <w:proofErr w:type="spellEnd"/>
+      <w:r>
+        <w:rPr>
+          <w:rFonts w:ascii="Times New Roman" w:hAnsi="Times New Roman" w:cs="Times New Roman"/>
+        </w:rPr>
+        <w:t xml:space="preserve"> unit IT, marketing, dan </w:t>
+      </w:r>
+      <w:proofErr w:type="spellStart"/>
+      <w:r>
+        <w:rPr>
+          <w:rFonts w:ascii="Times New Roman" w:hAnsi="Times New Roman" w:cs="Times New Roman"/>
+        </w:rPr>
+        <w:t>operasional</w:t>
+      </w:r>
+      <w:proofErr w:type="spellEnd"/>
+      <w:r>
+        <w:rPr>
+          <w:rFonts w:ascii="Times New Roman" w:hAnsi="Times New Roman" w:cs="Times New Roman"/>
+        </w:rPr>
+        <w:t>.</w:t>
+      </w:r>
+    </w:p>
+    <w:p>
+      <w:pPr>
+        <w:pStyle w:val="ListParagraph"/>
+        <w:numPr>
+          <w:ilvl w:val="0"/>
+          <w:numId w:val="5"/>
+        </w:numPr>
+        <w:spacing w:after="0" w:line="360" w:lineRule="auto"/>
+        <w:jc w:val="both"/>
+        <w:rPr>
+          <w:rFonts w:ascii="Times New Roman" w:eastAsiaTheme="majorEastAsia" w:hAnsi="Times New Roman" w:cs="Times New Roman"/>
+          <w:b/>
+          <w:color w:val="000000" w:themeColor="text1"/>
+          <w:szCs w:val="32"/>
+        </w:rPr>
+      </w:pPr>
+      <w:proofErr w:type="spellStart"/>
+      <w:r>
+        <w:rPr>
+          <w:rFonts w:ascii="Times New Roman" w:hAnsi="Times New Roman" w:cs="Times New Roman"/>
+        </w:rPr>
+        <w:t>Dharmasyah</w:t>
+      </w:r>
+      <w:proofErr w:type="spellEnd"/>
+      <w:r>
+        <w:rPr>
+          <w:rFonts w:ascii="Times New Roman" w:hAnsi="Times New Roman" w:cs="Times New Roman"/>
+        </w:rPr>
+        <w:t xml:space="preserve"> </w:t>
+      </w:r>
+      <w:proofErr w:type="spellStart"/>
+      <w:r>
+        <w:rPr>
+          <w:rFonts w:ascii="Times New Roman" w:hAnsi="Times New Roman" w:cs="Times New Roman"/>
+        </w:rPr>
+        <w:t>Nursandika</w:t>
+      </w:r>
+      <w:proofErr w:type="spellEnd"/>
+      <w:r>
+        <w:rPr>
+          <w:rFonts w:ascii="Times New Roman" w:hAnsi="Times New Roman" w:cs="Times New Roman"/>
+        </w:rPr>
+        <w:t xml:space="preserve">, </w:t>
+      </w:r>
+      <w:proofErr w:type="spellStart"/>
+      <w:r>
+        <w:rPr>
+          <w:rFonts w:ascii="Times New Roman" w:hAnsi="Times New Roman" w:cs="Times New Roman"/>
+        </w:rPr>
+        <w:t>S.Kom</w:t>
+      </w:r>
+      <w:proofErr w:type="spellEnd"/>
+      <w:r>
+        <w:rPr>
+          <w:rFonts w:ascii="Times New Roman" w:hAnsi="Times New Roman" w:cs="Times New Roman"/>
+        </w:rPr>
+        <w:t xml:space="preserve"> </w:t>
+      </w:r>
+      <w:proofErr w:type="spellStart"/>
+      <w:r>
+        <w:rPr>
+          <w:rFonts w:ascii="Times New Roman" w:hAnsi="Times New Roman" w:cs="Times New Roman"/>
+        </w:rPr>
+        <w:t>selaku</w:t>
+      </w:r>
+      <w:proofErr w:type="spellEnd"/>
+      <w:r>
+        <w:rPr>
+          <w:rFonts w:ascii="Times New Roman" w:hAnsi="Times New Roman" w:cs="Times New Roman"/>
+        </w:rPr>
+        <w:t xml:space="preserve"> Sub </w:t>
+      </w:r>
+      <w:proofErr w:type="spellStart"/>
+      <w:r>
+        <w:rPr>
+          <w:rFonts w:ascii="Times New Roman" w:hAnsi="Times New Roman" w:cs="Times New Roman"/>
+        </w:rPr>
+        <w:t>Koordinator</w:t>
+      </w:r>
+      <w:proofErr w:type="spellEnd"/>
+      <w:r>
+        <w:rPr>
+          <w:rFonts w:ascii="Times New Roman" w:hAnsi="Times New Roman" w:cs="Times New Roman"/>
+        </w:rPr>
+        <w:t xml:space="preserve"> IT, </w:t>
+      </w:r>
+      <w:proofErr w:type="spellStart"/>
+      <w:r>
+        <w:rPr>
+          <w:rFonts w:ascii="Times New Roman" w:hAnsi="Times New Roman" w:cs="Times New Roman"/>
+        </w:rPr>
+        <w:t>mengelola</w:t>
+      </w:r>
+      <w:proofErr w:type="spellEnd"/>
+      <w:r>
+        <w:rPr>
+          <w:rFonts w:ascii="Times New Roman" w:hAnsi="Times New Roman" w:cs="Times New Roman"/>
+        </w:rPr>
+        <w:t xml:space="preserve"> </w:t>
+      </w:r>
+      <w:proofErr w:type="spellStart"/>
+      <w:r>
+        <w:rPr>
+          <w:rFonts w:ascii="Times New Roman" w:hAnsi="Times New Roman" w:cs="Times New Roman"/>
+        </w:rPr>
+        <w:t>sistem</w:t>
+      </w:r>
+      <w:proofErr w:type="spellEnd"/>
+      <w:r>
+        <w:rPr>
+          <w:rFonts w:ascii="Times New Roman" w:hAnsi="Times New Roman" w:cs="Times New Roman"/>
+        </w:rPr>
+        <w:t xml:space="preserve"> </w:t>
+      </w:r>
+      <w:proofErr w:type="spellStart"/>
+      <w:r>
+        <w:rPr>
+          <w:rFonts w:ascii="Times New Roman" w:hAnsi="Times New Roman" w:cs="Times New Roman"/>
+        </w:rPr>
+        <w:t>informasi</w:t>
+      </w:r>
+      <w:proofErr w:type="spellEnd"/>
+      <w:r>
+        <w:rPr>
+          <w:rFonts w:ascii="Times New Roman" w:hAnsi="Times New Roman" w:cs="Times New Roman"/>
+        </w:rPr>
+        <w:t xml:space="preserve"> &amp; </w:t>
+      </w:r>
+      <w:proofErr w:type="spellStart"/>
+      <w:r>
+        <w:rPr>
+          <w:rFonts w:ascii="Times New Roman" w:hAnsi="Times New Roman" w:cs="Times New Roman"/>
+        </w:rPr>
+        <w:t>dukungan</w:t>
+      </w:r>
+      <w:proofErr w:type="spellEnd"/>
+      <w:r>
+        <w:rPr>
+          <w:rFonts w:ascii="Times New Roman" w:hAnsi="Times New Roman" w:cs="Times New Roman"/>
+        </w:rPr>
+        <w:t xml:space="preserve"> </w:t>
+      </w:r>
+      <w:proofErr w:type="spellStart"/>
+      <w:r>
+        <w:rPr>
+          <w:rFonts w:ascii="Times New Roman" w:hAnsi="Times New Roman" w:cs="Times New Roman"/>
+        </w:rPr>
+        <w:t>teknis</w:t>
+      </w:r>
+      <w:proofErr w:type="spellEnd"/>
+      <w:r>
+        <w:rPr>
+          <w:rFonts w:ascii="Times New Roman" w:hAnsi="Times New Roman" w:cs="Times New Roman"/>
+        </w:rPr>
+        <w:t xml:space="preserve"> </w:t>
+      </w:r>
+      <w:proofErr w:type="spellStart"/>
+      <w:r>
+        <w:rPr>
+          <w:rFonts w:ascii="Times New Roman" w:hAnsi="Times New Roman" w:cs="Times New Roman"/>
+        </w:rPr>
+        <w:t>klinik</w:t>
+      </w:r>
+      <w:proofErr w:type="spellEnd"/>
+      <w:r>
+        <w:rPr>
+          <w:rFonts w:ascii="Times New Roman" w:hAnsi="Times New Roman" w:cs="Times New Roman"/>
+        </w:rPr>
+        <w:br w:type="page"/>
+      </w:r>
+    </w:p>
+    <w:p>
+      <w:pPr>
+        <w:pStyle w:val="Heading2"/>
+        <w:spacing w:line="360" w:lineRule="auto"/>
+      </w:pPr>
+      <w:r>
+        <w:lastRenderedPageBreak/>
+        <w:t>2.4</w:t>
+      </w:r>
+      <w:r>
+        <w:t xml:space="preserve"> Alur </w:t>
+      </w:r>
+      <w:proofErr w:type="spellStart"/>
+      <w:r>
+        <w:t>Koordinasi</w:t>
+      </w:r>
+      <w:proofErr w:type="spellEnd"/>
+      <w:r>
+        <w:t xml:space="preserve"> </w:t>
+      </w:r>
+      <w:proofErr w:type="spellStart"/>
+      <w:r>
+        <w:t>Kerja</w:t>
+      </w:r>
+      <w:proofErr w:type="spellEnd"/>
+      <w:r>
+        <w:t xml:space="preserve"> </w:t>
+      </w:r>
+      <w:proofErr w:type="spellStart"/>
+      <w:r>
+        <w:t>Siswa</w:t>
+      </w:r>
+      <w:proofErr w:type="spellEnd"/>
+    </w:p>
+    <w:p>
+      <w:pPr>
+        <w:spacing w:after="0" w:line="360" w:lineRule="auto"/>
+        <w:ind w:firstLine="397"/>
+        <w:jc w:val="both"/>
+        <w:rPr>
+          <w:rFonts w:ascii="Times New Roman" w:hAnsi="Times New Roman" w:cs="Times New Roman"/>
+        </w:rPr>
+      </w:pPr>
+      <w:proofErr w:type="spellStart"/>
+      <w:r>
+        <w:rPr>
+          <w:rFonts w:ascii="Times New Roman" w:hAnsi="Times New Roman" w:cs="Times New Roman"/>
+        </w:rPr>
+        <w:t>Selama</w:t>
+      </w:r>
+      <w:proofErr w:type="spellEnd"/>
+      <w:r>
+        <w:rPr>
+          <w:rFonts w:ascii="Times New Roman" w:hAnsi="Times New Roman" w:cs="Times New Roman"/>
+        </w:rPr>
+        <w:t xml:space="preserve"> </w:t>
+      </w:r>
+      <w:proofErr w:type="spellStart"/>
+      <w:r>
+        <w:rPr>
+          <w:rFonts w:ascii="Times New Roman" w:hAnsi="Times New Roman" w:cs="Times New Roman"/>
+        </w:rPr>
+        <w:t>melaksanakan</w:t>
+      </w:r>
+      <w:proofErr w:type="spellEnd"/>
+      <w:r>
+        <w:rPr>
+          <w:rFonts w:ascii="Times New Roman" w:hAnsi="Times New Roman" w:cs="Times New Roman"/>
+        </w:rPr>
+        <w:t xml:space="preserve"> </w:t>
+      </w:r>
+      <w:proofErr w:type="spellStart"/>
+      <w:r>
+        <w:rPr>
+          <w:rFonts w:ascii="Times New Roman" w:hAnsi="Times New Roman" w:cs="Times New Roman"/>
+        </w:rPr>
+        <w:t>Praktik</w:t>
+      </w:r>
+      <w:proofErr w:type="spellEnd"/>
+      <w:r>
+        <w:rPr>
+          <w:rFonts w:ascii="Times New Roman" w:hAnsi="Times New Roman" w:cs="Times New Roman"/>
+        </w:rPr>
+        <w:t xml:space="preserve"> </w:t>
+      </w:r>
+      <w:proofErr w:type="spellStart"/>
+      <w:r>
+        <w:rPr>
+          <w:rFonts w:ascii="Times New Roman" w:hAnsi="Times New Roman" w:cs="Times New Roman"/>
+        </w:rPr>
+        <w:t>Kerja</w:t>
+      </w:r>
+      <w:proofErr w:type="spellEnd"/>
+      <w:r>
+        <w:rPr>
+          <w:rFonts w:ascii="Times New Roman" w:hAnsi="Times New Roman" w:cs="Times New Roman"/>
+        </w:rPr>
+        <w:t xml:space="preserve"> Lapangan di </w:t>
+      </w:r>
+      <w:r>
+        <w:rPr>
+          <w:rFonts w:ascii="Times New Roman" w:hAnsi="Times New Roman" w:cs="Times New Roman"/>
+        </w:rPr>
+        <w:t xml:space="preserve">PT. </w:t>
+      </w:r>
+      <w:proofErr w:type="spellStart"/>
+      <w:r>
+        <w:rPr>
+          <w:rFonts w:ascii="Times New Roman" w:hAnsi="Times New Roman" w:cs="Times New Roman"/>
+        </w:rPr>
+        <w:t>Rukun</w:t>
+      </w:r>
+      <w:proofErr w:type="spellEnd"/>
+      <w:r>
+        <w:rPr>
+          <w:rFonts w:ascii="Times New Roman" w:hAnsi="Times New Roman" w:cs="Times New Roman"/>
+        </w:rPr>
+        <w:t xml:space="preserve"> Solusi Medika</w:t>
+      </w:r>
+      <w:r>
+        <w:rPr>
+          <w:rFonts w:ascii="Times New Roman" w:hAnsi="Times New Roman" w:cs="Times New Roman"/>
+        </w:rPr>
+        <w:t xml:space="preserve">, </w:t>
+      </w:r>
+      <w:proofErr w:type="spellStart"/>
+      <w:r>
+        <w:rPr>
+          <w:rFonts w:ascii="Times New Roman" w:hAnsi="Times New Roman" w:cs="Times New Roman"/>
+        </w:rPr>
+        <w:t>siswa</w:t>
+      </w:r>
+      <w:proofErr w:type="spellEnd"/>
+      <w:r>
+        <w:rPr>
+          <w:rFonts w:ascii="Times New Roman" w:hAnsi="Times New Roman" w:cs="Times New Roman"/>
+        </w:rPr>
+        <w:t xml:space="preserve"> </w:t>
+      </w:r>
+      <w:proofErr w:type="spellStart"/>
+      <w:r>
+        <w:rPr>
+          <w:rFonts w:ascii="Times New Roman" w:hAnsi="Times New Roman" w:cs="Times New Roman"/>
+        </w:rPr>
+        <w:t>mengikuti</w:t>
+      </w:r>
+      <w:proofErr w:type="spellEnd"/>
+      <w:r>
+        <w:rPr>
+          <w:rFonts w:ascii="Times New Roman" w:hAnsi="Times New Roman" w:cs="Times New Roman"/>
+        </w:rPr>
+        <w:t xml:space="preserve"> </w:t>
+      </w:r>
+      <w:proofErr w:type="spellStart"/>
+      <w:r>
+        <w:rPr>
+          <w:rFonts w:ascii="Times New Roman" w:hAnsi="Times New Roman" w:cs="Times New Roman"/>
+        </w:rPr>
+        <w:t>alur</w:t>
+      </w:r>
+      <w:proofErr w:type="spellEnd"/>
+      <w:r>
+        <w:rPr>
+          <w:rFonts w:ascii="Times New Roman" w:hAnsi="Times New Roman" w:cs="Times New Roman"/>
+        </w:rPr>
+        <w:t xml:space="preserve"> </w:t>
+      </w:r>
+      <w:proofErr w:type="spellStart"/>
+      <w:r>
+        <w:rPr>
+          <w:rFonts w:ascii="Times New Roman" w:hAnsi="Times New Roman" w:cs="Times New Roman"/>
+        </w:rPr>
+        <w:t>koordinasi</w:t>
+      </w:r>
+      <w:proofErr w:type="spellEnd"/>
+      <w:r>
+        <w:rPr>
+          <w:rFonts w:ascii="Times New Roman" w:hAnsi="Times New Roman" w:cs="Times New Roman"/>
+        </w:rPr>
+        <w:t xml:space="preserve"> dan SOP </w:t>
+      </w:r>
+      <w:proofErr w:type="spellStart"/>
+      <w:r>
+        <w:rPr>
+          <w:rFonts w:ascii="Times New Roman" w:hAnsi="Times New Roman" w:cs="Times New Roman"/>
+        </w:rPr>
+        <w:t>kerja</w:t>
+      </w:r>
+      <w:proofErr w:type="spellEnd"/>
+      <w:r>
+        <w:rPr>
+          <w:rFonts w:ascii="Times New Roman" w:hAnsi="Times New Roman" w:cs="Times New Roman"/>
+        </w:rPr>
+        <w:t xml:space="preserve"> yang </w:t>
+      </w:r>
+      <w:proofErr w:type="spellStart"/>
+      <w:r>
+        <w:rPr>
+          <w:rFonts w:ascii="Times New Roman" w:hAnsi="Times New Roman" w:cs="Times New Roman"/>
+        </w:rPr>
+        <w:t>telah</w:t>
+      </w:r>
+      <w:proofErr w:type="spellEnd"/>
+      <w:r>
+        <w:rPr>
+          <w:rFonts w:ascii="Times New Roman" w:hAnsi="Times New Roman" w:cs="Times New Roman"/>
+        </w:rPr>
+        <w:t xml:space="preserve"> </w:t>
+      </w:r>
+      <w:proofErr w:type="spellStart"/>
+      <w:r>
+        <w:rPr>
+          <w:rFonts w:ascii="Times New Roman" w:hAnsi="Times New Roman" w:cs="Times New Roman"/>
+        </w:rPr>
+        <w:t>ditetapkan</w:t>
+      </w:r>
+      <w:proofErr w:type="spellEnd"/>
+      <w:r>
+        <w:rPr>
+          <w:rFonts w:ascii="Times New Roman" w:hAnsi="Times New Roman" w:cs="Times New Roman"/>
+        </w:rPr>
+        <w:t xml:space="preserve"> oleh </w:t>
+      </w:r>
+      <w:proofErr w:type="spellStart"/>
+      <w:r>
+        <w:rPr>
+          <w:rFonts w:ascii="Times New Roman" w:hAnsi="Times New Roman" w:cs="Times New Roman"/>
+        </w:rPr>
+        <w:t>pembimbing</w:t>
+      </w:r>
+      <w:proofErr w:type="spellEnd"/>
+      <w:r>
+        <w:rPr>
+          <w:rFonts w:ascii="Times New Roman" w:hAnsi="Times New Roman" w:cs="Times New Roman"/>
+        </w:rPr>
+        <w:t xml:space="preserve"> </w:t>
+      </w:r>
+      <w:proofErr w:type="spellStart"/>
+      <w:r>
+        <w:rPr>
+          <w:rFonts w:ascii="Times New Roman" w:hAnsi="Times New Roman" w:cs="Times New Roman"/>
+        </w:rPr>
+        <w:t>industri</w:t>
+      </w:r>
+      <w:proofErr w:type="spellEnd"/>
+      <w:r>
+        <w:rPr>
+          <w:rFonts w:ascii="Times New Roman" w:hAnsi="Times New Roman" w:cs="Times New Roman"/>
+        </w:rPr>
+        <w:t xml:space="preserve"> </w:t>
+      </w:r>
+      <w:proofErr w:type="spellStart"/>
+      <w:r>
+        <w:rPr>
+          <w:rFonts w:ascii="Times New Roman" w:hAnsi="Times New Roman" w:cs="Times New Roman"/>
+        </w:rPr>
+        <w:t>yaitu</w:t>
+      </w:r>
+      <w:proofErr w:type="spellEnd"/>
+      <w:r>
+        <w:rPr>
+          <w:rFonts w:ascii="Times New Roman" w:hAnsi="Times New Roman" w:cs="Times New Roman"/>
+        </w:rPr>
+        <w:t xml:space="preserve"> </w:t>
+      </w:r>
+      <w:proofErr w:type="spellStart"/>
+      <w:r>
+        <w:rPr>
+          <w:rFonts w:ascii="Times New Roman" w:hAnsi="Times New Roman" w:cs="Times New Roman"/>
+        </w:rPr>
+        <w:t>sebagai</w:t>
+      </w:r>
+      <w:proofErr w:type="spellEnd"/>
+      <w:r>
+        <w:rPr>
+          <w:rFonts w:ascii="Times New Roman" w:hAnsi="Times New Roman" w:cs="Times New Roman"/>
+        </w:rPr>
+        <w:t xml:space="preserve"> </w:t>
+      </w:r>
+      <w:proofErr w:type="spellStart"/>
+      <w:r>
+        <w:rPr>
+          <w:rFonts w:ascii="Times New Roman" w:hAnsi="Times New Roman" w:cs="Times New Roman"/>
+        </w:rPr>
+        <w:t>berikut</w:t>
+      </w:r>
+      <w:proofErr w:type="spellEnd"/>
+      <w:r>
+        <w:rPr>
+          <w:rFonts w:ascii="Times New Roman" w:hAnsi="Times New Roman" w:cs="Times New Roman"/>
+        </w:rPr>
+        <w:t>:</w:t>
       </w:r>
     </w:p>
     <w:p>
@@ -771,23 +3710,109 @@
           <w:rFonts w:ascii="Times New Roman" w:hAnsi="Times New Roman" w:cs="Times New Roman"/>
         </w:rPr>
       </w:pPr>
-      <w:r>
-        <w:rPr>
-          <w:rFonts w:ascii="Times New Roman" w:hAnsi="Times New Roman" w:cs="Times New Roman"/>
-        </w:rPr>
-        <w:t xml:space="preserve">Pemberian tugas dilakukan </w:t>
-      </w:r>
-      <w:r>
-        <w:rPr>
-          <w:rFonts w:ascii="Times New Roman" w:hAnsi="Times New Roman" w:cs="Times New Roman"/>
-        </w:rPr>
-        <w:t>per-pekan dan diberi target harian</w:t>
-      </w:r>
-      <w:r>
-        <w:rPr>
-          <w:rFonts w:ascii="Times New Roman" w:hAnsi="Times New Roman" w:cs="Times New Roman"/>
-        </w:rPr>
-        <w:t xml:space="preserve"> oleh Pembimbing Industri yaitu </w:t>
+      <w:proofErr w:type="spellStart"/>
+      <w:r>
+        <w:rPr>
+          <w:rFonts w:ascii="Times New Roman" w:hAnsi="Times New Roman" w:cs="Times New Roman"/>
+        </w:rPr>
+        <w:t>Pemberian</w:t>
+      </w:r>
+      <w:proofErr w:type="spellEnd"/>
+      <w:r>
+        <w:rPr>
+          <w:rFonts w:ascii="Times New Roman" w:hAnsi="Times New Roman" w:cs="Times New Roman"/>
+        </w:rPr>
+        <w:t xml:space="preserve"> </w:t>
+      </w:r>
+      <w:proofErr w:type="spellStart"/>
+      <w:r>
+        <w:rPr>
+          <w:rFonts w:ascii="Times New Roman" w:hAnsi="Times New Roman" w:cs="Times New Roman"/>
+        </w:rPr>
+        <w:t>tugas</w:t>
+      </w:r>
+      <w:proofErr w:type="spellEnd"/>
+      <w:r>
+        <w:rPr>
+          <w:rFonts w:ascii="Times New Roman" w:hAnsi="Times New Roman" w:cs="Times New Roman"/>
+        </w:rPr>
+        <w:t xml:space="preserve"> </w:t>
+      </w:r>
+      <w:proofErr w:type="spellStart"/>
+      <w:r>
+        <w:rPr>
+          <w:rFonts w:ascii="Times New Roman" w:hAnsi="Times New Roman" w:cs="Times New Roman"/>
+        </w:rPr>
+        <w:t>dilakukan</w:t>
+      </w:r>
+      <w:proofErr w:type="spellEnd"/>
+      <w:r>
+        <w:rPr>
+          <w:rFonts w:ascii="Times New Roman" w:hAnsi="Times New Roman" w:cs="Times New Roman"/>
+        </w:rPr>
+        <w:t xml:space="preserve"> </w:t>
+      </w:r>
+      <w:r>
+        <w:rPr>
+          <w:rFonts w:ascii="Times New Roman" w:hAnsi="Times New Roman" w:cs="Times New Roman"/>
+        </w:rPr>
+        <w:t xml:space="preserve">per-pekan dan </w:t>
+      </w:r>
+      <w:proofErr w:type="spellStart"/>
+      <w:r>
+        <w:rPr>
+          <w:rFonts w:ascii="Times New Roman" w:hAnsi="Times New Roman" w:cs="Times New Roman"/>
+        </w:rPr>
+        <w:t>diberi</w:t>
+      </w:r>
+      <w:proofErr w:type="spellEnd"/>
+      <w:r>
+        <w:rPr>
+          <w:rFonts w:ascii="Times New Roman" w:hAnsi="Times New Roman" w:cs="Times New Roman"/>
+        </w:rPr>
+        <w:t xml:space="preserve"> target </w:t>
+      </w:r>
+      <w:proofErr w:type="spellStart"/>
+      <w:r>
+        <w:rPr>
+          <w:rFonts w:ascii="Times New Roman" w:hAnsi="Times New Roman" w:cs="Times New Roman"/>
+        </w:rPr>
+        <w:t>harian</w:t>
+      </w:r>
+      <w:proofErr w:type="spellEnd"/>
+      <w:r>
+        <w:rPr>
+          <w:rFonts w:ascii="Times New Roman" w:hAnsi="Times New Roman" w:cs="Times New Roman"/>
+        </w:rPr>
+        <w:t xml:space="preserve"> oleh </w:t>
+      </w:r>
+      <w:proofErr w:type="spellStart"/>
+      <w:r>
+        <w:rPr>
+          <w:rFonts w:ascii="Times New Roman" w:hAnsi="Times New Roman" w:cs="Times New Roman"/>
+        </w:rPr>
+        <w:t>Pembimbing</w:t>
+      </w:r>
+      <w:proofErr w:type="spellEnd"/>
+      <w:r>
+        <w:rPr>
+          <w:rFonts w:ascii="Times New Roman" w:hAnsi="Times New Roman" w:cs="Times New Roman"/>
+        </w:rPr>
+        <w:t xml:space="preserve"> Industri </w:t>
+      </w:r>
+      <w:proofErr w:type="spellStart"/>
+      <w:r>
+        <w:rPr>
+          <w:rFonts w:ascii="Times New Roman" w:hAnsi="Times New Roman" w:cs="Times New Roman"/>
+        </w:rPr>
+        <w:t>yaitu</w:t>
+      </w:r>
+      <w:proofErr w:type="spellEnd"/>
+      <w:r>
+        <w:rPr>
+          <w:rFonts w:ascii="Times New Roman" w:hAnsi="Times New Roman" w:cs="Times New Roman"/>
+        </w:rPr>
+        <w:t xml:space="preserve"> </w:t>
       </w:r>
       <w:r>
         <w:rPr>
@@ -799,13 +3824,217 @@
         <w:rPr>
           <w:rFonts w:ascii="Times New Roman" w:hAnsi="Times New Roman" w:cs="Times New Roman"/>
         </w:rPr>
-        <w:t xml:space="preserve">. Siswa berkoordinasi langsung dengan pembimbing untuk menerima arahan dan jenis pekerjaan yang harus diselesaikan pada hari tersebut, seperti </w:t>
-      </w:r>
-      <w:r>
-        <w:rPr>
-          <w:rFonts w:ascii="Times New Roman" w:hAnsi="Times New Roman" w:cs="Times New Roman"/>
-        </w:rPr>
-        <w:t xml:space="preserve">instalasi </w:t>
+        <w:t xml:space="preserve">. </w:t>
+      </w:r>
+      <w:proofErr w:type="spellStart"/>
+      <w:r>
+        <w:rPr>
+          <w:rFonts w:ascii="Times New Roman" w:hAnsi="Times New Roman" w:cs="Times New Roman"/>
+        </w:rPr>
+        <w:t>Siswa</w:t>
+      </w:r>
+      <w:proofErr w:type="spellEnd"/>
+      <w:r>
+        <w:rPr>
+          <w:rFonts w:ascii="Times New Roman" w:hAnsi="Times New Roman" w:cs="Times New Roman"/>
+        </w:rPr>
+        <w:t xml:space="preserve"> </w:t>
+      </w:r>
+      <w:proofErr w:type="spellStart"/>
+      <w:r>
+        <w:rPr>
+          <w:rFonts w:ascii="Times New Roman" w:hAnsi="Times New Roman" w:cs="Times New Roman"/>
+        </w:rPr>
+        <w:t>berkoordinasi</w:t>
+      </w:r>
+      <w:proofErr w:type="spellEnd"/>
+      <w:r>
+        <w:rPr>
+          <w:rFonts w:ascii="Times New Roman" w:hAnsi="Times New Roman" w:cs="Times New Roman"/>
+        </w:rPr>
+        <w:t xml:space="preserve"> </w:t>
+      </w:r>
+      <w:proofErr w:type="spellStart"/>
+      <w:r>
+        <w:rPr>
+          <w:rFonts w:ascii="Times New Roman" w:hAnsi="Times New Roman" w:cs="Times New Roman"/>
+        </w:rPr>
+        <w:t>dengan</w:t>
+      </w:r>
+      <w:proofErr w:type="spellEnd"/>
+      <w:r>
+        <w:rPr>
+          <w:rFonts w:ascii="Times New Roman" w:hAnsi="Times New Roman" w:cs="Times New Roman"/>
+        </w:rPr>
+        <w:t xml:space="preserve"> </w:t>
+      </w:r>
+      <w:proofErr w:type="spellStart"/>
+      <w:r>
+        <w:rPr>
+          <w:rFonts w:ascii="Times New Roman" w:hAnsi="Times New Roman" w:cs="Times New Roman"/>
+        </w:rPr>
+        <w:t>pembimbing</w:t>
+      </w:r>
+      <w:proofErr w:type="spellEnd"/>
+      <w:r>
+        <w:rPr>
+          <w:rFonts w:ascii="Times New Roman" w:hAnsi="Times New Roman" w:cs="Times New Roman"/>
+        </w:rPr>
+        <w:t xml:space="preserve"> </w:t>
+      </w:r>
+      <w:proofErr w:type="spellStart"/>
+      <w:r>
+        <w:rPr>
+          <w:rFonts w:ascii="Times New Roman" w:hAnsi="Times New Roman" w:cs="Times New Roman"/>
+        </w:rPr>
+        <w:t>untuk</w:t>
+      </w:r>
+      <w:proofErr w:type="spellEnd"/>
+      <w:r>
+        <w:rPr>
+          <w:rFonts w:ascii="Times New Roman" w:hAnsi="Times New Roman" w:cs="Times New Roman"/>
+        </w:rPr>
+        <w:t xml:space="preserve"> </w:t>
+      </w:r>
+      <w:proofErr w:type="spellStart"/>
+      <w:r>
+        <w:rPr>
+          <w:rFonts w:ascii="Times New Roman" w:hAnsi="Times New Roman" w:cs="Times New Roman"/>
+        </w:rPr>
+        <w:t>menerima</w:t>
+      </w:r>
+      <w:proofErr w:type="spellEnd"/>
+      <w:r>
+        <w:rPr>
+          <w:rFonts w:ascii="Times New Roman" w:hAnsi="Times New Roman" w:cs="Times New Roman"/>
+        </w:rPr>
+        <w:t xml:space="preserve"> </w:t>
+      </w:r>
+      <w:proofErr w:type="spellStart"/>
+      <w:r>
+        <w:rPr>
+          <w:rFonts w:ascii="Times New Roman" w:hAnsi="Times New Roman" w:cs="Times New Roman"/>
+        </w:rPr>
+        <w:t>arahan</w:t>
+      </w:r>
+      <w:proofErr w:type="spellEnd"/>
+      <w:r>
+        <w:rPr>
+          <w:rFonts w:ascii="Times New Roman" w:hAnsi="Times New Roman" w:cs="Times New Roman"/>
+        </w:rPr>
+        <w:t xml:space="preserve"> dan </w:t>
+      </w:r>
+      <w:proofErr w:type="spellStart"/>
+      <w:r>
+        <w:rPr>
+          <w:rFonts w:ascii="Times New Roman" w:hAnsi="Times New Roman" w:cs="Times New Roman"/>
+        </w:rPr>
+        <w:t>jenis</w:t>
+      </w:r>
+      <w:proofErr w:type="spellEnd"/>
+      <w:r>
+        <w:rPr>
+          <w:rFonts w:ascii="Times New Roman" w:hAnsi="Times New Roman" w:cs="Times New Roman"/>
+        </w:rPr>
+        <w:t xml:space="preserve"> </w:t>
+      </w:r>
+      <w:proofErr w:type="spellStart"/>
+      <w:r>
+        <w:rPr>
+          <w:rFonts w:ascii="Times New Roman" w:hAnsi="Times New Roman" w:cs="Times New Roman"/>
+        </w:rPr>
+        <w:t>pekerjaan</w:t>
+      </w:r>
+      <w:proofErr w:type="spellEnd"/>
+      <w:r>
+        <w:rPr>
+          <w:rFonts w:ascii="Times New Roman" w:hAnsi="Times New Roman" w:cs="Times New Roman"/>
+        </w:rPr>
+        <w:t xml:space="preserve"> yang </w:t>
+      </w:r>
+      <w:proofErr w:type="spellStart"/>
+      <w:r>
+        <w:rPr>
+          <w:rFonts w:ascii="Times New Roman" w:hAnsi="Times New Roman" w:cs="Times New Roman"/>
+        </w:rPr>
+        <w:t>harus</w:t>
+      </w:r>
+      <w:proofErr w:type="spellEnd"/>
+      <w:r>
+        <w:rPr>
+          <w:rFonts w:ascii="Times New Roman" w:hAnsi="Times New Roman" w:cs="Times New Roman"/>
+        </w:rPr>
+        <w:t xml:space="preserve"> </w:t>
+      </w:r>
+      <w:proofErr w:type="spellStart"/>
+      <w:r>
+        <w:rPr>
+          <w:rFonts w:ascii="Times New Roman" w:hAnsi="Times New Roman" w:cs="Times New Roman"/>
+        </w:rPr>
+        <w:t>diselesaikan</w:t>
+      </w:r>
+      <w:proofErr w:type="spellEnd"/>
+      <w:r>
+        <w:rPr>
+          <w:rFonts w:ascii="Times New Roman" w:hAnsi="Times New Roman" w:cs="Times New Roman"/>
+        </w:rPr>
+        <w:t xml:space="preserve"> pada </w:t>
+      </w:r>
+      <w:proofErr w:type="spellStart"/>
+      <w:r>
+        <w:rPr>
+          <w:rFonts w:ascii="Times New Roman" w:hAnsi="Times New Roman" w:cs="Times New Roman"/>
+        </w:rPr>
+        <w:t>hari</w:t>
+      </w:r>
+      <w:proofErr w:type="spellEnd"/>
+      <w:r>
+        <w:rPr>
+          <w:rFonts w:ascii="Times New Roman" w:hAnsi="Times New Roman" w:cs="Times New Roman"/>
+        </w:rPr>
+        <w:t xml:space="preserve"> </w:t>
+      </w:r>
+      <w:proofErr w:type="spellStart"/>
+      <w:r>
+        <w:rPr>
+          <w:rFonts w:ascii="Times New Roman" w:hAnsi="Times New Roman" w:cs="Times New Roman"/>
+        </w:rPr>
+        <w:t>tersebut</w:t>
+      </w:r>
+      <w:proofErr w:type="spellEnd"/>
+      <w:r>
+        <w:rPr>
+          <w:rFonts w:ascii="Times New Roman" w:hAnsi="Times New Roman" w:cs="Times New Roman"/>
+        </w:rPr>
+        <w:t xml:space="preserve">, </w:t>
+      </w:r>
+      <w:proofErr w:type="spellStart"/>
+      <w:r>
+        <w:rPr>
+          <w:rFonts w:ascii="Times New Roman" w:hAnsi="Times New Roman" w:cs="Times New Roman"/>
+        </w:rPr>
+        <w:t>seperti</w:t>
+      </w:r>
+      <w:proofErr w:type="spellEnd"/>
+      <w:r>
+        <w:rPr>
+          <w:rFonts w:ascii="Times New Roman" w:hAnsi="Times New Roman" w:cs="Times New Roman"/>
+        </w:rPr>
+        <w:t xml:space="preserve"> </w:t>
+      </w:r>
+      <w:proofErr w:type="spellStart"/>
+      <w:r>
+        <w:rPr>
+          <w:rFonts w:ascii="Times New Roman" w:hAnsi="Times New Roman" w:cs="Times New Roman"/>
+        </w:rPr>
+        <w:t>instalasi</w:t>
+      </w:r>
+      <w:proofErr w:type="spellEnd"/>
+      <w:r>
+        <w:rPr>
+          <w:rFonts w:ascii="Times New Roman" w:hAnsi="Times New Roman" w:cs="Times New Roman"/>
+        </w:rPr>
+        <w:t xml:space="preserve"> </w:t>
       </w:r>
       <w:r>
         <w:rPr>
@@ -819,19 +4048,97 @@
         <w:rPr>
           <w:rFonts w:ascii="Times New Roman" w:hAnsi="Times New Roman" w:cs="Times New Roman"/>
         </w:rPr>
-        <w:t xml:space="preserve"> yang digunakan, membuat alur register dan login, menjalankan server, penolakan input yang salah,</w:t>
-      </w:r>
-      <w:r>
-        <w:rPr>
-          <w:rFonts w:ascii="Times New Roman" w:hAnsi="Times New Roman" w:cs="Times New Roman"/>
-        </w:rPr>
-        <w:t xml:space="preserve"> </w:t>
-      </w:r>
-      <w:r>
-        <w:rPr>
-          <w:rFonts w:ascii="Times New Roman" w:hAnsi="Times New Roman" w:cs="Times New Roman"/>
-        </w:rPr>
-        <w:t xml:space="preserve">menguji </w:t>
+        <w:t xml:space="preserve"> yang </w:t>
+      </w:r>
+      <w:proofErr w:type="spellStart"/>
+      <w:r>
+        <w:rPr>
+          <w:rFonts w:ascii="Times New Roman" w:hAnsi="Times New Roman" w:cs="Times New Roman"/>
+        </w:rPr>
+        <w:t>digunakan</w:t>
+      </w:r>
+      <w:proofErr w:type="spellEnd"/>
+      <w:r>
+        <w:rPr>
+          <w:rFonts w:ascii="Times New Roman" w:hAnsi="Times New Roman" w:cs="Times New Roman"/>
+        </w:rPr>
+        <w:t xml:space="preserve">, </w:t>
+      </w:r>
+      <w:proofErr w:type="spellStart"/>
+      <w:r>
+        <w:rPr>
+          <w:rFonts w:ascii="Times New Roman" w:hAnsi="Times New Roman" w:cs="Times New Roman"/>
+        </w:rPr>
+        <w:t>membuat</w:t>
+      </w:r>
+      <w:proofErr w:type="spellEnd"/>
+      <w:r>
+        <w:rPr>
+          <w:rFonts w:ascii="Times New Roman" w:hAnsi="Times New Roman" w:cs="Times New Roman"/>
+        </w:rPr>
+        <w:t xml:space="preserve"> </w:t>
+      </w:r>
+      <w:proofErr w:type="spellStart"/>
+      <w:r>
+        <w:rPr>
+          <w:rFonts w:ascii="Times New Roman" w:hAnsi="Times New Roman" w:cs="Times New Roman"/>
+        </w:rPr>
+        <w:t>alur</w:t>
+      </w:r>
+      <w:proofErr w:type="spellEnd"/>
+      <w:r>
+        <w:rPr>
+          <w:rFonts w:ascii="Times New Roman" w:hAnsi="Times New Roman" w:cs="Times New Roman"/>
+        </w:rPr>
+        <w:t xml:space="preserve"> register dan login, </w:t>
+      </w:r>
+      <w:proofErr w:type="spellStart"/>
+      <w:r>
+        <w:rPr>
+          <w:rFonts w:ascii="Times New Roman" w:hAnsi="Times New Roman" w:cs="Times New Roman"/>
+        </w:rPr>
+        <w:t>menjalankan</w:t>
+      </w:r>
+      <w:proofErr w:type="spellEnd"/>
+      <w:r>
+        <w:rPr>
+          <w:rFonts w:ascii="Times New Roman" w:hAnsi="Times New Roman" w:cs="Times New Roman"/>
+        </w:rPr>
+        <w:t xml:space="preserve"> server, </w:t>
+      </w:r>
+      <w:proofErr w:type="spellStart"/>
+      <w:r>
+        <w:rPr>
+          <w:rFonts w:ascii="Times New Roman" w:hAnsi="Times New Roman" w:cs="Times New Roman"/>
+        </w:rPr>
+        <w:t>penolakan</w:t>
+      </w:r>
+      <w:proofErr w:type="spellEnd"/>
+      <w:r>
+        <w:rPr>
+          <w:rFonts w:ascii="Times New Roman" w:hAnsi="Times New Roman" w:cs="Times New Roman"/>
+        </w:rPr>
+        <w:t xml:space="preserve"> input yang salah,</w:t>
+      </w:r>
+      <w:r>
+        <w:rPr>
+          <w:rFonts w:ascii="Times New Roman" w:hAnsi="Times New Roman" w:cs="Times New Roman"/>
+        </w:rPr>
+        <w:t xml:space="preserve"> </w:t>
+      </w:r>
+      <w:proofErr w:type="spellStart"/>
+      <w:r>
+        <w:rPr>
+          <w:rFonts w:ascii="Times New Roman" w:hAnsi="Times New Roman" w:cs="Times New Roman"/>
+        </w:rPr>
+        <w:t>menguji</w:t>
+      </w:r>
+      <w:proofErr w:type="spellEnd"/>
+      <w:r>
+        <w:rPr>
+          <w:rFonts w:ascii="Times New Roman" w:hAnsi="Times New Roman" w:cs="Times New Roman"/>
+        </w:rPr>
+        <w:t xml:space="preserve"> </w:t>
       </w:r>
       <w:r>
         <w:rPr>
@@ -851,7 +4158,77 @@
         <w:rPr>
           <w:rFonts w:ascii="Times New Roman" w:hAnsi="Times New Roman" w:cs="Times New Roman"/>
         </w:rPr>
-        <w:t>, menghubungkan server dengan frontend, dan mengatur tampilan menggunakan vue3</w:t>
+        <w:t xml:space="preserve">, </w:t>
+      </w:r>
+      <w:proofErr w:type="spellStart"/>
+      <w:r>
+        <w:rPr>
+          <w:rFonts w:ascii="Times New Roman" w:hAnsi="Times New Roman" w:cs="Times New Roman"/>
+        </w:rPr>
+        <w:t>menghubungkan</w:t>
+      </w:r>
+      <w:proofErr w:type="spellEnd"/>
+      <w:r>
+        <w:rPr>
+          <w:rFonts w:ascii="Times New Roman" w:hAnsi="Times New Roman" w:cs="Times New Roman"/>
+        </w:rPr>
+        <w:t xml:space="preserve"> server </w:t>
+      </w:r>
+      <w:proofErr w:type="spellStart"/>
+      <w:r>
+        <w:rPr>
+          <w:rFonts w:ascii="Times New Roman" w:hAnsi="Times New Roman" w:cs="Times New Roman"/>
+        </w:rPr>
+        <w:t>dengan</w:t>
+      </w:r>
+      <w:proofErr w:type="spellEnd"/>
+      <w:r>
+        <w:rPr>
+          <w:rFonts w:ascii="Times New Roman" w:hAnsi="Times New Roman" w:cs="Times New Roman"/>
+        </w:rPr>
+        <w:t xml:space="preserve"> frontend, dan </w:t>
+      </w:r>
+      <w:proofErr w:type="spellStart"/>
+      <w:r>
+        <w:rPr>
+          <w:rFonts w:ascii="Times New Roman" w:hAnsi="Times New Roman" w:cs="Times New Roman"/>
+        </w:rPr>
+        <w:t>mengatur</w:t>
+      </w:r>
+      <w:proofErr w:type="spellEnd"/>
+      <w:r>
+        <w:rPr>
+          <w:rFonts w:ascii="Times New Roman" w:hAnsi="Times New Roman" w:cs="Times New Roman"/>
+        </w:rPr>
+        <w:t xml:space="preserve"> </w:t>
+      </w:r>
+      <w:proofErr w:type="spellStart"/>
+      <w:r>
+        <w:rPr>
+          <w:rFonts w:ascii="Times New Roman" w:hAnsi="Times New Roman" w:cs="Times New Roman"/>
+        </w:rPr>
+        <w:t>tampilan</w:t>
+      </w:r>
+      <w:proofErr w:type="spellEnd"/>
+      <w:r>
+        <w:rPr>
+          <w:rFonts w:ascii="Times New Roman" w:hAnsi="Times New Roman" w:cs="Times New Roman"/>
+        </w:rPr>
+        <w:t xml:space="preserve"> </w:t>
+      </w:r>
+      <w:proofErr w:type="spellStart"/>
+      <w:r>
+        <w:rPr>
+          <w:rFonts w:ascii="Times New Roman" w:hAnsi="Times New Roman" w:cs="Times New Roman"/>
+        </w:rPr>
+        <w:t>menggunakan</w:t>
+      </w:r>
+      <w:proofErr w:type="spellEnd"/>
+      <w:r>
+        <w:rPr>
+          <w:rFonts w:ascii="Times New Roman" w:hAnsi="Times New Roman" w:cs="Times New Roman"/>
+        </w:rPr>
+        <w:t xml:space="preserve"> vue3</w:t>
       </w:r>
       <w:r>
         <w:rPr>
@@ -873,29 +4250,151 @@
           <w:rFonts w:ascii="Times New Roman" w:hAnsi="Times New Roman" w:cs="Times New Roman"/>
         </w:rPr>
       </w:pPr>
-      <w:r>
-        <w:rPr>
-          <w:rFonts w:ascii="Times New Roman" w:hAnsi="Times New Roman" w:cs="Times New Roman"/>
-        </w:rPr>
-        <w:t>Dalam pelaksanaan tugas,</w:t>
-      </w:r>
-      <w:r>
-        <w:rPr>
-          <w:rFonts w:ascii="Times New Roman" w:hAnsi="Times New Roman" w:cs="Times New Roman"/>
-        </w:rPr>
-        <w:t xml:space="preserve"> bisa</w:t>
-      </w:r>
-      <w:r>
-        <w:rPr>
-          <w:rFonts w:ascii="Times New Roman" w:hAnsi="Times New Roman" w:cs="Times New Roman"/>
-        </w:rPr>
-        <w:t xml:space="preserve"> dilakukan di ruangan</w:t>
-      </w:r>
-      <w:r>
-        <w:rPr>
-          <w:rFonts w:ascii="Times New Roman" w:hAnsi="Times New Roman" w:cs="Times New Roman"/>
-        </w:rPr>
-        <w:t xml:space="preserve"> yang telah disediakan, maupun </w:t>
+      <w:proofErr w:type="spellStart"/>
+      <w:r>
+        <w:rPr>
+          <w:rFonts w:ascii="Times New Roman" w:hAnsi="Times New Roman" w:cs="Times New Roman"/>
+        </w:rPr>
+        <w:t>Dalam</w:t>
+      </w:r>
+      <w:proofErr w:type="spellEnd"/>
+      <w:r>
+        <w:rPr>
+          <w:rFonts w:ascii="Times New Roman" w:hAnsi="Times New Roman" w:cs="Times New Roman"/>
+        </w:rPr>
+        <w:t xml:space="preserve"> </w:t>
+      </w:r>
+      <w:proofErr w:type="spellStart"/>
+      <w:r>
+        <w:rPr>
+          <w:rFonts w:ascii="Times New Roman" w:hAnsi="Times New Roman" w:cs="Times New Roman"/>
+        </w:rPr>
+        <w:t>pelaksanaan</w:t>
+      </w:r>
+      <w:proofErr w:type="spellEnd"/>
+      <w:r>
+        <w:rPr>
+          <w:rFonts w:ascii="Times New Roman" w:hAnsi="Times New Roman" w:cs="Times New Roman"/>
+        </w:rPr>
+        <w:t xml:space="preserve"> </w:t>
+      </w:r>
+      <w:proofErr w:type="spellStart"/>
+      <w:r>
+        <w:rPr>
+          <w:rFonts w:ascii="Times New Roman" w:hAnsi="Times New Roman" w:cs="Times New Roman"/>
+        </w:rPr>
+        <w:t>tugas</w:t>
+      </w:r>
+      <w:proofErr w:type="spellEnd"/>
+      <w:r>
+        <w:rPr>
+          <w:rFonts w:ascii="Times New Roman" w:hAnsi="Times New Roman" w:cs="Times New Roman"/>
+        </w:rPr>
+        <w:t>,</w:t>
+      </w:r>
+      <w:r>
+        <w:rPr>
+          <w:rFonts w:ascii="Times New Roman" w:hAnsi="Times New Roman" w:cs="Times New Roman"/>
+        </w:rPr>
+        <w:t xml:space="preserve"> </w:t>
+      </w:r>
+      <w:proofErr w:type="spellStart"/>
+      <w:r>
+        <w:rPr>
+          <w:rFonts w:ascii="Times New Roman" w:hAnsi="Times New Roman" w:cs="Times New Roman"/>
+        </w:rPr>
+        <w:t>bisa</w:t>
+      </w:r>
+      <w:proofErr w:type="spellEnd"/>
+      <w:r>
+        <w:rPr>
+          <w:rFonts w:ascii="Times New Roman" w:hAnsi="Times New Roman" w:cs="Times New Roman"/>
+        </w:rPr>
+        <w:t xml:space="preserve"> </w:t>
+      </w:r>
+      <w:proofErr w:type="spellStart"/>
+      <w:r>
+        <w:rPr>
+          <w:rFonts w:ascii="Times New Roman" w:hAnsi="Times New Roman" w:cs="Times New Roman"/>
+        </w:rPr>
+        <w:t>dilakukan</w:t>
+      </w:r>
+      <w:proofErr w:type="spellEnd"/>
+      <w:r>
+        <w:rPr>
+          <w:rFonts w:ascii="Times New Roman" w:hAnsi="Times New Roman" w:cs="Times New Roman"/>
+        </w:rPr>
+        <w:t xml:space="preserve"> di </w:t>
+      </w:r>
+      <w:proofErr w:type="spellStart"/>
+      <w:r>
+        <w:rPr>
+          <w:rFonts w:ascii="Times New Roman" w:hAnsi="Times New Roman" w:cs="Times New Roman"/>
+        </w:rPr>
+        <w:t>ruangan</w:t>
+      </w:r>
+      <w:proofErr w:type="spellEnd"/>
+      <w:r>
+        <w:rPr>
+          <w:rFonts w:ascii="Times New Roman" w:hAnsi="Times New Roman" w:cs="Times New Roman"/>
+        </w:rPr>
+        <w:t xml:space="preserve"> yang </w:t>
+      </w:r>
+      <w:proofErr w:type="spellStart"/>
+      <w:r>
+        <w:rPr>
+          <w:rFonts w:ascii="Times New Roman" w:hAnsi="Times New Roman" w:cs="Times New Roman"/>
+        </w:rPr>
+        <w:t>telah</w:t>
+      </w:r>
+      <w:proofErr w:type="spellEnd"/>
+      <w:r>
+        <w:rPr>
+          <w:rFonts w:ascii="Times New Roman" w:hAnsi="Times New Roman" w:cs="Times New Roman"/>
+        </w:rPr>
+        <w:t xml:space="preserve"> </w:t>
+      </w:r>
+      <w:proofErr w:type="spellStart"/>
+      <w:r>
+        <w:rPr>
+          <w:rFonts w:ascii="Times New Roman" w:hAnsi="Times New Roman" w:cs="Times New Roman"/>
+        </w:rPr>
+        <w:t>disediakan</w:t>
+      </w:r>
+      <w:proofErr w:type="spellEnd"/>
+      <w:r>
+        <w:rPr>
+          <w:rFonts w:ascii="Times New Roman" w:hAnsi="Times New Roman" w:cs="Times New Roman"/>
+        </w:rPr>
+        <w:t xml:space="preserve"> </w:t>
+      </w:r>
+      <w:proofErr w:type="spellStart"/>
+      <w:r>
+        <w:rPr>
+          <w:rFonts w:ascii="Times New Roman" w:hAnsi="Times New Roman" w:cs="Times New Roman"/>
+        </w:rPr>
+        <w:t>atau</w:t>
+      </w:r>
+      <w:proofErr w:type="spellEnd"/>
+      <w:r>
+        <w:rPr>
+          <w:rFonts w:ascii="Times New Roman" w:hAnsi="Times New Roman" w:cs="Times New Roman"/>
+        </w:rPr>
+        <w:t xml:space="preserve"> </w:t>
+      </w:r>
+      <w:proofErr w:type="spellStart"/>
+      <w:r>
+        <w:rPr>
+          <w:rFonts w:ascii="Times New Roman" w:hAnsi="Times New Roman" w:cs="Times New Roman"/>
+        </w:rPr>
+        <w:t>sistem</w:t>
+      </w:r>
+      <w:proofErr w:type="spellEnd"/>
+      <w:r>
+        <w:rPr>
+          <w:rFonts w:ascii="Times New Roman" w:hAnsi="Times New Roman" w:cs="Times New Roman"/>
+        </w:rPr>
+        <w:t xml:space="preserve"> </w:t>
       </w:r>
       <w:r>
         <w:rPr>
@@ -903,13 +4402,441 @@
           <w:i/>
           <w:iCs/>
         </w:rPr>
+        <w:t>Work From Office</w:t>
+      </w:r>
+      <w:r>
+        <w:rPr>
+          <w:rFonts w:ascii="Times New Roman" w:hAnsi="Times New Roman" w:cs="Times New Roman"/>
+          <w:i/>
+          <w:iCs/>
+        </w:rPr>
+        <w:t xml:space="preserve"> (WFO)</w:t>
+      </w:r>
+      <w:r>
+        <w:rPr>
+          <w:rFonts w:ascii="Times New Roman" w:hAnsi="Times New Roman" w:cs="Times New Roman"/>
+        </w:rPr>
+        <w:t>,</w:t>
+      </w:r>
+      <w:r>
+        <w:rPr>
+          <w:rFonts w:ascii="Times New Roman" w:hAnsi="Times New Roman" w:cs="Times New Roman"/>
+        </w:rPr>
+        <w:t xml:space="preserve"> </w:t>
+      </w:r>
+      <w:proofErr w:type="spellStart"/>
+      <w:r>
+        <w:rPr>
+          <w:rFonts w:ascii="Times New Roman" w:hAnsi="Times New Roman" w:cs="Times New Roman"/>
+        </w:rPr>
+        <w:t>maupun</w:t>
+      </w:r>
+      <w:proofErr w:type="spellEnd"/>
+      <w:r>
+        <w:rPr>
+          <w:rFonts w:ascii="Times New Roman" w:hAnsi="Times New Roman" w:cs="Times New Roman"/>
+        </w:rPr>
+        <w:t xml:space="preserve"> </w:t>
+      </w:r>
+      <w:r>
+        <w:rPr>
+          <w:rFonts w:ascii="Times New Roman" w:hAnsi="Times New Roman" w:cs="Times New Roman"/>
+          <w:i/>
+          <w:iCs/>
+        </w:rPr>
         <w:t>Work From Anywhere</w:t>
       </w:r>
       <w:r>
         <w:rPr>
           <w:rFonts w:ascii="Times New Roman" w:hAnsi="Times New Roman" w:cs="Times New Roman"/>
-        </w:rPr>
-        <w:t>. Pekerjaan dikerjakan pada jam kerja dan mengacu pada modul yang diberikan oleh pembimbing. Apabila dalam pelaksanaan tugas terdapat kesulitan atau hal yang kurang dipahami, siswa dapat bertanya langsung kepada Pembimbing Industri untuk mendapatkan arahan lebih lanjut.</w:t>
+          <w:i/>
+          <w:iCs/>
+        </w:rPr>
+        <w:t xml:space="preserve"> (WFA)</w:t>
+      </w:r>
+      <w:r>
+        <w:rPr>
+          <w:rFonts w:ascii="Times New Roman" w:hAnsi="Times New Roman" w:cs="Times New Roman"/>
+        </w:rPr>
+        <w:t xml:space="preserve">. </w:t>
+      </w:r>
+      <w:proofErr w:type="spellStart"/>
+      <w:r>
+        <w:rPr>
+          <w:rFonts w:ascii="Times New Roman" w:hAnsi="Times New Roman" w:cs="Times New Roman"/>
+        </w:rPr>
+        <w:t>Pekerjaan</w:t>
+      </w:r>
+      <w:proofErr w:type="spellEnd"/>
+      <w:r>
+        <w:rPr>
+          <w:rFonts w:ascii="Times New Roman" w:hAnsi="Times New Roman" w:cs="Times New Roman"/>
+        </w:rPr>
+        <w:t xml:space="preserve"> </w:t>
+      </w:r>
+      <w:proofErr w:type="spellStart"/>
+      <w:r>
+        <w:rPr>
+          <w:rFonts w:ascii="Times New Roman" w:hAnsi="Times New Roman" w:cs="Times New Roman"/>
+        </w:rPr>
+        <w:t>dikerjakan</w:t>
+      </w:r>
+      <w:proofErr w:type="spellEnd"/>
+      <w:r>
+        <w:rPr>
+          <w:rFonts w:ascii="Times New Roman" w:hAnsi="Times New Roman" w:cs="Times New Roman"/>
+        </w:rPr>
+        <w:t xml:space="preserve"> pada jam </w:t>
+      </w:r>
+      <w:proofErr w:type="spellStart"/>
+      <w:r>
+        <w:rPr>
+          <w:rFonts w:ascii="Times New Roman" w:hAnsi="Times New Roman" w:cs="Times New Roman"/>
+        </w:rPr>
+        <w:t>kerja</w:t>
+      </w:r>
+      <w:proofErr w:type="spellEnd"/>
+      <w:r>
+        <w:rPr>
+          <w:rFonts w:ascii="Times New Roman" w:hAnsi="Times New Roman" w:cs="Times New Roman"/>
+        </w:rPr>
+        <w:t xml:space="preserve"> dan </w:t>
+      </w:r>
+      <w:proofErr w:type="spellStart"/>
+      <w:r>
+        <w:rPr>
+          <w:rFonts w:ascii="Times New Roman" w:hAnsi="Times New Roman" w:cs="Times New Roman"/>
+        </w:rPr>
+        <w:t>mengacu</w:t>
+      </w:r>
+      <w:proofErr w:type="spellEnd"/>
+      <w:r>
+        <w:rPr>
+          <w:rFonts w:ascii="Times New Roman" w:hAnsi="Times New Roman" w:cs="Times New Roman"/>
+        </w:rPr>
+        <w:t xml:space="preserve"> pada </w:t>
+      </w:r>
+      <w:proofErr w:type="spellStart"/>
+      <w:r>
+        <w:rPr>
+          <w:rFonts w:ascii="Times New Roman" w:hAnsi="Times New Roman" w:cs="Times New Roman"/>
+        </w:rPr>
+        <w:t>modul</w:t>
+      </w:r>
+      <w:proofErr w:type="spellEnd"/>
+      <w:r>
+        <w:rPr>
+          <w:rFonts w:ascii="Times New Roman" w:hAnsi="Times New Roman" w:cs="Times New Roman"/>
+        </w:rPr>
+        <w:t xml:space="preserve"> yang </w:t>
+      </w:r>
+      <w:proofErr w:type="spellStart"/>
+      <w:r>
+        <w:rPr>
+          <w:rFonts w:ascii="Times New Roman" w:hAnsi="Times New Roman" w:cs="Times New Roman"/>
+        </w:rPr>
+        <w:t>diberikan</w:t>
+      </w:r>
+      <w:proofErr w:type="spellEnd"/>
+      <w:r>
+        <w:rPr>
+          <w:rFonts w:ascii="Times New Roman" w:hAnsi="Times New Roman" w:cs="Times New Roman"/>
+        </w:rPr>
+        <w:t xml:space="preserve"> oleh pembimbing. </w:t>
+      </w:r>
+      <w:proofErr w:type="spellStart"/>
+      <w:r>
+        <w:rPr>
+          <w:rFonts w:ascii="Times New Roman" w:hAnsi="Times New Roman" w:cs="Times New Roman"/>
+        </w:rPr>
+        <w:t>Apabila</w:t>
+      </w:r>
+      <w:proofErr w:type="spellEnd"/>
+      <w:r>
+        <w:rPr>
+          <w:rFonts w:ascii="Times New Roman" w:hAnsi="Times New Roman" w:cs="Times New Roman"/>
+        </w:rPr>
+        <w:t xml:space="preserve"> </w:t>
+      </w:r>
+      <w:proofErr w:type="spellStart"/>
+      <w:r>
+        <w:rPr>
+          <w:rFonts w:ascii="Times New Roman" w:hAnsi="Times New Roman" w:cs="Times New Roman"/>
+        </w:rPr>
+        <w:t>dalam</w:t>
+      </w:r>
+      <w:proofErr w:type="spellEnd"/>
+      <w:r>
+        <w:rPr>
+          <w:rFonts w:ascii="Times New Roman" w:hAnsi="Times New Roman" w:cs="Times New Roman"/>
+        </w:rPr>
+        <w:t xml:space="preserve"> </w:t>
+      </w:r>
+      <w:proofErr w:type="spellStart"/>
+      <w:r>
+        <w:rPr>
+          <w:rFonts w:ascii="Times New Roman" w:hAnsi="Times New Roman" w:cs="Times New Roman"/>
+        </w:rPr>
+        <w:t>pelaksanaan</w:t>
+      </w:r>
+      <w:proofErr w:type="spellEnd"/>
+      <w:r>
+        <w:rPr>
+          <w:rFonts w:ascii="Times New Roman" w:hAnsi="Times New Roman" w:cs="Times New Roman"/>
+        </w:rPr>
+        <w:t xml:space="preserve"> </w:t>
+      </w:r>
+      <w:proofErr w:type="spellStart"/>
+      <w:r>
+        <w:rPr>
+          <w:rFonts w:ascii="Times New Roman" w:hAnsi="Times New Roman" w:cs="Times New Roman"/>
+        </w:rPr>
+        <w:t>tugas</w:t>
+      </w:r>
+      <w:proofErr w:type="spellEnd"/>
+      <w:r>
+        <w:rPr>
+          <w:rFonts w:ascii="Times New Roman" w:hAnsi="Times New Roman" w:cs="Times New Roman"/>
+        </w:rPr>
+        <w:t xml:space="preserve"> </w:t>
+      </w:r>
+      <w:proofErr w:type="spellStart"/>
+      <w:r>
+        <w:rPr>
+          <w:rFonts w:ascii="Times New Roman" w:hAnsi="Times New Roman" w:cs="Times New Roman"/>
+        </w:rPr>
+        <w:t>terdapat</w:t>
+      </w:r>
+      <w:proofErr w:type="spellEnd"/>
+      <w:r>
+        <w:rPr>
+          <w:rFonts w:ascii="Times New Roman" w:hAnsi="Times New Roman" w:cs="Times New Roman"/>
+        </w:rPr>
+        <w:t xml:space="preserve"> </w:t>
+      </w:r>
+      <w:proofErr w:type="spellStart"/>
+      <w:r>
+        <w:rPr>
+          <w:rFonts w:ascii="Times New Roman" w:hAnsi="Times New Roman" w:cs="Times New Roman"/>
+        </w:rPr>
+        <w:t>kesulitan</w:t>
+      </w:r>
+      <w:proofErr w:type="spellEnd"/>
+      <w:r>
+        <w:rPr>
+          <w:rFonts w:ascii="Times New Roman" w:hAnsi="Times New Roman" w:cs="Times New Roman"/>
+        </w:rPr>
+        <w:t xml:space="preserve"> </w:t>
+      </w:r>
+      <w:proofErr w:type="spellStart"/>
+      <w:r>
+        <w:rPr>
+          <w:rFonts w:ascii="Times New Roman" w:hAnsi="Times New Roman" w:cs="Times New Roman"/>
+        </w:rPr>
+        <w:t>atau</w:t>
+      </w:r>
+      <w:proofErr w:type="spellEnd"/>
+      <w:r>
+        <w:rPr>
+          <w:rFonts w:ascii="Times New Roman" w:hAnsi="Times New Roman" w:cs="Times New Roman"/>
+        </w:rPr>
+        <w:t xml:space="preserve"> </w:t>
+      </w:r>
+      <w:proofErr w:type="spellStart"/>
+      <w:r>
+        <w:rPr>
+          <w:rFonts w:ascii="Times New Roman" w:hAnsi="Times New Roman" w:cs="Times New Roman"/>
+        </w:rPr>
+        <w:t>hal</w:t>
+      </w:r>
+      <w:proofErr w:type="spellEnd"/>
+      <w:r>
+        <w:rPr>
+          <w:rFonts w:ascii="Times New Roman" w:hAnsi="Times New Roman" w:cs="Times New Roman"/>
+        </w:rPr>
+        <w:t xml:space="preserve"> yang </w:t>
+      </w:r>
+      <w:proofErr w:type="spellStart"/>
+      <w:r>
+        <w:rPr>
+          <w:rFonts w:ascii="Times New Roman" w:hAnsi="Times New Roman" w:cs="Times New Roman"/>
+        </w:rPr>
+        <w:t>kurang</w:t>
+      </w:r>
+      <w:proofErr w:type="spellEnd"/>
+      <w:r>
+        <w:rPr>
+          <w:rFonts w:ascii="Times New Roman" w:hAnsi="Times New Roman" w:cs="Times New Roman"/>
+        </w:rPr>
+        <w:t xml:space="preserve"> </w:t>
+      </w:r>
+      <w:proofErr w:type="spellStart"/>
+      <w:r>
+        <w:rPr>
+          <w:rFonts w:ascii="Times New Roman" w:hAnsi="Times New Roman" w:cs="Times New Roman"/>
+        </w:rPr>
+        <w:t>dipahami</w:t>
+      </w:r>
+      <w:proofErr w:type="spellEnd"/>
+      <w:r>
+        <w:rPr>
+          <w:rFonts w:ascii="Times New Roman" w:hAnsi="Times New Roman" w:cs="Times New Roman"/>
+        </w:rPr>
+        <w:t xml:space="preserve">, </w:t>
+      </w:r>
+      <w:proofErr w:type="spellStart"/>
+      <w:r>
+        <w:rPr>
+          <w:rFonts w:ascii="Times New Roman" w:hAnsi="Times New Roman" w:cs="Times New Roman"/>
+        </w:rPr>
+        <w:t>siswa</w:t>
+      </w:r>
+      <w:proofErr w:type="spellEnd"/>
+      <w:r>
+        <w:rPr>
+          <w:rFonts w:ascii="Times New Roman" w:hAnsi="Times New Roman" w:cs="Times New Roman"/>
+        </w:rPr>
+        <w:t xml:space="preserve"> </w:t>
+      </w:r>
+      <w:proofErr w:type="spellStart"/>
+      <w:r>
+        <w:rPr>
+          <w:rFonts w:ascii="Times New Roman" w:hAnsi="Times New Roman" w:cs="Times New Roman"/>
+        </w:rPr>
+        <w:t>dapat</w:t>
+      </w:r>
+      <w:proofErr w:type="spellEnd"/>
+      <w:r>
+        <w:rPr>
+          <w:rFonts w:ascii="Times New Roman" w:hAnsi="Times New Roman" w:cs="Times New Roman"/>
+        </w:rPr>
+        <w:t xml:space="preserve"> </w:t>
+      </w:r>
+      <w:proofErr w:type="spellStart"/>
+      <w:r>
+        <w:rPr>
+          <w:rFonts w:ascii="Times New Roman" w:hAnsi="Times New Roman" w:cs="Times New Roman"/>
+        </w:rPr>
+        <w:t>bertanya</w:t>
+      </w:r>
+      <w:proofErr w:type="spellEnd"/>
+      <w:r>
+        <w:rPr>
+          <w:rFonts w:ascii="Times New Roman" w:hAnsi="Times New Roman" w:cs="Times New Roman"/>
+        </w:rPr>
+        <w:t xml:space="preserve"> </w:t>
+      </w:r>
+      <w:proofErr w:type="spellStart"/>
+      <w:r>
+        <w:rPr>
+          <w:rFonts w:ascii="Times New Roman" w:hAnsi="Times New Roman" w:cs="Times New Roman"/>
+        </w:rPr>
+        <w:t>langsung</w:t>
+      </w:r>
+      <w:proofErr w:type="spellEnd"/>
+      <w:r>
+        <w:rPr>
+          <w:rFonts w:ascii="Times New Roman" w:hAnsi="Times New Roman" w:cs="Times New Roman"/>
+        </w:rPr>
+        <w:t xml:space="preserve"> </w:t>
+      </w:r>
+      <w:proofErr w:type="spellStart"/>
+      <w:r>
+        <w:rPr>
+          <w:rFonts w:ascii="Times New Roman" w:hAnsi="Times New Roman" w:cs="Times New Roman"/>
+        </w:rPr>
+        <w:t>kepada</w:t>
+      </w:r>
+      <w:proofErr w:type="spellEnd"/>
+      <w:r>
+        <w:rPr>
+          <w:rFonts w:ascii="Times New Roman" w:hAnsi="Times New Roman" w:cs="Times New Roman"/>
+        </w:rPr>
+        <w:t xml:space="preserve"> </w:t>
+      </w:r>
+      <w:proofErr w:type="spellStart"/>
+      <w:r>
+        <w:rPr>
+          <w:rFonts w:ascii="Times New Roman" w:hAnsi="Times New Roman" w:cs="Times New Roman"/>
+        </w:rPr>
+        <w:t>Pembimbing</w:t>
+      </w:r>
+      <w:proofErr w:type="spellEnd"/>
+      <w:r>
+        <w:rPr>
+          <w:rFonts w:ascii="Times New Roman" w:hAnsi="Times New Roman" w:cs="Times New Roman"/>
+        </w:rPr>
+        <w:t xml:space="preserve"> Industri </w:t>
+      </w:r>
+      <w:proofErr w:type="spellStart"/>
+      <w:r>
+        <w:rPr>
+          <w:rFonts w:ascii="Times New Roman" w:hAnsi="Times New Roman" w:cs="Times New Roman"/>
+        </w:rPr>
+        <w:t>untuk</w:t>
+      </w:r>
+      <w:proofErr w:type="spellEnd"/>
+      <w:r>
+        <w:rPr>
+          <w:rFonts w:ascii="Times New Roman" w:hAnsi="Times New Roman" w:cs="Times New Roman"/>
+        </w:rPr>
+        <w:t xml:space="preserve"> </w:t>
+      </w:r>
+      <w:proofErr w:type="spellStart"/>
+      <w:r>
+        <w:rPr>
+          <w:rFonts w:ascii="Times New Roman" w:hAnsi="Times New Roman" w:cs="Times New Roman"/>
+        </w:rPr>
+        <w:t>mendapatkan</w:t>
+      </w:r>
+      <w:proofErr w:type="spellEnd"/>
+      <w:r>
+        <w:rPr>
+          <w:rFonts w:ascii="Times New Roman" w:hAnsi="Times New Roman" w:cs="Times New Roman"/>
+        </w:rPr>
+        <w:t xml:space="preserve"> </w:t>
+      </w:r>
+      <w:proofErr w:type="spellStart"/>
+      <w:r>
+        <w:rPr>
+          <w:rFonts w:ascii="Times New Roman" w:hAnsi="Times New Roman" w:cs="Times New Roman"/>
+        </w:rPr>
+        <w:t>arahan</w:t>
+      </w:r>
+      <w:proofErr w:type="spellEnd"/>
+      <w:r>
+        <w:rPr>
+          <w:rFonts w:ascii="Times New Roman" w:hAnsi="Times New Roman" w:cs="Times New Roman"/>
+        </w:rPr>
+        <w:t xml:space="preserve"> </w:t>
+      </w:r>
+      <w:proofErr w:type="spellStart"/>
+      <w:r>
+        <w:rPr>
+          <w:rFonts w:ascii="Times New Roman" w:hAnsi="Times New Roman" w:cs="Times New Roman"/>
+        </w:rPr>
+        <w:t>lebih</w:t>
+      </w:r>
+      <w:proofErr w:type="spellEnd"/>
+      <w:r>
+        <w:rPr>
+          <w:rFonts w:ascii="Times New Roman" w:hAnsi="Times New Roman" w:cs="Times New Roman"/>
+        </w:rPr>
+        <w:t xml:space="preserve"> </w:t>
+      </w:r>
+      <w:proofErr w:type="spellStart"/>
+      <w:r>
+        <w:rPr>
+          <w:rFonts w:ascii="Times New Roman" w:hAnsi="Times New Roman" w:cs="Times New Roman"/>
+        </w:rPr>
+        <w:t>lanjut</w:t>
+      </w:r>
+      <w:proofErr w:type="spellEnd"/>
+      <w:r>
+        <w:rPr>
+          <w:rFonts w:ascii="Times New Roman" w:hAnsi="Times New Roman" w:cs="Times New Roman"/>
+        </w:rPr>
+        <w:t>.</w:t>
       </w:r>
     </w:p>
     <w:p>
@@ -925,11 +4852,124 @@
           <w:rFonts w:ascii="Times New Roman" w:hAnsi="Times New Roman" w:cs="Times New Roman"/>
         </w:rPr>
       </w:pPr>
-      <w:r>
-        <w:rPr>
-          <w:rFonts w:ascii="Times New Roman" w:hAnsi="Times New Roman" w:cs="Times New Roman"/>
-        </w:rPr>
-        <w:t>Setelah pekerjaan selesai, dilakukan tahap pelaporan hasil. Siswa me</w:t>
+      <w:proofErr w:type="spellStart"/>
+      <w:r>
+        <w:rPr>
+          <w:rFonts w:ascii="Times New Roman" w:hAnsi="Times New Roman" w:cs="Times New Roman"/>
+        </w:rPr>
+        <w:t>Setelah</w:t>
+      </w:r>
+      <w:proofErr w:type="spellEnd"/>
+      <w:r>
+        <w:rPr>
+          <w:rFonts w:ascii="Times New Roman" w:hAnsi="Times New Roman" w:cs="Times New Roman"/>
+        </w:rPr>
+        <w:t xml:space="preserve"> </w:t>
+      </w:r>
+      <w:proofErr w:type="spellStart"/>
+      <w:r>
+        <w:rPr>
+          <w:rFonts w:ascii="Times New Roman" w:hAnsi="Times New Roman" w:cs="Times New Roman"/>
+        </w:rPr>
+        <w:t>pekerjaan</w:t>
+      </w:r>
+      <w:proofErr w:type="spellEnd"/>
+      <w:r>
+        <w:rPr>
+          <w:rFonts w:ascii="Times New Roman" w:hAnsi="Times New Roman" w:cs="Times New Roman"/>
+        </w:rPr>
+        <w:t xml:space="preserve"> </w:t>
+      </w:r>
+      <w:proofErr w:type="spellStart"/>
+      <w:r>
+        <w:rPr>
+          <w:rFonts w:ascii="Times New Roman" w:hAnsi="Times New Roman" w:cs="Times New Roman"/>
+        </w:rPr>
+        <w:t>selesai</w:t>
+      </w:r>
+      <w:proofErr w:type="spellEnd"/>
+      <w:r>
+        <w:rPr>
+          <w:rFonts w:ascii="Times New Roman" w:hAnsi="Times New Roman" w:cs="Times New Roman"/>
+        </w:rPr>
+        <w:t xml:space="preserve">, </w:t>
+      </w:r>
+      <w:proofErr w:type="spellStart"/>
+      <w:r>
+        <w:rPr>
+          <w:rFonts w:ascii="Times New Roman" w:hAnsi="Times New Roman" w:cs="Times New Roman"/>
+        </w:rPr>
+        <w:t>dilakukan</w:t>
+      </w:r>
+      <w:proofErr w:type="spellEnd"/>
+      <w:r>
+        <w:rPr>
+          <w:rFonts w:ascii="Times New Roman" w:hAnsi="Times New Roman" w:cs="Times New Roman"/>
+        </w:rPr>
+        <w:t xml:space="preserve"> </w:t>
+      </w:r>
+      <w:proofErr w:type="spellStart"/>
+      <w:r>
+        <w:rPr>
+          <w:rFonts w:ascii="Times New Roman" w:hAnsi="Times New Roman" w:cs="Times New Roman"/>
+        </w:rPr>
+        <w:t>tahap</w:t>
+      </w:r>
+      <w:proofErr w:type="spellEnd"/>
+      <w:r>
+        <w:rPr>
+          <w:rFonts w:ascii="Times New Roman" w:hAnsi="Times New Roman" w:cs="Times New Roman"/>
+        </w:rPr>
+        <w:t xml:space="preserve"> </w:t>
+      </w:r>
+      <w:proofErr w:type="spellStart"/>
+      <w:r>
+        <w:rPr>
+          <w:rFonts w:ascii="Times New Roman" w:hAnsi="Times New Roman" w:cs="Times New Roman"/>
+        </w:rPr>
+        <w:t>pelaporan</w:t>
+      </w:r>
+      <w:proofErr w:type="spellEnd"/>
+      <w:r>
+        <w:rPr>
+          <w:rFonts w:ascii="Times New Roman" w:hAnsi="Times New Roman" w:cs="Times New Roman"/>
+        </w:rPr>
+        <w:t xml:space="preserve"> </w:t>
+      </w:r>
+      <w:proofErr w:type="spellStart"/>
+      <w:r>
+        <w:rPr>
+          <w:rFonts w:ascii="Times New Roman" w:hAnsi="Times New Roman" w:cs="Times New Roman"/>
+        </w:rPr>
+        <w:t>hasil</w:t>
+      </w:r>
+      <w:proofErr w:type="spellEnd"/>
+      <w:r>
+        <w:rPr>
+          <w:rFonts w:ascii="Times New Roman" w:hAnsi="Times New Roman" w:cs="Times New Roman"/>
+        </w:rPr>
+        <w:t xml:space="preserve">. </w:t>
+      </w:r>
+      <w:proofErr w:type="spellStart"/>
+      <w:r>
+        <w:rPr>
+          <w:rFonts w:ascii="Times New Roman" w:hAnsi="Times New Roman" w:cs="Times New Roman"/>
+        </w:rPr>
+        <w:t>Siswa</w:t>
+      </w:r>
+      <w:proofErr w:type="spellEnd"/>
+      <w:r>
+        <w:rPr>
+          <w:rFonts w:ascii="Times New Roman" w:hAnsi="Times New Roman" w:cs="Times New Roman"/>
+        </w:rPr>
+        <w:t xml:space="preserve"> </w:t>
+      </w:r>
+      <w:proofErr w:type="spellStart"/>
+      <w:r>
+        <w:rPr>
+          <w:rFonts w:ascii="Times New Roman" w:hAnsi="Times New Roman" w:cs="Times New Roman"/>
+        </w:rPr>
+        <w:t>me</w:t>
       </w:r>
       <w:r>
         <w:rPr>
@@ -937,30 +4977,321 @@
         </w:rPr>
         <w:t>ngumpulkan</w:t>
       </w:r>
-      <w:r>
-        <w:rPr>
-          <w:rFonts w:ascii="Times New Roman" w:hAnsi="Times New Roman" w:cs="Times New Roman"/>
-        </w:rPr>
-        <w:t xml:space="preserve"> hasil kerja </w:t>
-      </w:r>
-      <w:r>
-        <w:rPr>
-          <w:rFonts w:ascii="Times New Roman" w:hAnsi="Times New Roman" w:cs="Times New Roman"/>
-        </w:rPr>
-        <w:t xml:space="preserve">berupa dokumentasi pekerjaan </w:t>
-      </w:r>
-      <w:r>
-        <w:rPr>
-          <w:rFonts w:ascii="Times New Roman" w:hAnsi="Times New Roman" w:cs="Times New Roman"/>
-        </w:rPr>
-        <w:t>kepada Pembimbing Industri untuk dilakukan pemeriksaan. Hal ini bertujuan untuk memastikan bahwa hasil pekerjaan telah sesuai denga</w:t>
-      </w:r>
-      <w:r>
-        <w:rPr>
-          <w:rFonts w:ascii="Times New Roman" w:hAnsi="Times New Roman" w:cs="Times New Roman"/>
-        </w:rPr>
-        <w:t>n target pada modul yang diberikan</w:t>
-      </w:r>
+      <w:proofErr w:type="spellEnd"/>
+      <w:r>
+        <w:rPr>
+          <w:rFonts w:ascii="Times New Roman" w:hAnsi="Times New Roman" w:cs="Times New Roman"/>
+        </w:rPr>
+        <w:t xml:space="preserve"> </w:t>
+      </w:r>
+      <w:proofErr w:type="spellStart"/>
+      <w:r>
+        <w:rPr>
+          <w:rFonts w:ascii="Times New Roman" w:hAnsi="Times New Roman" w:cs="Times New Roman"/>
+        </w:rPr>
+        <w:t>hasil</w:t>
+      </w:r>
+      <w:proofErr w:type="spellEnd"/>
+      <w:r>
+        <w:rPr>
+          <w:rFonts w:ascii="Times New Roman" w:hAnsi="Times New Roman" w:cs="Times New Roman"/>
+        </w:rPr>
+        <w:t xml:space="preserve"> </w:t>
+      </w:r>
+      <w:proofErr w:type="spellStart"/>
+      <w:r>
+        <w:rPr>
+          <w:rFonts w:ascii="Times New Roman" w:hAnsi="Times New Roman" w:cs="Times New Roman"/>
+        </w:rPr>
+        <w:t>kerja</w:t>
+      </w:r>
+      <w:proofErr w:type="spellEnd"/>
+      <w:r>
+        <w:rPr>
+          <w:rFonts w:ascii="Times New Roman" w:hAnsi="Times New Roman" w:cs="Times New Roman"/>
+        </w:rPr>
+        <w:t xml:space="preserve"> </w:t>
+      </w:r>
+      <w:proofErr w:type="spellStart"/>
+      <w:r>
+        <w:rPr>
+          <w:rFonts w:ascii="Times New Roman" w:hAnsi="Times New Roman" w:cs="Times New Roman"/>
+        </w:rPr>
+        <w:t>berupa</w:t>
+      </w:r>
+      <w:proofErr w:type="spellEnd"/>
+      <w:r>
+        <w:rPr>
+          <w:rFonts w:ascii="Times New Roman" w:hAnsi="Times New Roman" w:cs="Times New Roman"/>
+        </w:rPr>
+        <w:t xml:space="preserve"> </w:t>
+      </w:r>
+      <w:proofErr w:type="spellStart"/>
+      <w:r>
+        <w:rPr>
+          <w:rFonts w:ascii="Times New Roman" w:hAnsi="Times New Roman" w:cs="Times New Roman"/>
+        </w:rPr>
+        <w:t>dokumentasi</w:t>
+      </w:r>
+      <w:proofErr w:type="spellEnd"/>
+      <w:r>
+        <w:rPr>
+          <w:rFonts w:ascii="Times New Roman" w:hAnsi="Times New Roman" w:cs="Times New Roman"/>
+        </w:rPr>
+        <w:t xml:space="preserve"> </w:t>
+      </w:r>
+      <w:proofErr w:type="spellStart"/>
+      <w:r>
+        <w:rPr>
+          <w:rFonts w:ascii="Times New Roman" w:hAnsi="Times New Roman" w:cs="Times New Roman"/>
+        </w:rPr>
+        <w:t>pekerjaan</w:t>
+      </w:r>
+      <w:proofErr w:type="spellEnd"/>
+      <w:r>
+        <w:rPr>
+          <w:rFonts w:ascii="Times New Roman" w:hAnsi="Times New Roman" w:cs="Times New Roman"/>
+        </w:rPr>
+        <w:t xml:space="preserve"> </w:t>
+      </w:r>
+      <w:proofErr w:type="spellStart"/>
+      <w:r>
+        <w:rPr>
+          <w:rFonts w:ascii="Times New Roman" w:hAnsi="Times New Roman" w:cs="Times New Roman"/>
+        </w:rPr>
+        <w:t>kepada</w:t>
+      </w:r>
+      <w:proofErr w:type="spellEnd"/>
+      <w:r>
+        <w:rPr>
+          <w:rFonts w:ascii="Times New Roman" w:hAnsi="Times New Roman" w:cs="Times New Roman"/>
+        </w:rPr>
+        <w:t xml:space="preserve"> </w:t>
+      </w:r>
+      <w:proofErr w:type="spellStart"/>
+      <w:r>
+        <w:rPr>
+          <w:rFonts w:ascii="Times New Roman" w:hAnsi="Times New Roman" w:cs="Times New Roman"/>
+        </w:rPr>
+        <w:t>Pembimbing</w:t>
+      </w:r>
+      <w:proofErr w:type="spellEnd"/>
+      <w:r>
+        <w:rPr>
+          <w:rFonts w:ascii="Times New Roman" w:hAnsi="Times New Roman" w:cs="Times New Roman"/>
+        </w:rPr>
+        <w:t xml:space="preserve"> Industri </w:t>
+      </w:r>
+      <w:proofErr w:type="spellStart"/>
+      <w:r>
+        <w:rPr>
+          <w:rFonts w:ascii="Times New Roman" w:hAnsi="Times New Roman" w:cs="Times New Roman"/>
+        </w:rPr>
+        <w:t>untuk</w:t>
+      </w:r>
+      <w:proofErr w:type="spellEnd"/>
+      <w:r>
+        <w:rPr>
+          <w:rFonts w:ascii="Times New Roman" w:hAnsi="Times New Roman" w:cs="Times New Roman"/>
+        </w:rPr>
+        <w:t xml:space="preserve"> </w:t>
+      </w:r>
+      <w:proofErr w:type="spellStart"/>
+      <w:r>
+        <w:rPr>
+          <w:rFonts w:ascii="Times New Roman" w:hAnsi="Times New Roman" w:cs="Times New Roman"/>
+        </w:rPr>
+        <w:t>dilakukan</w:t>
+      </w:r>
+      <w:proofErr w:type="spellEnd"/>
+      <w:r>
+        <w:rPr>
+          <w:rFonts w:ascii="Times New Roman" w:hAnsi="Times New Roman" w:cs="Times New Roman"/>
+        </w:rPr>
+        <w:t xml:space="preserve"> </w:t>
+      </w:r>
+      <w:proofErr w:type="spellStart"/>
+      <w:r>
+        <w:rPr>
+          <w:rFonts w:ascii="Times New Roman" w:hAnsi="Times New Roman" w:cs="Times New Roman"/>
+        </w:rPr>
+        <w:t>pemeriksaan</w:t>
+      </w:r>
+      <w:proofErr w:type="spellEnd"/>
+      <w:r>
+        <w:rPr>
+          <w:rFonts w:ascii="Times New Roman" w:hAnsi="Times New Roman" w:cs="Times New Roman"/>
+        </w:rPr>
+        <w:t xml:space="preserve">. Hal </w:t>
+      </w:r>
+      <w:proofErr w:type="spellStart"/>
+      <w:r>
+        <w:rPr>
+          <w:rFonts w:ascii="Times New Roman" w:hAnsi="Times New Roman" w:cs="Times New Roman"/>
+        </w:rPr>
+        <w:t>ini</w:t>
+      </w:r>
+      <w:proofErr w:type="spellEnd"/>
+      <w:r>
+        <w:rPr>
+          <w:rFonts w:ascii="Times New Roman" w:hAnsi="Times New Roman" w:cs="Times New Roman"/>
+        </w:rPr>
+        <w:t xml:space="preserve"> </w:t>
+      </w:r>
+      <w:proofErr w:type="spellStart"/>
+      <w:r>
+        <w:rPr>
+          <w:rFonts w:ascii="Times New Roman" w:hAnsi="Times New Roman" w:cs="Times New Roman"/>
+        </w:rPr>
+        <w:t>bertujuan</w:t>
+      </w:r>
+      <w:proofErr w:type="spellEnd"/>
+      <w:r>
+        <w:rPr>
+          <w:rFonts w:ascii="Times New Roman" w:hAnsi="Times New Roman" w:cs="Times New Roman"/>
+        </w:rPr>
+        <w:t xml:space="preserve"> </w:t>
+      </w:r>
+      <w:proofErr w:type="spellStart"/>
+      <w:r>
+        <w:rPr>
+          <w:rFonts w:ascii="Times New Roman" w:hAnsi="Times New Roman" w:cs="Times New Roman"/>
+        </w:rPr>
+        <w:t>untuk</w:t>
+      </w:r>
+      <w:proofErr w:type="spellEnd"/>
+      <w:r>
+        <w:rPr>
+          <w:rFonts w:ascii="Times New Roman" w:hAnsi="Times New Roman" w:cs="Times New Roman"/>
+        </w:rPr>
+        <w:t xml:space="preserve"> </w:t>
+      </w:r>
+      <w:proofErr w:type="spellStart"/>
+      <w:r>
+        <w:rPr>
+          <w:rFonts w:ascii="Times New Roman" w:hAnsi="Times New Roman" w:cs="Times New Roman"/>
+        </w:rPr>
+        <w:t>memastikan</w:t>
+      </w:r>
+      <w:proofErr w:type="spellEnd"/>
+      <w:r>
+        <w:rPr>
+          <w:rFonts w:ascii="Times New Roman" w:hAnsi="Times New Roman" w:cs="Times New Roman"/>
+        </w:rPr>
+        <w:t xml:space="preserve"> </w:t>
+      </w:r>
+      <w:proofErr w:type="spellStart"/>
+      <w:r>
+        <w:rPr>
+          <w:rFonts w:ascii="Times New Roman" w:hAnsi="Times New Roman" w:cs="Times New Roman"/>
+        </w:rPr>
+        <w:t>bahwa</w:t>
+      </w:r>
+      <w:proofErr w:type="spellEnd"/>
+      <w:r>
+        <w:rPr>
+          <w:rFonts w:ascii="Times New Roman" w:hAnsi="Times New Roman" w:cs="Times New Roman"/>
+        </w:rPr>
+        <w:t xml:space="preserve"> </w:t>
+      </w:r>
+      <w:proofErr w:type="spellStart"/>
+      <w:r>
+        <w:rPr>
+          <w:rFonts w:ascii="Times New Roman" w:hAnsi="Times New Roman" w:cs="Times New Roman"/>
+        </w:rPr>
+        <w:t>hasil</w:t>
+      </w:r>
+      <w:proofErr w:type="spellEnd"/>
+      <w:r>
+        <w:rPr>
+          <w:rFonts w:ascii="Times New Roman" w:hAnsi="Times New Roman" w:cs="Times New Roman"/>
+        </w:rPr>
+        <w:t xml:space="preserve"> </w:t>
+      </w:r>
+      <w:proofErr w:type="spellStart"/>
+      <w:r>
+        <w:rPr>
+          <w:rFonts w:ascii="Times New Roman" w:hAnsi="Times New Roman" w:cs="Times New Roman"/>
+        </w:rPr>
+        <w:t>pekerjaan</w:t>
+      </w:r>
+      <w:proofErr w:type="spellEnd"/>
+      <w:r>
+        <w:rPr>
+          <w:rFonts w:ascii="Times New Roman" w:hAnsi="Times New Roman" w:cs="Times New Roman"/>
+        </w:rPr>
+        <w:t xml:space="preserve"> </w:t>
+      </w:r>
+      <w:proofErr w:type="spellStart"/>
+      <w:r>
+        <w:rPr>
+          <w:rFonts w:ascii="Times New Roman" w:hAnsi="Times New Roman" w:cs="Times New Roman"/>
+        </w:rPr>
+        <w:t>telah</w:t>
+      </w:r>
+      <w:proofErr w:type="spellEnd"/>
+      <w:r>
+        <w:rPr>
+          <w:rFonts w:ascii="Times New Roman" w:hAnsi="Times New Roman" w:cs="Times New Roman"/>
+        </w:rPr>
+        <w:t xml:space="preserve"> </w:t>
+      </w:r>
+      <w:proofErr w:type="spellStart"/>
+      <w:r>
+        <w:rPr>
+          <w:rFonts w:ascii="Times New Roman" w:hAnsi="Times New Roman" w:cs="Times New Roman"/>
+        </w:rPr>
+        <w:t>sesuai</w:t>
+      </w:r>
+      <w:proofErr w:type="spellEnd"/>
+      <w:r>
+        <w:rPr>
+          <w:rFonts w:ascii="Times New Roman" w:hAnsi="Times New Roman" w:cs="Times New Roman"/>
+        </w:rPr>
+        <w:t xml:space="preserve"> </w:t>
+      </w:r>
+      <w:proofErr w:type="spellStart"/>
+      <w:r>
+        <w:rPr>
+          <w:rFonts w:ascii="Times New Roman" w:hAnsi="Times New Roman" w:cs="Times New Roman"/>
+        </w:rPr>
+        <w:t>denga</w:t>
+      </w:r>
+      <w:r>
+        <w:rPr>
+          <w:rFonts w:ascii="Times New Roman" w:hAnsi="Times New Roman" w:cs="Times New Roman"/>
+        </w:rPr>
+        <w:t>n</w:t>
+      </w:r>
+      <w:proofErr w:type="spellEnd"/>
+      <w:r>
+        <w:rPr>
+          <w:rFonts w:ascii="Times New Roman" w:hAnsi="Times New Roman" w:cs="Times New Roman"/>
+        </w:rPr>
+        <w:t xml:space="preserve"> target pada </w:t>
+      </w:r>
+      <w:proofErr w:type="spellStart"/>
+      <w:r>
+        <w:rPr>
+          <w:rFonts w:ascii="Times New Roman" w:hAnsi="Times New Roman" w:cs="Times New Roman"/>
+        </w:rPr>
+        <w:t>modul</w:t>
+      </w:r>
+      <w:proofErr w:type="spellEnd"/>
+      <w:r>
+        <w:rPr>
+          <w:rFonts w:ascii="Times New Roman" w:hAnsi="Times New Roman" w:cs="Times New Roman"/>
+        </w:rPr>
+        <w:t xml:space="preserve"> yang </w:t>
+      </w:r>
+      <w:proofErr w:type="spellStart"/>
+      <w:r>
+        <w:rPr>
+          <w:rFonts w:ascii="Times New Roman" w:hAnsi="Times New Roman" w:cs="Times New Roman"/>
+        </w:rPr>
+        <w:t>diberikan</w:t>
+      </w:r>
+      <w:proofErr w:type="spellEnd"/>
       <w:r>
         <w:rPr>
           <w:rFonts w:ascii="Times New Roman" w:hAnsi="Times New Roman" w:cs="Times New Roman"/>
@@ -981,6 +5312,7 @@
           <w:rFonts w:ascii="Times New Roman" w:hAnsi="Times New Roman" w:cs="Times New Roman"/>
         </w:rPr>
       </w:pPr>
+      <w:proofErr w:type="spellStart"/>
       <w:r>
         <w:rPr>
           <w:rFonts w:ascii="Times New Roman" w:hAnsi="Times New Roman" w:cs="Times New Roman"/>
@@ -991,26 +5323,549 @@
         <w:rPr>
           <w:rFonts w:ascii="Times New Roman" w:hAnsi="Times New Roman" w:cs="Times New Roman"/>
         </w:rPr>
-        <w:t xml:space="preserve">iswa mencatat seluruh kegiatan yang telah dilakukan ke dalam buku </w:t>
-      </w:r>
+        <w:t>iswa</w:t>
+      </w:r>
+      <w:proofErr w:type="spellEnd"/>
+      <w:r>
+        <w:rPr>
+          <w:rFonts w:ascii="Times New Roman" w:hAnsi="Times New Roman" w:cs="Times New Roman"/>
+        </w:rPr>
+        <w:t xml:space="preserve"> </w:t>
+      </w:r>
+      <w:proofErr w:type="spellStart"/>
+      <w:r>
+        <w:rPr>
+          <w:rFonts w:ascii="Times New Roman" w:hAnsi="Times New Roman" w:cs="Times New Roman"/>
+        </w:rPr>
+        <w:t>mencatat</w:t>
+      </w:r>
+      <w:proofErr w:type="spellEnd"/>
+      <w:r>
+        <w:rPr>
+          <w:rFonts w:ascii="Times New Roman" w:hAnsi="Times New Roman" w:cs="Times New Roman"/>
+        </w:rPr>
+        <w:t xml:space="preserve"> </w:t>
+      </w:r>
+      <w:proofErr w:type="spellStart"/>
+      <w:r>
+        <w:rPr>
+          <w:rFonts w:ascii="Times New Roman" w:hAnsi="Times New Roman" w:cs="Times New Roman"/>
+        </w:rPr>
+        <w:t>seluruh</w:t>
+      </w:r>
+      <w:proofErr w:type="spellEnd"/>
+      <w:r>
+        <w:rPr>
+          <w:rFonts w:ascii="Times New Roman" w:hAnsi="Times New Roman" w:cs="Times New Roman"/>
+        </w:rPr>
+        <w:t xml:space="preserve"> </w:t>
+      </w:r>
+      <w:proofErr w:type="spellStart"/>
+      <w:r>
+        <w:rPr>
+          <w:rFonts w:ascii="Times New Roman" w:hAnsi="Times New Roman" w:cs="Times New Roman"/>
+        </w:rPr>
+        <w:t>kegiatan</w:t>
+      </w:r>
+      <w:proofErr w:type="spellEnd"/>
+      <w:r>
+        <w:rPr>
+          <w:rFonts w:ascii="Times New Roman" w:hAnsi="Times New Roman" w:cs="Times New Roman"/>
+        </w:rPr>
+        <w:t xml:space="preserve"> yang </w:t>
+      </w:r>
+      <w:proofErr w:type="spellStart"/>
+      <w:r>
+        <w:rPr>
+          <w:rFonts w:ascii="Times New Roman" w:hAnsi="Times New Roman" w:cs="Times New Roman"/>
+        </w:rPr>
+        <w:t>telah</w:t>
+      </w:r>
+      <w:proofErr w:type="spellEnd"/>
+      <w:r>
+        <w:rPr>
+          <w:rFonts w:ascii="Times New Roman" w:hAnsi="Times New Roman" w:cs="Times New Roman"/>
+        </w:rPr>
+        <w:t xml:space="preserve"> </w:t>
+      </w:r>
+      <w:proofErr w:type="spellStart"/>
+      <w:r>
+        <w:rPr>
+          <w:rFonts w:ascii="Times New Roman" w:hAnsi="Times New Roman" w:cs="Times New Roman"/>
+        </w:rPr>
+        <w:t>dilakukan</w:t>
+      </w:r>
+      <w:proofErr w:type="spellEnd"/>
+      <w:r>
+        <w:rPr>
+          <w:rFonts w:ascii="Times New Roman" w:hAnsi="Times New Roman" w:cs="Times New Roman"/>
+        </w:rPr>
+        <w:t xml:space="preserve"> </w:t>
+      </w:r>
+      <w:proofErr w:type="spellStart"/>
+      <w:r>
+        <w:rPr>
+          <w:rFonts w:ascii="Times New Roman" w:hAnsi="Times New Roman" w:cs="Times New Roman"/>
+        </w:rPr>
+        <w:t>ke</w:t>
+      </w:r>
+      <w:proofErr w:type="spellEnd"/>
+      <w:r>
+        <w:rPr>
+          <w:rFonts w:ascii="Times New Roman" w:hAnsi="Times New Roman" w:cs="Times New Roman"/>
+        </w:rPr>
+        <w:t xml:space="preserve"> </w:t>
+      </w:r>
+      <w:proofErr w:type="spellStart"/>
+      <w:r>
+        <w:rPr>
+          <w:rFonts w:ascii="Times New Roman" w:hAnsi="Times New Roman" w:cs="Times New Roman"/>
+        </w:rPr>
+        <w:t>dalam</w:t>
+      </w:r>
+      <w:proofErr w:type="spellEnd"/>
+      <w:r>
+        <w:rPr>
+          <w:rFonts w:ascii="Times New Roman" w:hAnsi="Times New Roman" w:cs="Times New Roman"/>
+        </w:rPr>
+        <w:t xml:space="preserve"> </w:t>
+      </w:r>
+      <w:proofErr w:type="spellStart"/>
+      <w:r>
+        <w:rPr>
+          <w:rFonts w:ascii="Times New Roman" w:hAnsi="Times New Roman" w:cs="Times New Roman"/>
+        </w:rPr>
+        <w:t>buku</w:t>
+      </w:r>
+      <w:proofErr w:type="spellEnd"/>
+      <w:r>
+        <w:rPr>
+          <w:rFonts w:ascii="Times New Roman" w:hAnsi="Times New Roman" w:cs="Times New Roman"/>
+        </w:rPr>
+        <w:t xml:space="preserve"> </w:t>
+      </w:r>
+      <w:proofErr w:type="spellStart"/>
       <w:r>
         <w:rPr>
           <w:rFonts w:ascii="Times New Roman" w:hAnsi="Times New Roman" w:cs="Times New Roman"/>
         </w:rPr>
         <w:t>jurnal</w:t>
       </w:r>
-      <w:r>
-        <w:rPr>
-          <w:rFonts w:ascii="Times New Roman" w:hAnsi="Times New Roman" w:cs="Times New Roman"/>
-        </w:rPr>
-        <w:t>. Jurnal tersebut kemudian diajukan kepada Pembimbing Industri untuk dimintai tanda tangan sebagai bukti pelaksanaan kegiatan PKL.</w:t>
-      </w:r>
-      <w:r>
-        <w:rPr>
-          <w:rFonts w:ascii="Times New Roman" w:hAnsi="Times New Roman" w:cs="Times New Roman"/>
-        </w:rPr>
-        <w:t xml:space="preserve"> Pengisian tanda tangan pembimbing industri pada jurnal dilakukan setiap hari rabu dan jumat/menyesuaikan kesediaan pembimbing</w:t>
-      </w:r>
+      <w:proofErr w:type="spellEnd"/>
+      <w:r>
+        <w:rPr>
+          <w:rFonts w:ascii="Times New Roman" w:hAnsi="Times New Roman" w:cs="Times New Roman"/>
+        </w:rPr>
+        <w:t xml:space="preserve">. </w:t>
+      </w:r>
+      <w:proofErr w:type="spellStart"/>
+      <w:r>
+        <w:rPr>
+          <w:rFonts w:ascii="Times New Roman" w:hAnsi="Times New Roman" w:cs="Times New Roman"/>
+        </w:rPr>
+        <w:t>Jurnal</w:t>
+      </w:r>
+      <w:proofErr w:type="spellEnd"/>
+      <w:r>
+        <w:rPr>
+          <w:rFonts w:ascii="Times New Roman" w:hAnsi="Times New Roman" w:cs="Times New Roman"/>
+        </w:rPr>
+        <w:t xml:space="preserve"> </w:t>
+      </w:r>
+      <w:proofErr w:type="spellStart"/>
+      <w:r>
+        <w:rPr>
+          <w:rFonts w:ascii="Times New Roman" w:hAnsi="Times New Roman" w:cs="Times New Roman"/>
+        </w:rPr>
+        <w:t>tersebut</w:t>
+      </w:r>
+      <w:proofErr w:type="spellEnd"/>
+      <w:r>
+        <w:rPr>
+          <w:rFonts w:ascii="Times New Roman" w:hAnsi="Times New Roman" w:cs="Times New Roman"/>
+        </w:rPr>
+        <w:t xml:space="preserve"> </w:t>
+      </w:r>
+      <w:proofErr w:type="spellStart"/>
+      <w:r>
+        <w:rPr>
+          <w:rFonts w:ascii="Times New Roman" w:hAnsi="Times New Roman" w:cs="Times New Roman"/>
+        </w:rPr>
+        <w:t>kemudian</w:t>
+      </w:r>
+      <w:proofErr w:type="spellEnd"/>
+      <w:r>
+        <w:rPr>
+          <w:rFonts w:ascii="Times New Roman" w:hAnsi="Times New Roman" w:cs="Times New Roman"/>
+        </w:rPr>
+        <w:t xml:space="preserve"> </w:t>
+      </w:r>
+      <w:proofErr w:type="spellStart"/>
+      <w:r>
+        <w:rPr>
+          <w:rFonts w:ascii="Times New Roman" w:hAnsi="Times New Roman" w:cs="Times New Roman"/>
+        </w:rPr>
+        <w:t>diajukan</w:t>
+      </w:r>
+      <w:proofErr w:type="spellEnd"/>
+      <w:r>
+        <w:rPr>
+          <w:rFonts w:ascii="Times New Roman" w:hAnsi="Times New Roman" w:cs="Times New Roman"/>
+        </w:rPr>
+        <w:t xml:space="preserve"> </w:t>
+      </w:r>
+      <w:proofErr w:type="spellStart"/>
+      <w:r>
+        <w:rPr>
+          <w:rFonts w:ascii="Times New Roman" w:hAnsi="Times New Roman" w:cs="Times New Roman"/>
+        </w:rPr>
+        <w:t>kepada</w:t>
+      </w:r>
+      <w:proofErr w:type="spellEnd"/>
+      <w:r>
+        <w:rPr>
+          <w:rFonts w:ascii="Times New Roman" w:hAnsi="Times New Roman" w:cs="Times New Roman"/>
+        </w:rPr>
+        <w:t xml:space="preserve"> </w:t>
+      </w:r>
+      <w:proofErr w:type="spellStart"/>
+      <w:r>
+        <w:rPr>
+          <w:rFonts w:ascii="Times New Roman" w:hAnsi="Times New Roman" w:cs="Times New Roman"/>
+        </w:rPr>
+        <w:t>Pembimbing</w:t>
+      </w:r>
+      <w:proofErr w:type="spellEnd"/>
+      <w:r>
+        <w:rPr>
+          <w:rFonts w:ascii="Times New Roman" w:hAnsi="Times New Roman" w:cs="Times New Roman"/>
+        </w:rPr>
+        <w:t xml:space="preserve"> Industri </w:t>
+      </w:r>
+      <w:proofErr w:type="spellStart"/>
+      <w:r>
+        <w:rPr>
+          <w:rFonts w:ascii="Times New Roman" w:hAnsi="Times New Roman" w:cs="Times New Roman"/>
+        </w:rPr>
+        <w:t>untuk</w:t>
+      </w:r>
+      <w:proofErr w:type="spellEnd"/>
+      <w:r>
+        <w:rPr>
+          <w:rFonts w:ascii="Times New Roman" w:hAnsi="Times New Roman" w:cs="Times New Roman"/>
+        </w:rPr>
+        <w:t xml:space="preserve"> </w:t>
+      </w:r>
+      <w:proofErr w:type="spellStart"/>
+      <w:r>
+        <w:rPr>
+          <w:rFonts w:ascii="Times New Roman" w:hAnsi="Times New Roman" w:cs="Times New Roman"/>
+        </w:rPr>
+        <w:t>dimintai</w:t>
+      </w:r>
+      <w:proofErr w:type="spellEnd"/>
+      <w:r>
+        <w:rPr>
+          <w:rFonts w:ascii="Times New Roman" w:hAnsi="Times New Roman" w:cs="Times New Roman"/>
+        </w:rPr>
+        <w:t xml:space="preserve"> </w:t>
+      </w:r>
+      <w:proofErr w:type="spellStart"/>
+      <w:r>
+        <w:rPr>
+          <w:rFonts w:ascii="Times New Roman" w:hAnsi="Times New Roman" w:cs="Times New Roman"/>
+        </w:rPr>
+        <w:t>tanda</w:t>
+      </w:r>
+      <w:proofErr w:type="spellEnd"/>
+      <w:r>
+        <w:rPr>
+          <w:rFonts w:ascii="Times New Roman" w:hAnsi="Times New Roman" w:cs="Times New Roman"/>
+        </w:rPr>
+        <w:t xml:space="preserve"> </w:t>
+      </w:r>
+      <w:proofErr w:type="spellStart"/>
+      <w:r>
+        <w:rPr>
+          <w:rFonts w:ascii="Times New Roman" w:hAnsi="Times New Roman" w:cs="Times New Roman"/>
+        </w:rPr>
+        <w:t>tangan</w:t>
+      </w:r>
+      <w:proofErr w:type="spellEnd"/>
+      <w:r>
+        <w:rPr>
+          <w:rFonts w:ascii="Times New Roman" w:hAnsi="Times New Roman" w:cs="Times New Roman"/>
+        </w:rPr>
+        <w:t xml:space="preserve"> </w:t>
+      </w:r>
+      <w:proofErr w:type="spellStart"/>
+      <w:r>
+        <w:rPr>
+          <w:rFonts w:ascii="Times New Roman" w:hAnsi="Times New Roman" w:cs="Times New Roman"/>
+        </w:rPr>
+        <w:t>sebagai</w:t>
+      </w:r>
+      <w:proofErr w:type="spellEnd"/>
+      <w:r>
+        <w:rPr>
+          <w:rFonts w:ascii="Times New Roman" w:hAnsi="Times New Roman" w:cs="Times New Roman"/>
+        </w:rPr>
+        <w:t xml:space="preserve"> </w:t>
+      </w:r>
+      <w:proofErr w:type="spellStart"/>
+      <w:r>
+        <w:rPr>
+          <w:rFonts w:ascii="Times New Roman" w:hAnsi="Times New Roman" w:cs="Times New Roman"/>
+        </w:rPr>
+        <w:t>bukti</w:t>
+      </w:r>
+      <w:proofErr w:type="spellEnd"/>
+      <w:r>
+        <w:rPr>
+          <w:rFonts w:ascii="Times New Roman" w:hAnsi="Times New Roman" w:cs="Times New Roman"/>
+        </w:rPr>
+        <w:t xml:space="preserve"> </w:t>
+      </w:r>
+      <w:proofErr w:type="spellStart"/>
+      <w:r>
+        <w:rPr>
+          <w:rFonts w:ascii="Times New Roman" w:hAnsi="Times New Roman" w:cs="Times New Roman"/>
+        </w:rPr>
+        <w:t>pelaksanaan</w:t>
+      </w:r>
+      <w:proofErr w:type="spellEnd"/>
+      <w:r>
+        <w:rPr>
+          <w:rFonts w:ascii="Times New Roman" w:hAnsi="Times New Roman" w:cs="Times New Roman"/>
+        </w:rPr>
+        <w:t xml:space="preserve"> </w:t>
+      </w:r>
+      <w:proofErr w:type="spellStart"/>
+      <w:r>
+        <w:rPr>
+          <w:rFonts w:ascii="Times New Roman" w:hAnsi="Times New Roman" w:cs="Times New Roman"/>
+        </w:rPr>
+        <w:t>kegiatan</w:t>
+      </w:r>
+      <w:proofErr w:type="spellEnd"/>
+      <w:r>
+        <w:rPr>
+          <w:rFonts w:ascii="Times New Roman" w:hAnsi="Times New Roman" w:cs="Times New Roman"/>
+        </w:rPr>
+        <w:t xml:space="preserve"> PKL.</w:t>
+      </w:r>
+      <w:r>
+        <w:rPr>
+          <w:rFonts w:ascii="Times New Roman" w:hAnsi="Times New Roman" w:cs="Times New Roman"/>
+        </w:rPr>
+        <w:t xml:space="preserve"> </w:t>
+      </w:r>
+      <w:proofErr w:type="spellStart"/>
+      <w:r>
+        <w:rPr>
+          <w:rFonts w:ascii="Times New Roman" w:hAnsi="Times New Roman" w:cs="Times New Roman"/>
+        </w:rPr>
+        <w:t>Pengisian</w:t>
+      </w:r>
+      <w:proofErr w:type="spellEnd"/>
+      <w:r>
+        <w:rPr>
+          <w:rFonts w:ascii="Times New Roman" w:hAnsi="Times New Roman" w:cs="Times New Roman"/>
+        </w:rPr>
+        <w:t xml:space="preserve"> </w:t>
+      </w:r>
+      <w:proofErr w:type="spellStart"/>
+      <w:r>
+        <w:rPr>
+          <w:rFonts w:ascii="Times New Roman" w:hAnsi="Times New Roman" w:cs="Times New Roman"/>
+        </w:rPr>
+        <w:t>tanda</w:t>
+      </w:r>
+      <w:proofErr w:type="spellEnd"/>
+      <w:r>
+        <w:rPr>
+          <w:rFonts w:ascii="Times New Roman" w:hAnsi="Times New Roman" w:cs="Times New Roman"/>
+        </w:rPr>
+        <w:t xml:space="preserve"> </w:t>
+      </w:r>
+      <w:proofErr w:type="spellStart"/>
+      <w:r>
+        <w:rPr>
+          <w:rFonts w:ascii="Times New Roman" w:hAnsi="Times New Roman" w:cs="Times New Roman"/>
+        </w:rPr>
+        <w:t>tangan</w:t>
+      </w:r>
+      <w:proofErr w:type="spellEnd"/>
+      <w:r>
+        <w:rPr>
+          <w:rFonts w:ascii="Times New Roman" w:hAnsi="Times New Roman" w:cs="Times New Roman"/>
+        </w:rPr>
+        <w:t xml:space="preserve"> </w:t>
+      </w:r>
+      <w:proofErr w:type="spellStart"/>
+      <w:r>
+        <w:rPr>
+          <w:rFonts w:ascii="Times New Roman" w:hAnsi="Times New Roman" w:cs="Times New Roman"/>
+        </w:rPr>
+        <w:t>pembimbing</w:t>
+      </w:r>
+      <w:proofErr w:type="spellEnd"/>
+      <w:r>
+        <w:rPr>
+          <w:rFonts w:ascii="Times New Roman" w:hAnsi="Times New Roman" w:cs="Times New Roman"/>
+        </w:rPr>
+        <w:t xml:space="preserve"> </w:t>
+      </w:r>
+      <w:proofErr w:type="spellStart"/>
+      <w:r>
+        <w:rPr>
+          <w:rFonts w:ascii="Times New Roman" w:hAnsi="Times New Roman" w:cs="Times New Roman"/>
+        </w:rPr>
+        <w:t>industri</w:t>
+      </w:r>
+      <w:proofErr w:type="spellEnd"/>
+      <w:r>
+        <w:rPr>
+          <w:rFonts w:ascii="Times New Roman" w:hAnsi="Times New Roman" w:cs="Times New Roman"/>
+        </w:rPr>
+        <w:t xml:space="preserve"> pada </w:t>
+      </w:r>
+      <w:proofErr w:type="spellStart"/>
+      <w:r>
+        <w:rPr>
+          <w:rFonts w:ascii="Times New Roman" w:hAnsi="Times New Roman" w:cs="Times New Roman"/>
+        </w:rPr>
+        <w:t>jurnal</w:t>
+      </w:r>
+      <w:proofErr w:type="spellEnd"/>
+      <w:r>
+        <w:rPr>
+          <w:rFonts w:ascii="Times New Roman" w:hAnsi="Times New Roman" w:cs="Times New Roman"/>
+        </w:rPr>
+        <w:t xml:space="preserve"> </w:t>
+      </w:r>
+      <w:proofErr w:type="spellStart"/>
+      <w:r>
+        <w:rPr>
+          <w:rFonts w:ascii="Times New Roman" w:hAnsi="Times New Roman" w:cs="Times New Roman"/>
+        </w:rPr>
+        <w:t>dilakukan</w:t>
+      </w:r>
+      <w:proofErr w:type="spellEnd"/>
+      <w:r>
+        <w:rPr>
+          <w:rFonts w:ascii="Times New Roman" w:hAnsi="Times New Roman" w:cs="Times New Roman"/>
+        </w:rPr>
+        <w:t xml:space="preserve"> </w:t>
+      </w:r>
+      <w:proofErr w:type="spellStart"/>
+      <w:r>
+        <w:rPr>
+          <w:rFonts w:ascii="Times New Roman" w:hAnsi="Times New Roman" w:cs="Times New Roman"/>
+        </w:rPr>
+        <w:t>setiap</w:t>
+      </w:r>
+      <w:proofErr w:type="spellEnd"/>
+      <w:r>
+        <w:rPr>
+          <w:rFonts w:ascii="Times New Roman" w:hAnsi="Times New Roman" w:cs="Times New Roman"/>
+        </w:rPr>
+        <w:t xml:space="preserve"> </w:t>
+      </w:r>
+      <w:proofErr w:type="spellStart"/>
+      <w:r>
+        <w:rPr>
+          <w:rFonts w:ascii="Times New Roman" w:hAnsi="Times New Roman" w:cs="Times New Roman"/>
+        </w:rPr>
+        <w:t>hari</w:t>
+      </w:r>
+      <w:proofErr w:type="spellEnd"/>
+      <w:r>
+        <w:rPr>
+          <w:rFonts w:ascii="Times New Roman" w:hAnsi="Times New Roman" w:cs="Times New Roman"/>
+        </w:rPr>
+        <w:t xml:space="preserve"> </w:t>
+      </w:r>
+      <w:r>
+        <w:rPr>
+          <w:rFonts w:ascii="Times New Roman" w:hAnsi="Times New Roman" w:cs="Times New Roman"/>
+        </w:rPr>
+        <w:t>R</w:t>
+      </w:r>
+      <w:r>
+        <w:rPr>
+          <w:rFonts w:ascii="Times New Roman" w:hAnsi="Times New Roman" w:cs="Times New Roman"/>
+        </w:rPr>
+        <w:t xml:space="preserve">abu dan </w:t>
+      </w:r>
+      <w:r>
+        <w:rPr>
+          <w:rFonts w:ascii="Times New Roman" w:hAnsi="Times New Roman" w:cs="Times New Roman"/>
+        </w:rPr>
+        <w:t>J</w:t>
+      </w:r>
+      <w:r>
+        <w:rPr>
+          <w:rFonts w:ascii="Times New Roman" w:hAnsi="Times New Roman" w:cs="Times New Roman"/>
+        </w:rPr>
+        <w:t>umat</w:t>
+      </w:r>
+      <w:r>
+        <w:rPr>
+          <w:rFonts w:ascii="Times New Roman" w:hAnsi="Times New Roman" w:cs="Times New Roman"/>
+        </w:rPr>
+        <w:t xml:space="preserve"> </w:t>
+      </w:r>
+      <w:proofErr w:type="spellStart"/>
+      <w:r>
+        <w:rPr>
+          <w:rFonts w:ascii="Times New Roman" w:hAnsi="Times New Roman" w:cs="Times New Roman"/>
+        </w:rPr>
+        <w:t>atau</w:t>
+      </w:r>
+      <w:proofErr w:type="spellEnd"/>
+      <w:r>
+        <w:rPr>
+          <w:rFonts w:ascii="Times New Roman" w:hAnsi="Times New Roman" w:cs="Times New Roman"/>
+        </w:rPr>
+        <w:t xml:space="preserve"> </w:t>
+      </w:r>
+      <w:proofErr w:type="spellStart"/>
+      <w:r>
+        <w:rPr>
+          <w:rFonts w:ascii="Times New Roman" w:hAnsi="Times New Roman" w:cs="Times New Roman"/>
+        </w:rPr>
+        <w:t>menyesuaikan</w:t>
+      </w:r>
+      <w:proofErr w:type="spellEnd"/>
+      <w:r>
+        <w:rPr>
+          <w:rFonts w:ascii="Times New Roman" w:hAnsi="Times New Roman" w:cs="Times New Roman"/>
+        </w:rPr>
+        <w:t xml:space="preserve"> </w:t>
+      </w:r>
+      <w:proofErr w:type="spellStart"/>
+      <w:r>
+        <w:rPr>
+          <w:rFonts w:ascii="Times New Roman" w:hAnsi="Times New Roman" w:cs="Times New Roman"/>
+        </w:rPr>
+        <w:t>kesediaan</w:t>
+      </w:r>
+      <w:proofErr w:type="spellEnd"/>
+      <w:r>
+        <w:rPr>
+          <w:rFonts w:ascii="Times New Roman" w:hAnsi="Times New Roman" w:cs="Times New Roman"/>
+        </w:rPr>
+        <w:t xml:space="preserve"> </w:t>
+      </w:r>
+      <w:proofErr w:type="spellStart"/>
+      <w:r>
+        <w:rPr>
+          <w:rFonts w:ascii="Times New Roman" w:hAnsi="Times New Roman" w:cs="Times New Roman"/>
+        </w:rPr>
+        <w:t>pembimbing</w:t>
+      </w:r>
+      <w:proofErr w:type="spellEnd"/>
       <w:r>
         <w:rPr>
           <w:rFonts w:ascii="Times New Roman" w:hAnsi="Times New Roman" w:cs="Times New Roman"/>
@@ -1028,7 +5883,7 @@
     </w:p>
     <w:sectPr>
       <w:pgSz w:w="11906" w:h="16838"/>
-      <w:pgMar w:top="1440" w:right="1440" w:bottom="1440" w:left="1440" w:header="708" w:footer="708" w:gutter="0"/>
+      <w:pgMar w:top="1701" w:right="1701" w:bottom="1701" w:left="2268" w:header="708" w:footer="708" w:gutter="0"/>
       <w:cols w:space="708"/>
       <w:docGrid w:linePitch="360"/>
     </w:sectPr>
@@ -1128,6 +5983,92 @@
     </w:lvl>
   </w:abstractNum>
   <w:abstractNum w:abstractNumId="1" w15:restartNumberingAfterBreak="0">
+    <w:nsid w:val="2B370704"/>
+    <w:multiLevelType w:val="hybridMultilevel"/>
+    <w:tmpl w:val="9814BA86"/>
+    <w:lvl w:ilvl="0" w:tplc="3809000F">
+      <w:start w:val="1"/>
+      <w:numFmt w:val="decimal"/>
+      <w:lvlText w:val="%1."/>
+      <w:lvlJc w:val="left"/>
+      <w:pPr>
+        <w:ind w:left="720" w:hanging="360"/>
+      </w:pPr>
+    </w:lvl>
+    <w:lvl w:ilvl="1" w:tplc="38090019" w:tentative="1">
+      <w:start w:val="1"/>
+      <w:numFmt w:val="lowerLetter"/>
+      <w:lvlText w:val="%2."/>
+      <w:lvlJc w:val="left"/>
+      <w:pPr>
+        <w:ind w:left="1440" w:hanging="360"/>
+      </w:pPr>
+    </w:lvl>
+    <w:lvl w:ilvl="2" w:tplc="3809001B" w:tentative="1">
+      <w:start w:val="1"/>
+      <w:numFmt w:val="lowerRoman"/>
+      <w:lvlText w:val="%3."/>
+      <w:lvlJc w:val="right"/>
+      <w:pPr>
+        <w:ind w:left="2160" w:hanging="180"/>
+      </w:pPr>
+    </w:lvl>
+    <w:lvl w:ilvl="3" w:tplc="3809000F" w:tentative="1">
+      <w:start w:val="1"/>
+      <w:numFmt w:val="decimal"/>
+      <w:lvlText w:val="%4."/>
+      <w:lvlJc w:val="left"/>
+      <w:pPr>
+        <w:ind w:left="2880" w:hanging="360"/>
+      </w:pPr>
+    </w:lvl>
+    <w:lvl w:ilvl="4" w:tplc="38090019" w:tentative="1">
+      <w:start w:val="1"/>
+      <w:numFmt w:val="lowerLetter"/>
+      <w:lvlText w:val="%5."/>
+      <w:lvlJc w:val="left"/>
+      <w:pPr>
+        <w:ind w:left="3600" w:hanging="360"/>
+      </w:pPr>
+    </w:lvl>
+    <w:lvl w:ilvl="5" w:tplc="3809001B" w:tentative="1">
+      <w:start w:val="1"/>
+      <w:numFmt w:val="lowerRoman"/>
+      <w:lvlText w:val="%6."/>
+      <w:lvlJc w:val="right"/>
+      <w:pPr>
+        <w:ind w:left="4320" w:hanging="180"/>
+      </w:pPr>
+    </w:lvl>
+    <w:lvl w:ilvl="6" w:tplc="3809000F" w:tentative="1">
+      <w:start w:val="1"/>
+      <w:numFmt w:val="decimal"/>
+      <w:lvlText w:val="%7."/>
+      <w:lvlJc w:val="left"/>
+      <w:pPr>
+        <w:ind w:left="5040" w:hanging="360"/>
+      </w:pPr>
+    </w:lvl>
+    <w:lvl w:ilvl="7" w:tplc="38090019" w:tentative="1">
+      <w:start w:val="1"/>
+      <w:numFmt w:val="lowerLetter"/>
+      <w:lvlText w:val="%8."/>
+      <w:lvlJc w:val="left"/>
+      <w:pPr>
+        <w:ind w:left="5760" w:hanging="360"/>
+      </w:pPr>
+    </w:lvl>
+    <w:lvl w:ilvl="8" w:tplc="3809001B" w:tentative="1">
+      <w:start w:val="1"/>
+      <w:numFmt w:val="lowerRoman"/>
+      <w:lvlText w:val="%9."/>
+      <w:lvlJc w:val="right"/>
+      <w:pPr>
+        <w:ind w:left="6480" w:hanging="180"/>
+      </w:pPr>
+    </w:lvl>
+  </w:abstractNum>
+  <w:abstractNum w:abstractNumId="2" w15:restartNumberingAfterBreak="0">
     <w:nsid w:val="2BA505ED"/>
     <w:multiLevelType w:val="hybridMultilevel"/>
     <w:tmpl w:val="AFE6B86E"/>
@@ -1216,7 +6157,7 @@
       </w:pPr>
     </w:lvl>
   </w:abstractNum>
-  <w:abstractNum w:abstractNumId="2" w15:restartNumberingAfterBreak="0">
+  <w:abstractNum w:abstractNumId="3" w15:restartNumberingAfterBreak="0">
     <w:nsid w:val="39147BA4"/>
     <w:multiLevelType w:val="hybridMultilevel"/>
     <w:tmpl w:val="7E2E4066"/>
@@ -1305,7 +6246,7 @@
       </w:pPr>
     </w:lvl>
   </w:abstractNum>
-  <w:abstractNum w:abstractNumId="3" w15:restartNumberingAfterBreak="0">
+  <w:abstractNum w:abstractNumId="4" w15:restartNumberingAfterBreak="0">
     <w:nsid w:val="7ACD554D"/>
     <w:multiLevelType w:val="hybridMultilevel"/>
     <w:tmpl w:val="4AB2DFA0"/>
@@ -1395,12 +6336,15 @@
     <w:abstractNumId w:val="0"/>
   </w:num>
   <w:num w:numId="2" w16cid:durableId="1038120643">
+    <w:abstractNumId w:val="3"/>
+  </w:num>
+  <w:num w:numId="3" w16cid:durableId="449052921">
+    <w:abstractNumId w:val="4"/>
+  </w:num>
+  <w:num w:numId="4" w16cid:durableId="293484721">
     <w:abstractNumId w:val="2"/>
   </w:num>
-  <w:num w:numId="3" w16cid:durableId="449052921">
-    <w:abstractNumId w:val="3"/>
-  </w:num>
-  <w:num w:numId="4" w16cid:durableId="293484721">
+  <w:num w:numId="5" w16cid:durableId="334578075">
     <w:abstractNumId w:val="1"/>
   </w:num>
 </w:numbering>
@@ -1835,20 +6779,19 @@
     <w:next w:val="Normal"/>
     <w:link w:val="Heading2Char"/>
     <w:uiPriority w:val="9"/>
-    <w:semiHidden/>
     <w:unhideWhenUsed/>
     <w:qFormat/>
-    <w:rsid w:val="00F14335"/>
+    <w:rsid w:val="009C18C9"/>
     <w:pPr>
       <w:keepNext/>
       <w:keepLines/>
-      <w:spacing w:before="160" w:after="80"/>
+      <w:spacing w:after="0" w:line="240" w:lineRule="auto"/>
       <w:outlineLvl w:val="1"/>
     </w:pPr>
     <w:rPr>
-      <w:rFonts w:asciiTheme="majorHAnsi" w:eastAsiaTheme="majorEastAsia" w:hAnsiTheme="majorHAnsi" w:cstheme="majorBidi"/>
-      <w:color w:val="2F5496" w:themeColor="accent1" w:themeShade="BF"/>
-      <w:sz w:val="32"/>
+      <w:rFonts w:ascii="Times New Roman" w:eastAsiaTheme="majorEastAsia" w:hAnsi="Times New Roman" w:cstheme="majorBidi"/>
+      <w:b/>
+      <w:color w:val="000000" w:themeColor="text1"/>
       <w:szCs w:val="32"/>
     </w:rPr>
   </w:style>
@@ -2052,12 +6995,11 @@
     <w:basedOn w:val="DefaultParagraphFont"/>
     <w:link w:val="Heading2"/>
     <w:uiPriority w:val="9"/>
-    <w:semiHidden/>
-    <w:rsid w:val="00F14335"/>
+    <w:rsid w:val="009C18C9"/>
     <w:rPr>
-      <w:rFonts w:asciiTheme="majorHAnsi" w:eastAsiaTheme="majorEastAsia" w:hAnsiTheme="majorHAnsi" w:cstheme="majorBidi"/>
-      <w:color w:val="2F5496" w:themeColor="accent1" w:themeShade="BF"/>
-      <w:sz w:val="32"/>
+      <w:rFonts w:ascii="Times New Roman" w:eastAsiaTheme="majorEastAsia" w:hAnsi="Times New Roman" w:cstheme="majorBidi"/>
+      <w:b/>
+      <w:color w:val="000000" w:themeColor="text1"/>
       <w:szCs w:val="32"/>
     </w:rPr>
   </w:style>
